--- a/spark/Spark notes.docx
+++ b/spark/Spark notes.docx
@@ -160,6 +160,14 @@
         <w:pStyle w:val="Heading1"/>
       </w:pPr>
       <w:r>
+        <w:t>Materials</w:t>
+      </w:r>
+    </w:p>
+    <w:p>
+      <w:pPr>
+        <w:pStyle w:val="Heading2"/>
+      </w:pPr>
+      <w:r>
         <w:t>Repositories</w:t>
       </w:r>
     </w:p>
@@ -190,44 +198,15 @@
     </w:p>
     <w:p>
       <w:pPr>
-        <w:pStyle w:val="Heading1"/>
-      </w:pPr>
-      <w:r>
-        <w:t>Modes of running Spark</w:t>
-      </w:r>
-    </w:p>
-    <w:p>
-      <w:pPr>
         <w:pStyle w:val="Heading2"/>
       </w:pPr>
       <w:r>
-        <w:t>Local mode</w:t>
-      </w:r>
-    </w:p>
-    <w:p>
-      <w:r>
-        <w:t>When we run Spark in a local mode, that means it is running on a single machine. Then we have only one JVM (Java virtual machine) process.</w:t>
-      </w:r>
-    </w:p>
-    <w:p>
-      <w:pPr>
-        <w:pStyle w:val="Heading2"/>
-      </w:pPr>
-      <w:r>
-        <w:t>Cluster mode</w:t>
-      </w:r>
-    </w:p>
-    <w:p>
-      <w:r>
-        <w:t>When we run Spark in a cluster mode, that means it is running on multiple machines in a distributed way. We have then multiple JVM porcesses (master and worker) running on different machines.</w:t>
-      </w:r>
-    </w:p>
-    <w:p>
-      <w:pPr>
-        <w:pStyle w:val="Heading1"/>
-      </w:pPr>
-      <w:r>
         <w:t>Spark theory</w:t>
+      </w:r>
+    </w:p>
+    <w:p>
+      <w:r>
+        <w:t>Here are videos explaining Spark theory:</w:t>
       </w:r>
     </w:p>
     <w:p>
@@ -269,46 +248,13 @@
         </w:r>
       </w:hyperlink>
       <w:r>
-        <w:t xml:space="preserve"> - Spark</w:t>
-      </w:r>
-    </w:p>
-    <w:p>
-      <w:pPr>
-        <w:pStyle w:val="Heading1"/>
-      </w:pPr>
-      <w:r>
-        <w:lastRenderedPageBreak/>
-        <w:t>Data partitioning</w:t>
-      </w:r>
-    </w:p>
-    <w:p>
-      <w:r>
-        <w:t xml:space="preserve">When Spark is saving a big table in an object storage, it </w:t>
-      </w:r>
-      <w:r>
-        <w:t>automatically</w:t>
-      </w:r>
-      <w:r>
-        <w:t xml:space="preserve"> split</w:t>
-      </w:r>
-      <w:r>
-        <w:t>s</w:t>
-      </w:r>
-      <w:r>
-        <w:t xml:space="preserve"> it into multiple smaller files (objects).</w:t>
-      </w:r>
-    </w:p>
-    <w:p>
-      <w:r>
-        <w:t>Later when Spark reads that table it knows which files to read to get data for the entire table.</w:t>
-      </w:r>
-    </w:p>
-    <w:p>
-      <w:pPr>
-        <w:pStyle w:val="Heading1"/>
-      </w:pPr>
-      <w:r>
-        <w:t>Submitting Spark jobs</w:t>
+        <w:t xml:space="preserve"> </w:t>
+      </w:r>
+      <w:r>
+        <w:t>–</w:t>
+      </w:r>
+      <w:r>
+        <w:t xml:space="preserve"> Spark</w:t>
       </w:r>
     </w:p>
     <w:p>
@@ -316,7 +262,7 @@
         <w:pStyle w:val="Heading2"/>
       </w:pPr>
       <w:r>
-        <w:t>Materials</w:t>
+        <w:t>Submitting Spark Jobs</w:t>
       </w:r>
     </w:p>
     <w:p>
@@ -362,277 +308,265 @@
     </w:p>
     <w:p>
       <w:pPr>
+        <w:pStyle w:val="Heading1"/>
+      </w:pPr>
+      <w:r>
+        <w:t>Spark theory</w:t>
+      </w:r>
+    </w:p>
+    <w:p>
+      <w:pPr>
         <w:pStyle w:val="Heading2"/>
       </w:pPr>
       <w:r>
-        <w:t>Different ways of submitting Spark jobs on Kubernetes</w:t>
-      </w:r>
-    </w:p>
-    <w:p>
-      <w:pPr>
-        <w:pStyle w:val="Heading3"/>
-      </w:pPr>
-      <w:r>
-        <w:t>Spark-submit command</w:t>
-      </w:r>
-    </w:p>
-    <w:p>
-      <w:r>
-        <w:t>To run a Spark script using this option w</w:t>
-      </w:r>
-      <w:r>
-        <w:t xml:space="preserve">e need to </w:t>
-      </w:r>
-      <w:r>
-        <w:t>follow those steps:</w:t>
-      </w:r>
-    </w:p>
-    <w:p>
-      <w:pPr>
-        <w:pStyle w:val="ListParagraph"/>
-        <w:numPr>
-          <w:ilvl w:val="0"/>
-          <w:numId w:val="7"/>
-        </w:numPr>
-      </w:pPr>
-      <w:r>
-        <w:t>B</w:t>
-      </w:r>
-      <w:r>
-        <w:t xml:space="preserve">uild a Docker image containing </w:t>
-      </w:r>
-      <w:r>
-        <w:t xml:space="preserve">our </w:t>
-      </w:r>
-      <w:r>
-        <w:t>Spark app</w:t>
-      </w:r>
-      <w:r>
-        <w:t xml:space="preserve"> and script</w:t>
-      </w:r>
-    </w:p>
-    <w:p>
-      <w:pPr>
-        <w:pStyle w:val="ListParagraph"/>
-        <w:numPr>
-          <w:ilvl w:val="0"/>
-          <w:numId w:val="7"/>
-        </w:numPr>
-      </w:pPr>
-      <w:r>
-        <w:t>P</w:t>
-      </w:r>
-      <w:r>
-        <w:t xml:space="preserve">ush </w:t>
-      </w:r>
-      <w:r>
-        <w:t>our Docker image</w:t>
-      </w:r>
-      <w:r>
-        <w:t xml:space="preserve"> to a could container registry </w:t>
-      </w:r>
-    </w:p>
-    <w:p>
-      <w:pPr>
-        <w:pStyle w:val="ListParagraph"/>
-        <w:numPr>
-          <w:ilvl w:val="0"/>
-          <w:numId w:val="7"/>
-        </w:numPr>
-      </w:pPr>
-      <w:r>
-        <w:t>U</w:t>
-      </w:r>
-      <w:r>
-        <w:t>se the spark-submit command in terminal to run that image on the Kubernetes cluster.</w:t>
-      </w:r>
-    </w:p>
-    <w:p>
-      <w:r>
-        <w:t xml:space="preserve">Instead of pushing Docker image to a container registry we can use an image saved on each Kubernetes’ node. </w:t>
-      </w:r>
-    </w:p>
-    <w:p>
-      <w:pPr>
-        <w:pStyle w:val="Heading3"/>
-      </w:pPr>
-      <w:r>
-        <w:t>SparkSession</w:t>
-      </w:r>
-    </w:p>
-    <w:p>
-      <w:r>
-        <w:t xml:space="preserve">In the SparkSession, in the </w:t>
-      </w:r>
-      <w:r>
-        <w:t>S</w:t>
-      </w:r>
-      <w:r>
-        <w:t>park script, we can define parameters regarding Kubernetes cluster on which we want to run a Spark code.</w:t>
-      </w:r>
-    </w:p>
-    <w:p>
-      <w:r>
-        <w:t>It is similar to the spark-submit command. We provide the same parameters in the SparkSession as in the spark-submit command.</w:t>
-      </w:r>
-    </w:p>
-    <w:p>
-      <w:pPr>
-        <w:pStyle w:val="Heading3"/>
-      </w:pPr>
-      <w:r>
-        <w:t xml:space="preserve">SparkApplication </w:t>
-      </w:r>
-      <w:r>
-        <w:t>resource</w:t>
-      </w:r>
-    </w:p>
-    <w:p>
-      <w:r>
-        <w:t>This is the best option to run Spark scripts in production.</w:t>
-      </w:r>
-    </w:p>
-    <w:p>
-      <w:r>
-        <w:t>Here are the steps we need to follow:</w:t>
-      </w:r>
-    </w:p>
-    <w:p>
-      <w:pPr>
-        <w:pStyle w:val="ListParagraph"/>
-        <w:numPr>
-          <w:ilvl w:val="0"/>
-          <w:numId w:val="5"/>
-        </w:numPr>
-      </w:pPr>
-      <w:r>
-        <w:t>Prepare a Spark script</w:t>
-      </w:r>
-    </w:p>
-    <w:p>
-      <w:pPr>
-        <w:pStyle w:val="ListParagraph"/>
-        <w:numPr>
-          <w:ilvl w:val="0"/>
-          <w:numId w:val="5"/>
-        </w:numPr>
-      </w:pPr>
+        <w:t>DAG</w:t>
+      </w:r>
+    </w:p>
+    <w:p>
+      <w:r>
+        <w:t>DAG stands for Directed Acyclic Graph and in Spark it represents the ligical execution plan of a job.</w:t>
+      </w:r>
+    </w:p>
+    <w:p>
       <w:r>
         <w:lastRenderedPageBreak/>
-        <w:t>Build a Docker image containing our Spark script (we can use the official Spark image as the base image)</w:t>
-      </w:r>
-    </w:p>
-    <w:p>
-      <w:pPr>
-        <w:pStyle w:val="ListParagraph"/>
-        <w:numPr>
-          <w:ilvl w:val="0"/>
-          <w:numId w:val="5"/>
-        </w:numPr>
-      </w:pPr>
-      <w:r>
-        <w:t>Push that Docker image to the container registry</w:t>
-      </w:r>
-    </w:p>
-    <w:p>
-      <w:pPr>
-        <w:pStyle w:val="ListParagraph"/>
-        <w:numPr>
-          <w:ilvl w:val="0"/>
-          <w:numId w:val="5"/>
-        </w:numPr>
-      </w:pPr>
-      <w:r>
-        <w:t>Create a SparkApplication YAML manifest</w:t>
-      </w:r>
-    </w:p>
-    <w:p>
-      <w:pPr>
-        <w:pStyle w:val="ListParagraph"/>
-        <w:numPr>
-          <w:ilvl w:val="0"/>
-          <w:numId w:val="5"/>
-        </w:numPr>
-      </w:pPr>
-      <w:r>
-        <w:t>Deploy that manifest (run the Spark script) using kubectl or Airflow</w:t>
-      </w:r>
-    </w:p>
-    <w:p>
-      <w:r>
-        <w:t>In the SparkApplication YAML manifest we are specifying which Docker image we want to use and which Spark script we want to run from that image.</w:t>
-      </w:r>
-    </w:p>
-    <w:p>
-      <w:r>
+        <w:t>It consists of stages and tasks that define what calculations on data are being done.</w:t>
+      </w:r>
+    </w:p>
+    <w:p>
+      <w:pPr>
+        <w:pStyle w:val="Heading2"/>
+      </w:pPr>
+      <w:r>
+        <w:t>SparkContext</w:t>
+      </w:r>
+    </w:p>
+    <w:p>
+      <w:r>
+        <w:t>It represents a connection between our Spark application and the Spark cluster.</w:t>
+      </w:r>
+    </w:p>
+    <w:p>
+      <w:r>
+        <w:t xml:space="preserve">It initializes the </w:t>
+      </w:r>
+      <w:r>
+        <w:t>Spark application</w:t>
+      </w:r>
+      <w:r>
+        <w:t xml:space="preserve"> and connects it to the cluster </w:t>
+      </w:r>
+      <w:r>
+        <w:t xml:space="preserve">resource </w:t>
+      </w:r>
+      <w:r>
+        <w:t>manager (like YARN or Kubernetes).</w:t>
+      </w:r>
+    </w:p>
+    <w:p>
+      <w:pPr>
         <w:rPr>
           <w:b/>
           <w:bCs/>
         </w:rPr>
-        <w:t>Prerequisites:</w:t>
-      </w:r>
-    </w:p>
-    <w:p>
-      <w:r>
-        <w:t>In order to use</w:t>
-      </w:r>
-      <w:r>
-        <w:t xml:space="preserve"> </w:t>
-      </w:r>
-      <w:r>
-        <w:t>the SparkApplication YAML manifest we need to</w:t>
-      </w:r>
-      <w:r>
-        <w:t>:</w:t>
-      </w:r>
-    </w:p>
-    <w:p>
-      <w:pPr>
-        <w:pStyle w:val="ListParagraph"/>
-        <w:numPr>
-          <w:ilvl w:val="0"/>
-          <w:numId w:val="11"/>
-        </w:numPr>
-      </w:pPr>
-      <w:r>
-        <w:t>Install Spark Operator using Helm</w:t>
-      </w:r>
-    </w:p>
-    <w:p>
-      <w:pPr>
-        <w:pStyle w:val="ListParagraph"/>
-        <w:numPr>
-          <w:ilvl w:val="0"/>
-          <w:numId w:val="11"/>
-        </w:numPr>
-      </w:pPr>
-      <w:r>
-        <w:t>Create a Service Account with proper permissions.</w:t>
-      </w:r>
-    </w:p>
-    <w:p>
-      <w:r>
-        <w:t>That Service Account will be used by the Spark Driver Pod to create Executors Pods.</w:t>
-      </w:r>
-    </w:p>
-    <w:p>
-      <w:r>
-        <w:t>Spark Operator will have automatically assigned a Service Account with proper permissions when using Helm.</w:t>
-      </w:r>
-    </w:p>
-    <w:p>
-      <w:pPr>
+      </w:pPr>
+      <w:r>
+        <w:t>SparkContext manages the job scheduling, task dispatching</w:t>
+      </w:r>
+      <w:r>
+        <w:t xml:space="preserve"> to executors</w:t>
+      </w:r>
+      <w:r>
+        <w:t>, and monitoring</w:t>
+      </w:r>
+      <w:r>
         <w:rPr>
           <w:b/>
           <w:bCs/>
         </w:rPr>
-      </w:pPr>
-      <w:r>
+        <w:t>.</w:t>
+      </w:r>
+    </w:p>
+    <w:p>
+      <w:r>
+        <w:t>In Python (and other languages), you typically use SparkSession, which internally manages the SparkContext</w:t>
+      </w:r>
+      <w:r>
+        <w:t>.</w:t>
+      </w:r>
+    </w:p>
+    <w:p>
+      <w:pPr>
+        <w:pStyle w:val="Heading2"/>
+      </w:pPr>
+      <w:r>
+        <w:t>Data partitioning</w:t>
+      </w:r>
+    </w:p>
+    <w:p>
+      <w:r>
+        <w:t>When we make calculations on data in Spark, that data is divided into smaller chunks called partitions.</w:t>
+      </w:r>
+      <w:r>
+        <w:t xml:space="preserve"> </w:t>
+      </w:r>
+    </w:p>
+    <w:p>
+      <w:r>
+        <w:t>Each partition contains a subset of table records.</w:t>
+      </w:r>
+    </w:p>
+    <w:p>
+      <w:r>
+        <w:t xml:space="preserve">On each partition calculations are done separately </w:t>
+      </w:r>
+      <w:r>
+        <w:t xml:space="preserve">and </w:t>
+      </w:r>
+      <w:r>
+        <w:t>in parallel.</w:t>
+      </w:r>
+    </w:p>
+    <w:p>
+      <w:r>
+        <w:t>For example we might have a table with columns clientName and amount which will be broken into two partitions like that:</w:t>
+      </w:r>
+    </w:p>
+    <w:p>
+      <w:r>
+        <w:drawing>
+          <wp:inline distT="0" distB="0" distL="0" distR="0" wp14:anchorId="6AE42BD2" wp14:editId="6AEE8CA7">
+            <wp:extent cx="3752698" cy="1633787"/>
+            <wp:effectExtent l="0" t="0" r="635" b="5080"/>
+            <wp:docPr id="769570547" name="Picture 1" descr="A screenshot of a computer&#10;&#10;AI-generated content may be incorrect."/>
+            <wp:cNvGraphicFramePr>
+              <a:graphicFrameLocks xmlns:a="http://schemas.openxmlformats.org/drawingml/2006/main" noChangeAspect="1"/>
+            </wp:cNvGraphicFramePr>
+            <a:graphic xmlns:a="http://schemas.openxmlformats.org/drawingml/2006/main">
+              <a:graphicData uri="http://schemas.openxmlformats.org/drawingml/2006/picture">
+                <pic:pic xmlns:pic="http://schemas.openxmlformats.org/drawingml/2006/picture">
+                  <pic:nvPicPr>
+                    <pic:cNvPr id="769570547" name="Picture 1" descr="A screenshot of a computer&#10;&#10;AI-generated content may be incorrect."/>
+                    <pic:cNvPicPr/>
+                  </pic:nvPicPr>
+                  <pic:blipFill>
+                    <a:blip r:embed="rId15"/>
+                    <a:stretch>
+                      <a:fillRect/>
+                    </a:stretch>
+                  </pic:blipFill>
+                  <pic:spPr>
+                    <a:xfrm>
+                      <a:off x="0" y="0"/>
+                      <a:ext cx="3771827" cy="1642115"/>
+                    </a:xfrm>
+                    <a:prstGeom prst="rect">
+                      <a:avLst/>
+                    </a:prstGeom>
+                  </pic:spPr>
+                </pic:pic>
+              </a:graphicData>
+            </a:graphic>
+          </wp:inline>
+        </w:drawing>
+      </w:r>
+    </w:p>
+    <w:p>
+      <w:pPr>
+        <w:pStyle w:val="Heading2"/>
+      </w:pPr>
+      <w:r>
+        <w:t>Spark Jobs, Stages and Tasks</w:t>
+      </w:r>
+    </w:p>
+    <w:p>
+      <w:r>
+        <w:t>A job is trigerred by a Spark function (like count(), collect() or save()). It represents the entire computation that needs to be done.</w:t>
+      </w:r>
+    </w:p>
+    <w:p>
+      <w:r>
+        <w:t xml:space="preserve">Each job is broken down into stages. Each stage is a set of tasks that can be executed in parallel. </w:t>
+      </w:r>
+    </w:p>
+    <w:p>
+      <w:r>
+        <w:t>A task is the smallest unit of work. Each task</w:t>
+      </w:r>
+      <w:r>
+        <w:t xml:space="preserve"> is executed on a</w:t>
+      </w:r>
+      <w:r>
+        <w:t xml:space="preserve"> single data partition. They are executed in parallel across the cluster.</w:t>
+      </w:r>
+    </w:p>
+    <w:p>
+      <w:pPr>
+        <w:pStyle w:val="Heading2"/>
+      </w:pPr>
+      <w:r>
+        <w:lastRenderedPageBreak/>
+        <w:t>Input and output partitions</w:t>
+      </w:r>
+      <w:r>
+        <w:t>,</w:t>
+      </w:r>
+      <w:r>
+        <w:t xml:space="preserve"> </w:t>
+      </w:r>
+      <w:r>
+        <w:t>and final output</w:t>
+      </w:r>
+    </w:p>
+    <w:p>
+      <w:pPr>
         <w:rPr>
           <w:b/>
           <w:bCs/>
         </w:rPr>
-        <w:t>How this works in more detail:</w:t>
+      </w:pPr>
+      <w:r>
+        <w:t xml:space="preserve">Each </w:t>
+      </w:r>
+      <w:r>
+        <w:t xml:space="preserve">task performs transformations on a single data partition which is called an </w:t>
+      </w:r>
+      <w:r>
+        <w:rPr>
+          <w:b/>
+          <w:bCs/>
+        </w:rPr>
+        <w:t>input partition</w:t>
+      </w:r>
+      <w:r>
+        <w:rPr>
+          <w:b/>
+          <w:bCs/>
+        </w:rPr>
+        <w:t xml:space="preserve">. </w:t>
+      </w:r>
+    </w:p>
+    <w:p>
+      <w:pPr>
+        <w:rPr>
+          <w:b/>
+          <w:bCs/>
+        </w:rPr>
+      </w:pPr>
+      <w:r>
+        <w:t xml:space="preserve">A result of those transformations is also a single data partition and it is called an </w:t>
+      </w:r>
+      <w:r>
+        <w:rPr>
+          <w:b/>
+          <w:bCs/>
+        </w:rPr>
+        <w:t>output partition.</w:t>
+      </w:r>
+    </w:p>
+    <w:p>
+      <w:r>
+        <w:t>How the final output is created:</w:t>
       </w:r>
     </w:p>
     <w:p>
@@ -640,11 +574,11 @@
         <w:pStyle w:val="ListParagraph"/>
         <w:numPr>
           <w:ilvl w:val="0"/>
-          <w:numId w:val="10"/>
+          <w:numId w:val="21"/>
         </w:numPr>
       </w:pPr>
       <w:r>
-        <w:t>We prepare a SparkApplication YAML manifest</w:t>
+        <w:t>A single job can consist of multiple tasks</w:t>
       </w:r>
     </w:p>
     <w:p>
@@ -652,14 +586,20 @@
         <w:pStyle w:val="ListParagraph"/>
         <w:numPr>
           <w:ilvl w:val="0"/>
-          <w:numId w:val="10"/>
+          <w:numId w:val="21"/>
         </w:numPr>
       </w:pPr>
       <w:r>
-        <w:t>We deploy it, for example using the ‘kubectl apply’ command or using Airflow operator.</w:t>
-      </w:r>
-      <w:r>
-        <w:t xml:space="preserve"> That creates a SparkApplication resource.</w:t>
+        <w:t>E</w:t>
+      </w:r>
+      <w:r>
+        <w:t xml:space="preserve">ach task takes as input a single data partition and </w:t>
+      </w:r>
+      <w:r>
+        <w:t>produces</w:t>
+      </w:r>
+      <w:r>
+        <w:t xml:space="preserve"> a single output partition</w:t>
       </w:r>
     </w:p>
     <w:p>
@@ -667,17 +607,258 @@
         <w:pStyle w:val="ListParagraph"/>
         <w:numPr>
           <w:ilvl w:val="0"/>
-          <w:numId w:val="10"/>
+          <w:numId w:val="21"/>
         </w:numPr>
       </w:pPr>
       <w:r>
-        <w:t>Spark Operator notices that</w:t>
-      </w:r>
-      <w:r>
-        <w:t xml:space="preserve"> we created a SparkApplication resource</w:t>
-      </w:r>
-      <w:r>
-        <w:t xml:space="preserve"> and starts processing it.</w:t>
+        <w:t>A</w:t>
+      </w:r>
+      <w:r>
+        <w:t>ll the output partitions are combined together to create a final job output.</w:t>
+      </w:r>
+    </w:p>
+    <w:p>
+      <w:pPr>
+        <w:pStyle w:val="Heading2"/>
+      </w:pPr>
+      <w:r>
+        <w:t>Narrow and wide transformation</w:t>
+      </w:r>
+      <w:r>
+        <w:t>, shuffling</w:t>
+      </w:r>
+      <w:r>
+        <w:t xml:space="preserve"> </w:t>
+      </w:r>
+    </w:p>
+    <w:p>
+      <w:r>
+        <w:t>We talk about narrow transformations if every output partition depends only on one input partition.</w:t>
+      </w:r>
+    </w:p>
+    <w:p>
+      <w:r>
+        <w:t xml:space="preserve">We talk about </w:t>
+      </w:r>
+      <w:r>
+        <w:t>wide</w:t>
+      </w:r>
+      <w:r>
+        <w:t xml:space="preserve"> transformations if every output partition </w:t>
+      </w:r>
+      <w:r>
+        <w:t xml:space="preserve">can </w:t>
+      </w:r>
+      <w:r>
+        <w:t xml:space="preserve">depend on </w:t>
+      </w:r>
+      <w:r>
+        <w:t xml:space="preserve">multiple </w:t>
+      </w:r>
+      <w:r>
+        <w:t>input partition</w:t>
+      </w:r>
+      <w:r>
+        <w:t>s</w:t>
+      </w:r>
+      <w:r>
+        <w:t>.</w:t>
+      </w:r>
+    </w:p>
+    <w:p>
+      <w:r>
+        <w:t>In the below sections are examples to illustrate this.</w:t>
+      </w:r>
+    </w:p>
+    <w:p>
+      <w:pPr>
+        <w:pStyle w:val="Heading3"/>
+      </w:pPr>
+      <w:r>
+        <w:t>Narrow transformation example – filter() function</w:t>
+      </w:r>
+    </w:p>
+    <w:p>
+      <w:r>
+        <w:t>For example if we have input partitions like that</w:t>
+      </w:r>
+      <w:r>
+        <w:t>, for a table with clientName and amount columns</w:t>
+      </w:r>
+      <w:r>
+        <w:t>:</w:t>
+      </w:r>
+    </w:p>
+    <w:p>
+      <w:r>
+        <w:drawing>
+          <wp:inline distT="0" distB="0" distL="0" distR="0" wp14:anchorId="7FDFA273" wp14:editId="6DDCDDCB">
+            <wp:extent cx="3422675" cy="1492301"/>
+            <wp:effectExtent l="0" t="0" r="6350" b="0"/>
+            <wp:docPr id="1786392595" name="Picture 1" descr="A screenshot of a computer&#10;&#10;AI-generated content may be incorrect."/>
+            <wp:cNvGraphicFramePr>
+              <a:graphicFrameLocks xmlns:a="http://schemas.openxmlformats.org/drawingml/2006/main" noChangeAspect="1"/>
+            </wp:cNvGraphicFramePr>
+            <a:graphic xmlns:a="http://schemas.openxmlformats.org/drawingml/2006/main">
+              <a:graphicData uri="http://schemas.openxmlformats.org/drawingml/2006/picture">
+                <pic:pic xmlns:pic="http://schemas.openxmlformats.org/drawingml/2006/picture">
+                  <pic:nvPicPr>
+                    <pic:cNvPr id="1786392595" name="Picture 1" descr="A screenshot of a computer&#10;&#10;AI-generated content may be incorrect."/>
+                    <pic:cNvPicPr/>
+                  </pic:nvPicPr>
+                  <pic:blipFill>
+                    <a:blip r:embed="rId16"/>
+                    <a:stretch>
+                      <a:fillRect/>
+                    </a:stretch>
+                  </pic:blipFill>
+                  <pic:spPr>
+                    <a:xfrm>
+                      <a:off x="0" y="0"/>
+                      <a:ext cx="3446593" cy="1502729"/>
+                    </a:xfrm>
+                    <a:prstGeom prst="rect">
+                      <a:avLst/>
+                    </a:prstGeom>
+                  </pic:spPr>
+                </pic:pic>
+              </a:graphicData>
+            </a:graphic>
+          </wp:inline>
+        </w:drawing>
+      </w:r>
+    </w:p>
+    <w:p>
+      <w:r>
+        <w:t xml:space="preserve">Then the filter() function will be a narrow transformation. </w:t>
+      </w:r>
+    </w:p>
+    <w:p>
+      <w:r>
+        <w:t xml:space="preserve">If we filter for ‘Alice’, then it will produce </w:t>
+      </w:r>
+      <w:r>
+        <w:t xml:space="preserve">output </w:t>
+      </w:r>
+      <w:r>
+        <w:t>partitions like that:</w:t>
+      </w:r>
+    </w:p>
+    <w:p>
+      <w:r>
+        <w:lastRenderedPageBreak/>
+        <w:drawing>
+          <wp:inline distT="0" distB="0" distL="0" distR="0" wp14:anchorId="303849C0" wp14:editId="06EC93CA">
+            <wp:extent cx="936346" cy="1219714"/>
+            <wp:effectExtent l="0" t="0" r="0" b="0"/>
+            <wp:docPr id="1932533395" name="Picture 1" descr="A screen shot of a computer&#10;&#10;AI-generated content may be incorrect."/>
+            <wp:cNvGraphicFramePr>
+              <a:graphicFrameLocks xmlns:a="http://schemas.openxmlformats.org/drawingml/2006/main" noChangeAspect="1"/>
+            </wp:cNvGraphicFramePr>
+            <a:graphic xmlns:a="http://schemas.openxmlformats.org/drawingml/2006/main">
+              <a:graphicData uri="http://schemas.openxmlformats.org/drawingml/2006/picture">
+                <pic:pic xmlns:pic="http://schemas.openxmlformats.org/drawingml/2006/picture">
+                  <pic:nvPicPr>
+                    <pic:cNvPr id="1932533395" name="Picture 1" descr="A screen shot of a computer&#10;&#10;AI-generated content may be incorrect."/>
+                    <pic:cNvPicPr/>
+                  </pic:nvPicPr>
+                  <pic:blipFill>
+                    <a:blip r:embed="rId17"/>
+                    <a:stretch>
+                      <a:fillRect/>
+                    </a:stretch>
+                  </pic:blipFill>
+                  <pic:spPr>
+                    <a:xfrm>
+                      <a:off x="0" y="0"/>
+                      <a:ext cx="943335" cy="1228818"/>
+                    </a:xfrm>
+                    <a:prstGeom prst="rect">
+                      <a:avLst/>
+                    </a:prstGeom>
+                  </pic:spPr>
+                </pic:pic>
+              </a:graphicData>
+            </a:graphic>
+          </wp:inline>
+        </w:drawing>
+      </w:r>
+    </w:p>
+    <w:p>
+      <w:r>
+        <w:t xml:space="preserve">So </w:t>
+      </w:r>
+      <w:r>
+        <w:t>values of every output partition depends only on one input partition.</w:t>
+      </w:r>
+    </w:p>
+    <w:p>
+      <w:r>
+        <w:t>As the final output we join both output par</w:t>
+      </w:r>
+      <w:r>
+        <w:t>t</w:t>
+      </w:r>
+      <w:r>
+        <w:t>itions:</w:t>
+      </w:r>
+    </w:p>
+    <w:p>
+      <w:r>
+        <w:drawing>
+          <wp:inline distT="0" distB="0" distL="0" distR="0" wp14:anchorId="71022A15" wp14:editId="00CD84A7">
+            <wp:extent cx="900331" cy="702259"/>
+            <wp:effectExtent l="0" t="0" r="0" b="3175"/>
+            <wp:docPr id="1184519718" name="Picture 1" descr="A screenshot of a computer&#10;&#10;AI-generated content may be incorrect."/>
+            <wp:cNvGraphicFramePr>
+              <a:graphicFrameLocks xmlns:a="http://schemas.openxmlformats.org/drawingml/2006/main" noChangeAspect="1"/>
+            </wp:cNvGraphicFramePr>
+            <a:graphic xmlns:a="http://schemas.openxmlformats.org/drawingml/2006/main">
+              <a:graphicData uri="http://schemas.openxmlformats.org/drawingml/2006/picture">
+                <pic:pic xmlns:pic="http://schemas.openxmlformats.org/drawingml/2006/picture">
+                  <pic:nvPicPr>
+                    <pic:cNvPr id="1184519718" name="Picture 1" descr="A screenshot of a computer&#10;&#10;AI-generated content may be incorrect."/>
+                    <pic:cNvPicPr/>
+                  </pic:nvPicPr>
+                  <pic:blipFill>
+                    <a:blip r:embed="rId18"/>
+                    <a:stretch>
+                      <a:fillRect/>
+                    </a:stretch>
+                  </pic:blipFill>
+                  <pic:spPr>
+                    <a:xfrm>
+                      <a:off x="0" y="0"/>
+                      <a:ext cx="909297" cy="709253"/>
+                    </a:xfrm>
+                    <a:prstGeom prst="rect">
+                      <a:avLst/>
+                    </a:prstGeom>
+                  </pic:spPr>
+                </pic:pic>
+              </a:graphicData>
+            </a:graphic>
+          </wp:inline>
+        </w:drawing>
+      </w:r>
+    </w:p>
+    <w:p>
+      <w:pPr>
+        <w:pStyle w:val="Heading3"/>
+      </w:pPr>
+      <w:r>
+        <w:t>Wide transformation example – aggregateByKey() function</w:t>
+      </w:r>
+    </w:p>
+    <w:p>
+      <w:r>
+        <w:t>If we take the same input partitions as in the previous example and use the aggregateByKey() function</w:t>
+      </w:r>
+      <w:r>
+        <w:t xml:space="preserve"> in order to calculate a sum for each key (a client name)</w:t>
+      </w:r>
+      <w:r>
+        <w:t xml:space="preserve"> then it will perform the following actions:</w:t>
       </w:r>
     </w:p>
     <w:p>
@@ -685,11 +866,54 @@
         <w:pStyle w:val="ListParagraph"/>
         <w:numPr>
           <w:ilvl w:val="0"/>
-          <w:numId w:val="10"/>
+          <w:numId w:val="18"/>
         </w:numPr>
       </w:pPr>
       <w:r>
-        <w:t>Spark Operator creates a Spark Driver Pod.</w:t>
+        <w:t>Local aggregations (inside of each partition):</w:t>
+      </w:r>
+    </w:p>
+    <w:p>
+      <w:pPr>
+        <w:pStyle w:val="ListParagraph"/>
+        <w:ind w:left="766"/>
+      </w:pPr>
+      <w:r>
+        <w:drawing>
+          <wp:inline distT="0" distB="0" distL="0" distR="0" wp14:anchorId="7B06BE62" wp14:editId="33F8D347">
+            <wp:extent cx="855879" cy="1242783"/>
+            <wp:effectExtent l="0" t="0" r="1905" b="0"/>
+            <wp:docPr id="158950950" name="Picture 1" descr="A screen shot of a computer&#10;&#10;AI-generated content may be incorrect."/>
+            <wp:cNvGraphicFramePr>
+              <a:graphicFrameLocks xmlns:a="http://schemas.openxmlformats.org/drawingml/2006/main" noChangeAspect="1"/>
+            </wp:cNvGraphicFramePr>
+            <a:graphic xmlns:a="http://schemas.openxmlformats.org/drawingml/2006/main">
+              <a:graphicData uri="http://schemas.openxmlformats.org/drawingml/2006/picture">
+                <pic:pic xmlns:pic="http://schemas.openxmlformats.org/drawingml/2006/picture">
+                  <pic:nvPicPr>
+                    <pic:cNvPr id="158950950" name="Picture 1" descr="A screen shot of a computer&#10;&#10;AI-generated content may be incorrect."/>
+                    <pic:cNvPicPr/>
+                  </pic:nvPicPr>
+                  <pic:blipFill>
+                    <a:blip r:embed="rId19"/>
+                    <a:stretch>
+                      <a:fillRect/>
+                    </a:stretch>
+                  </pic:blipFill>
+                  <pic:spPr>
+                    <a:xfrm>
+                      <a:off x="0" y="0"/>
+                      <a:ext cx="864041" cy="1254635"/>
+                    </a:xfrm>
+                    <a:prstGeom prst="rect">
+                      <a:avLst/>
+                    </a:prstGeom>
+                  </pic:spPr>
+                </pic:pic>
+              </a:graphicData>
+            </a:graphic>
+          </wp:inline>
+        </w:drawing>
       </w:r>
     </w:p>
     <w:p>
@@ -697,11 +921,98 @@
         <w:pStyle w:val="ListParagraph"/>
         <w:numPr>
           <w:ilvl w:val="0"/>
-          <w:numId w:val="10"/>
+          <w:numId w:val="17"/>
         </w:numPr>
       </w:pPr>
       <w:r>
-        <w:t>Spark Driver Pod creates Spark Executor Pods.</w:t>
+        <w:t>Shuffle data</w:t>
+      </w:r>
+      <w:r>
+        <w:t xml:space="preserve"> (more info in the next section ‘Shuffling’)</w:t>
+      </w:r>
+      <w:r>
+        <w:t>, that is</w:t>
+      </w:r>
+      <w:r>
+        <w:t>:</w:t>
+      </w:r>
+    </w:p>
+    <w:p>
+      <w:pPr>
+        <w:pStyle w:val="ListParagraph"/>
+        <w:numPr>
+          <w:ilvl w:val="1"/>
+          <w:numId w:val="17"/>
+        </w:numPr>
+      </w:pPr>
+      <w:r>
+        <w:t>M</w:t>
+      </w:r>
+      <w:r>
+        <w:t xml:space="preserve">ove records from one partition to another in order </w:t>
+      </w:r>
+      <w:r>
+        <w:t>to bring all data for each key</w:t>
+      </w:r>
+      <w:r>
+        <w:t xml:space="preserve"> (client name)</w:t>
+      </w:r>
+      <w:r>
+        <w:t xml:space="preserve"> to the same parition</w:t>
+      </w:r>
+    </w:p>
+    <w:p>
+      <w:pPr>
+        <w:pStyle w:val="ListParagraph"/>
+        <w:numPr>
+          <w:ilvl w:val="1"/>
+          <w:numId w:val="17"/>
+        </w:numPr>
+      </w:pPr>
+      <w:r>
+        <w:t>Group values for each key</w:t>
+      </w:r>
+    </w:p>
+    <w:p>
+      <w:pPr>
+        <w:pStyle w:val="ListParagraph"/>
+      </w:pPr>
+      <w:r>
+        <w:drawing>
+          <wp:inline distT="0" distB="0" distL="0" distR="0" wp14:anchorId="22A75D5C" wp14:editId="42912502">
+            <wp:extent cx="1063295" cy="1016813"/>
+            <wp:effectExtent l="0" t="0" r="3810" b="0"/>
+            <wp:docPr id="1427637860" name="Picture 1" descr="A screen shot of a computer&#10;&#10;AI-generated content may be incorrect."/>
+            <wp:cNvGraphicFramePr>
+              <a:graphicFrameLocks xmlns:a="http://schemas.openxmlformats.org/drawingml/2006/main" noChangeAspect="1"/>
+            </wp:cNvGraphicFramePr>
+            <a:graphic xmlns:a="http://schemas.openxmlformats.org/drawingml/2006/main">
+              <a:graphicData uri="http://schemas.openxmlformats.org/drawingml/2006/picture">
+                <pic:pic xmlns:pic="http://schemas.openxmlformats.org/drawingml/2006/picture">
+                  <pic:nvPicPr>
+                    <pic:cNvPr id="1427637860" name="Picture 1" descr="A screen shot of a computer&#10;&#10;AI-generated content may be incorrect."/>
+                    <pic:cNvPicPr/>
+                  </pic:nvPicPr>
+                  <pic:blipFill>
+                    <a:blip r:embed="rId20"/>
+                    <a:stretch>
+                      <a:fillRect/>
+                    </a:stretch>
+                  </pic:blipFill>
+                  <pic:spPr>
+                    <a:xfrm>
+                      <a:off x="0" y="0"/>
+                      <a:ext cx="1072708" cy="1025814"/>
+                    </a:xfrm>
+                    <a:prstGeom prst="rect">
+                      <a:avLst/>
+                    </a:prstGeom>
+                  </pic:spPr>
+                </pic:pic>
+              </a:graphicData>
+            </a:graphic>
+          </wp:inline>
+        </w:drawing>
       </w:r>
     </w:p>
     <w:p>
@@ -709,11 +1020,117 @@
         <w:pStyle w:val="ListParagraph"/>
         <w:numPr>
           <w:ilvl w:val="0"/>
-          <w:numId w:val="10"/>
+          <w:numId w:val="20"/>
         </w:numPr>
       </w:pPr>
       <w:r>
-        <w:t>Spark Pods executes Spark scripts.</w:t>
+        <w:t>Local aggregation again (that creates an output partitions):</w:t>
+      </w:r>
+    </w:p>
+    <w:p>
+      <w:pPr>
+        <w:pStyle w:val="ListParagraph"/>
+      </w:pPr>
+      <w:r>
+        <w:lastRenderedPageBreak/>
+        <w:drawing>
+          <wp:inline distT="0" distB="0" distL="0" distR="0" wp14:anchorId="304B8991" wp14:editId="22F6C6F8">
+            <wp:extent cx="936345" cy="1179795"/>
+            <wp:effectExtent l="0" t="0" r="0" b="1905"/>
+            <wp:docPr id="897504933" name="Picture 1" descr="A screenshot of a computer screen&#10;&#10;AI-generated content may be incorrect."/>
+            <wp:cNvGraphicFramePr>
+              <a:graphicFrameLocks xmlns:a="http://schemas.openxmlformats.org/drawingml/2006/main" noChangeAspect="1"/>
+            </wp:cNvGraphicFramePr>
+            <a:graphic xmlns:a="http://schemas.openxmlformats.org/drawingml/2006/main">
+              <a:graphicData uri="http://schemas.openxmlformats.org/drawingml/2006/picture">
+                <pic:pic xmlns:pic="http://schemas.openxmlformats.org/drawingml/2006/picture">
+                  <pic:nvPicPr>
+                    <pic:cNvPr id="897504933" name="Picture 1" descr="A screenshot of a computer screen&#10;&#10;AI-generated content may be incorrect."/>
+                    <pic:cNvPicPr/>
+                  </pic:nvPicPr>
+                  <pic:blipFill>
+                    <a:blip r:embed="rId21"/>
+                    <a:stretch>
+                      <a:fillRect/>
+                    </a:stretch>
+                  </pic:blipFill>
+                  <pic:spPr>
+                    <a:xfrm>
+                      <a:off x="0" y="0"/>
+                      <a:ext cx="944600" cy="1190196"/>
+                    </a:xfrm>
+                    <a:prstGeom prst="rect">
+                      <a:avLst/>
+                    </a:prstGeom>
+                  </pic:spPr>
+                </pic:pic>
+              </a:graphicData>
+            </a:graphic>
+          </wp:inline>
+        </w:drawing>
+      </w:r>
+    </w:p>
+    <w:p>
+      <w:r>
+        <w:t>So in this case values in each output partition depends on values from both input partitions</w:t>
+      </w:r>
+      <w:r>
+        <w:t xml:space="preserve"> and that’s why it is a wide transformation</w:t>
+      </w:r>
+      <w:r>
+        <w:t xml:space="preserve"> and we need to use shuffling</w:t>
+      </w:r>
+      <w:r>
+        <w:t>.</w:t>
+      </w:r>
+    </w:p>
+    <w:p>
+      <w:pPr>
+        <w:pStyle w:val="Heading3"/>
+      </w:pPr>
+      <w:r>
+        <w:t>Shuffl</w:t>
+      </w:r>
+      <w:r>
+        <w:t>ing</w:t>
+      </w:r>
+    </w:p>
+    <w:p>
+      <w:r>
+        <w:t xml:space="preserve">Shuffling is used in </w:t>
+      </w:r>
+      <w:r>
+        <w:t>wide transformations</w:t>
+      </w:r>
+      <w:r>
+        <w:t xml:space="preserve">, </w:t>
+      </w:r>
+      <w:r>
+        <w:t>such as aggregateByKey()</w:t>
+      </w:r>
+      <w:r>
+        <w:t xml:space="preserve">, </w:t>
+      </w:r>
+      <w:r>
+        <w:t>groupByKey() or join()</w:t>
+      </w:r>
+      <w:r>
+        <w:t>, where we perform aggregations or join tables.</w:t>
+      </w:r>
+    </w:p>
+    <w:p>
+      <w:r>
+        <w:t>A key is a value from a column on which we are aggregating or joining.</w:t>
+      </w:r>
+    </w:p>
+    <w:p>
+      <w:r>
+        <w:t>In those transformations, records with the same key needs to be processed together, so they need to be in the same partition.</w:t>
+      </w:r>
+    </w:p>
+    <w:p>
+      <w:r>
+        <w:t>That’s why we need shuffling which involves:</w:t>
       </w:r>
     </w:p>
     <w:p>
@@ -721,11 +1138,350 @@
         <w:pStyle w:val="ListParagraph"/>
         <w:numPr>
           <w:ilvl w:val="0"/>
-          <w:numId w:val="10"/>
+          <w:numId w:val="25"/>
         </w:numPr>
-      </w:pPr>
-      <w:r>
-        <w:t>Once the scripts are finished, Spark Pods are terminated.</w:t>
+        <w:spacing w:after="0"/>
+      </w:pPr>
+      <w:r>
+        <w:t>Moving records between partitions so that all records with the same key end up in the same partition</w:t>
+      </w:r>
+      <w:r>
+        <w:t>.</w:t>
+      </w:r>
+    </w:p>
+    <w:p>
+      <w:pPr>
+        <w:pStyle w:val="ListParagraph"/>
+        <w:numPr>
+          <w:ilvl w:val="0"/>
+          <w:numId w:val="25"/>
+        </w:numPr>
+      </w:pPr>
+      <w:r>
+        <w:t>Grouping values for each key within that partition, so each key maps to a list of its values.</w:t>
+      </w:r>
+    </w:p>
+    <w:p>
+      <w:r>
+        <w:t>For example if we have partitions like this:</w:t>
+      </w:r>
+    </w:p>
+    <w:p>
+      <w:r>
+        <w:drawing>
+          <wp:inline distT="0" distB="0" distL="0" distR="0" wp14:anchorId="14C9370E" wp14:editId="0651D08F">
+            <wp:extent cx="855879" cy="1242783"/>
+            <wp:effectExtent l="0" t="0" r="1905" b="0"/>
+            <wp:docPr id="254053479" name="Picture 1" descr="A screen shot of a computer&#10;&#10;AI-generated content may be incorrect."/>
+            <wp:cNvGraphicFramePr>
+              <a:graphicFrameLocks xmlns:a="http://schemas.openxmlformats.org/drawingml/2006/main" noChangeAspect="1"/>
+            </wp:cNvGraphicFramePr>
+            <a:graphic xmlns:a="http://schemas.openxmlformats.org/drawingml/2006/main">
+              <a:graphicData uri="http://schemas.openxmlformats.org/drawingml/2006/picture">
+                <pic:pic xmlns:pic="http://schemas.openxmlformats.org/drawingml/2006/picture">
+                  <pic:nvPicPr>
+                    <pic:cNvPr id="158950950" name="Picture 1" descr="A screen shot of a computer&#10;&#10;AI-generated content may be incorrect."/>
+                    <pic:cNvPicPr/>
+                  </pic:nvPicPr>
+                  <pic:blipFill>
+                    <a:blip r:embed="rId19"/>
+                    <a:stretch>
+                      <a:fillRect/>
+                    </a:stretch>
+                  </pic:blipFill>
+                  <pic:spPr>
+                    <a:xfrm>
+                      <a:off x="0" y="0"/>
+                      <a:ext cx="864041" cy="1254635"/>
+                    </a:xfrm>
+                    <a:prstGeom prst="rect">
+                      <a:avLst/>
+                    </a:prstGeom>
+                  </pic:spPr>
+                </pic:pic>
+              </a:graphicData>
+            </a:graphic>
+          </wp:inline>
+        </w:drawing>
+      </w:r>
+    </w:p>
+    <w:p>
+      <w:r>
+        <w:t>Then after shuffling we will have partitions like this:</w:t>
+      </w:r>
+    </w:p>
+    <w:p>
+      <w:r>
+        <w:drawing>
+          <wp:inline distT="0" distB="0" distL="0" distR="0" wp14:anchorId="2AC17EDA" wp14:editId="5C2C475D">
+            <wp:extent cx="1063295" cy="1016813"/>
+            <wp:effectExtent l="0" t="0" r="3810" b="0"/>
+            <wp:docPr id="1628219865" name="Picture 1" descr="A screen shot of a computer&#10;&#10;AI-generated content may be incorrect."/>
+            <wp:cNvGraphicFramePr>
+              <a:graphicFrameLocks xmlns:a="http://schemas.openxmlformats.org/drawingml/2006/main" noChangeAspect="1"/>
+            </wp:cNvGraphicFramePr>
+            <a:graphic xmlns:a="http://schemas.openxmlformats.org/drawingml/2006/main">
+              <a:graphicData uri="http://schemas.openxmlformats.org/drawingml/2006/picture">
+                <pic:pic xmlns:pic="http://schemas.openxmlformats.org/drawingml/2006/picture">
+                  <pic:nvPicPr>
+                    <pic:cNvPr id="1427637860" name="Picture 1" descr="A screen shot of a computer&#10;&#10;AI-generated content may be incorrect."/>
+                    <pic:cNvPicPr/>
+                  </pic:nvPicPr>
+                  <pic:blipFill>
+                    <a:blip r:embed="rId20"/>
+                    <a:stretch>
+                      <a:fillRect/>
+                    </a:stretch>
+                  </pic:blipFill>
+                  <pic:spPr>
+                    <a:xfrm>
+                      <a:off x="0" y="0"/>
+                      <a:ext cx="1072708" cy="1025814"/>
+                    </a:xfrm>
+                    <a:prstGeom prst="rect">
+                      <a:avLst/>
+                    </a:prstGeom>
+                  </pic:spPr>
+                </pic:pic>
+              </a:graphicData>
+            </a:graphic>
+          </wp:inline>
+        </w:drawing>
+      </w:r>
+    </w:p>
+    <w:p>
+      <w:r>
+        <w:t>Example of shuffling is shown in the previous section</w:t>
+      </w:r>
+      <w:r>
+        <w:t xml:space="preserve"> ‘Wide transformation example’</w:t>
+      </w:r>
+      <w:r>
+        <w:t>.</w:t>
+      </w:r>
+    </w:p>
+    <w:p>
+      <w:pPr>
+        <w:pStyle w:val="Heading2"/>
+      </w:pPr>
+      <w:r>
+        <w:lastRenderedPageBreak/>
+        <w:t>Modes of running Spark</w:t>
+      </w:r>
+    </w:p>
+    <w:p>
+      <w:pPr>
+        <w:pStyle w:val="Heading3"/>
+      </w:pPr>
+      <w:r>
+        <w:t>Local mode</w:t>
+      </w:r>
+    </w:p>
+    <w:p>
+      <w:r>
+        <w:t>When we run Spark in a local mode, that means it is running on a single machine. Then we have only one JVM (Java virtual machine) process.</w:t>
+      </w:r>
+    </w:p>
+    <w:p>
+      <w:r>
+        <w:t>In order to run Spark in a local mode, when creating a Spark session we need to specify the master like that:</w:t>
+      </w:r>
+    </w:p>
+    <w:p>
+      <w:pPr>
+        <w:pStyle w:val="ListParagraph"/>
+        <w:numPr>
+          <w:ilvl w:val="0"/>
+          <w:numId w:val="12"/>
+        </w:numPr>
+      </w:pPr>
+      <w:r>
+        <w:t>SparkSession.builder.master("local[*]").getOrCreate()</w:t>
+      </w:r>
+    </w:p>
+    <w:p>
+      <w:pPr>
+        <w:pStyle w:val="Heading3"/>
+      </w:pPr>
+      <w:r>
+        <w:t>Cluster mode</w:t>
+      </w:r>
+    </w:p>
+    <w:p>
+      <w:r>
+        <w:t>When we run Spark in a cluster mode, that means it is running on multiple machines in a distributed way. We have then multiple JVM porcesses (master and worker) running on different machines.</w:t>
+      </w:r>
+    </w:p>
+    <w:p>
+      <w:r>
+        <w:t>In order to run Spark in a cluster mode, when creating a Spark session we need to specify the master like that:</w:t>
+      </w:r>
+    </w:p>
+    <w:p>
+      <w:pPr>
+        <w:pStyle w:val="ListParagraph"/>
+        <w:numPr>
+          <w:ilvl w:val="0"/>
+          <w:numId w:val="12"/>
+        </w:numPr>
+      </w:pPr>
+      <w:r>
+        <w:t>For Standalone Spark:</w:t>
+      </w:r>
+    </w:p>
+    <w:p>
+      <w:pPr>
+        <w:pStyle w:val="ListParagraph"/>
+        <w:numPr>
+          <w:ilvl w:val="1"/>
+          <w:numId w:val="12"/>
+        </w:numPr>
+      </w:pPr>
+      <w:r>
+        <w:t>SparkSession.builder.master("spark://&lt;master-</w:t>
+      </w:r>
+      <w:r>
+        <w:t>node-</w:t>
+      </w:r>
+      <w:r>
+        <w:t>ip</w:t>
+      </w:r>
+      <w:r>
+        <w:t>-address</w:t>
+      </w:r>
+      <w:r>
+        <w:t>&gt;:7077").getOrCreate()</w:t>
+      </w:r>
+    </w:p>
+    <w:p>
+      <w:pPr>
+        <w:pStyle w:val="ListParagraph"/>
+        <w:numPr>
+          <w:ilvl w:val="0"/>
+          <w:numId w:val="12"/>
+        </w:numPr>
+      </w:pPr>
+      <w:r>
+        <w:t>When using YARN:</w:t>
+      </w:r>
+    </w:p>
+    <w:p>
+      <w:pPr>
+        <w:pStyle w:val="ListParagraph"/>
+        <w:numPr>
+          <w:ilvl w:val="1"/>
+          <w:numId w:val="12"/>
+        </w:numPr>
+      </w:pPr>
+      <w:r>
+        <w:t>SparkSession.builder.master("</w:t>
+      </w:r>
+      <w:r>
+        <w:t>yarn</w:t>
+      </w:r>
+      <w:r>
+        <w:t>").getOrCreate()</w:t>
+      </w:r>
+    </w:p>
+    <w:p>
+      <w:pPr>
+        <w:pStyle w:val="Heading2"/>
+      </w:pPr>
+      <w:r>
+        <w:t>Saving data</w:t>
+      </w:r>
+    </w:p>
+    <w:p>
+      <w:r>
+        <w:t xml:space="preserve">When we save data using df.write, then Spark always saves this data as set of files in a folder. </w:t>
+      </w:r>
+    </w:p>
+    <w:p>
+      <w:r>
+        <w:t>So folder represents a table and each time we append data to that table using df.write, we create a new file in that folder.</w:t>
+      </w:r>
+    </w:p>
+    <w:p>
+      <w:pPr>
+        <w:pStyle w:val="Heading3"/>
+      </w:pPr>
+      <w:r>
+        <w:t>Data partitioning</w:t>
+      </w:r>
+    </w:p>
+    <w:p>
+      <w:r>
+        <w:t>When we want to save a big dataframe in a file using df.write, then Spark might split this table into multiple files.</w:t>
+      </w:r>
+    </w:p>
+    <w:p>
+      <w:pPr>
+        <w:pStyle w:val="Heading3"/>
+      </w:pPr>
+      <w:r>
+        <w:t>Data corruption</w:t>
+      </w:r>
+    </w:p>
+    <w:p>
+      <w:r>
+        <w:t xml:space="preserve">If we have already saved a table, that is a folder consisting of mutiple files, and then we try to add more that to that folder which have different columns and data types, it will work. </w:t>
+      </w:r>
+    </w:p>
+    <w:p>
+      <w:r>
+        <w:lastRenderedPageBreak/>
+        <w:t>We will create a new file which have different columns and data types than other files in that folder creating a table and that will cause problems. If we want to read data from that table after that we might not be able to do that.</w:t>
+      </w:r>
+    </w:p>
+    <w:p>
+      <w:r>
+        <w:t>That’s why it is recommended to use additional tools which can prevent that, for example Delta lake.</w:t>
+      </w:r>
+    </w:p>
+    <w:p>
+      <w:pPr>
+        <w:pStyle w:val="Heading2"/>
+      </w:pPr>
+      <w:r>
+        <w:t>Submitting Spark jobs</w:t>
+      </w:r>
+    </w:p>
+    <w:p>
+      <w:r>
+        <w:t>How we submit Spark jobs depends on what resource manager we are using (for example YARN or Kubernetes).</w:t>
+      </w:r>
+    </w:p>
+    <w:p>
+      <w:r>
+        <w:t>To learn more about that please refer to files ‘Spark on Kubernetes’ and ‘Spark on YARN’.</w:t>
+      </w:r>
+    </w:p>
+    <w:p>
+      <w:pPr>
+        <w:pStyle w:val="Heading1"/>
+      </w:pPr>
+      <w:r>
+        <w:t>Monitoring</w:t>
+      </w:r>
+    </w:p>
+    <w:p>
+      <w:r>
+        <w:t>We can use Prometheus, Grafana and Spark History Server to monitor our Spark jobs.</w:t>
+      </w:r>
+    </w:p>
+    <w:p>
+      <w:r>
+        <w:t>Prometheus will gather metrics about Spark Jobs.</w:t>
+      </w:r>
+    </w:p>
+    <w:p>
+      <w:r>
+        <w:t>Grafana will create visual dashboards using metrics gathered by Prometheus.</w:t>
+      </w:r>
+    </w:p>
+    <w:p>
+      <w:r>
+        <w:t>Spark History Server gives more detail about Spark jobs.</w:t>
       </w:r>
     </w:p>
     <w:p>
@@ -760,7 +1516,6 @@
         </w:numPr>
       </w:pPr>
       <w:r>
-        <w:lastRenderedPageBreak/>
         <w:t>Remote-SSH</w:t>
       </w:r>
       <w:r>
@@ -803,6 +1558,119 @@
 <file path=word/numbering.xml><?xml version="1.0" encoding="utf-8"?>
 <w:numbering xmlns:wpc="http://schemas.microsoft.com/office/word/2010/wordprocessingCanvas" xmlns:cx="http://schemas.microsoft.com/office/drawing/2014/chartex" xmlns:cx1="http://schemas.microsoft.com/office/drawing/2015/9/8/chartex" xmlns:cx2="http://schemas.microsoft.com/office/drawing/2015/10/21/chartex" xmlns:cx3="http://schemas.microsoft.com/office/drawing/2016/5/9/chartex" xmlns:cx4="http://schemas.microsoft.com/office/drawing/2016/5/10/chartex" xmlns:cx5="http://schemas.microsoft.com/office/drawing/2016/5/11/chartex" xmlns:cx6="http://schemas.microsoft.com/office/drawing/2016/5/12/chartex" xmlns:cx7="http://schemas.microsoft.com/office/drawing/2016/5/13/chartex" xmlns:cx8="http://schemas.microsoft.com/office/drawing/2016/5/14/chartex" xmlns:mc="http://schemas.openxmlformats.org/markup-compatibility/2006" xmlns:aink="http://schemas.microsoft.com/office/drawing/2016/ink" xmlns:am3d="http://schemas.microsoft.com/office/drawing/2017/model3d" xmlns:o="urn:schemas-microsoft-com:office:office" xmlns:oel="http://schemas.microsoft.com/office/2019/extlst" xmlns:r="http://schemas.openxmlformats.org/officeDocument/2006/relationships" xmlns:m="http://schemas.openxmlformats.org/officeDocument/2006/math" xmlns:v="urn:schemas-microsoft-com:vml" xmlns:wp14="http://schemas.microsoft.com/office/word/2010/wordprocessingDrawing" xmlns:wp="http://schemas.openxmlformats.org/drawingml/2006/wordprocessingDrawing" xmlns:w10="urn:schemas-microsoft-com:office:word" xmlns:w="http://schemas.openxmlformats.org/wordprocessingml/2006/main" xmlns:w14="http://schemas.microsoft.com/office/word/2010/wordml" xmlns:w15="http://schemas.microsoft.com/office/word/2012/wordml" xmlns:w16cex="http://schemas.microsoft.com/office/word/2018/wordml/cex" xmlns:w16cid="http://schemas.microsoft.com/office/word/2016/wordml/cid" xmlns:w16="http://schemas.microsoft.com/office/word/2018/wordml" xmlns:w16du="http://schemas.microsoft.com/office/word/2023/wordml/word16du" xmlns:w16sdtdh="http://schemas.microsoft.com/office/word/2020/wordml/sdtdatahash" xmlns:w16sdtfl="http://schemas.microsoft.com/office/word/2024/wordml/sdtformatlock" xmlns:w16se="http://schemas.microsoft.com/office/word/2015/wordml/symex" xmlns:wpg="http://schemas.microsoft.com/office/word/2010/wordprocessingGroup" xmlns:wpi="http://schemas.microsoft.com/office/word/2010/wordprocessingInk" xmlns:wne="http://schemas.microsoft.com/office/word/2006/wordml" xmlns:wps="http://schemas.microsoft.com/office/word/2010/wordprocessingShape" mc:Ignorable="w14 w15 w16se w16cid w16 w16cex w16sdtdh w16sdtfl w16du wp14">
   <w:abstractNum w:abstractNumId="0" w15:restartNumberingAfterBreak="0">
+    <w:nsid w:val="01124048"/>
+    <w:multiLevelType w:val="hybridMultilevel"/>
+    <w:tmpl w:val="B5E22AFE"/>
+    <w:lvl w:ilvl="0" w:tplc="04090001">
+      <w:start w:val="1"/>
+      <w:numFmt w:val="bullet"/>
+      <w:lvlText w:val=""/>
+      <w:lvlJc w:val="left"/>
+      <w:pPr>
+        <w:ind w:left="720" w:hanging="360"/>
+      </w:pPr>
+      <w:rPr>
+        <w:rFonts w:ascii="Symbol" w:hAnsi="Symbol" w:hint="default"/>
+      </w:rPr>
+    </w:lvl>
+    <w:lvl w:ilvl="1" w:tplc="04090003" w:tentative="1">
+      <w:start w:val="1"/>
+      <w:numFmt w:val="bullet"/>
+      <w:lvlText w:val="o"/>
+      <w:lvlJc w:val="left"/>
+      <w:pPr>
+        <w:ind w:left="1440" w:hanging="360"/>
+      </w:pPr>
+      <w:rPr>
+        <w:rFonts w:ascii="Courier New" w:hAnsi="Courier New" w:cs="Courier New" w:hint="default"/>
+      </w:rPr>
+    </w:lvl>
+    <w:lvl w:ilvl="2" w:tplc="04090005" w:tentative="1">
+      <w:start w:val="1"/>
+      <w:numFmt w:val="bullet"/>
+      <w:lvlText w:val=""/>
+      <w:lvlJc w:val="left"/>
+      <w:pPr>
+        <w:ind w:left="2160" w:hanging="360"/>
+      </w:pPr>
+      <w:rPr>
+        <w:rFonts w:ascii="Wingdings" w:hAnsi="Wingdings" w:hint="default"/>
+      </w:rPr>
+    </w:lvl>
+    <w:lvl w:ilvl="3" w:tplc="04090001" w:tentative="1">
+      <w:start w:val="1"/>
+      <w:numFmt w:val="bullet"/>
+      <w:lvlText w:val=""/>
+      <w:lvlJc w:val="left"/>
+      <w:pPr>
+        <w:ind w:left="2880" w:hanging="360"/>
+      </w:pPr>
+      <w:rPr>
+        <w:rFonts w:ascii="Symbol" w:hAnsi="Symbol" w:hint="default"/>
+      </w:rPr>
+    </w:lvl>
+    <w:lvl w:ilvl="4" w:tplc="04090003" w:tentative="1">
+      <w:start w:val="1"/>
+      <w:numFmt w:val="bullet"/>
+      <w:lvlText w:val="o"/>
+      <w:lvlJc w:val="left"/>
+      <w:pPr>
+        <w:ind w:left="3600" w:hanging="360"/>
+      </w:pPr>
+      <w:rPr>
+        <w:rFonts w:ascii="Courier New" w:hAnsi="Courier New" w:cs="Courier New" w:hint="default"/>
+      </w:rPr>
+    </w:lvl>
+    <w:lvl w:ilvl="5" w:tplc="04090005" w:tentative="1">
+      <w:start w:val="1"/>
+      <w:numFmt w:val="bullet"/>
+      <w:lvlText w:val=""/>
+      <w:lvlJc w:val="left"/>
+      <w:pPr>
+        <w:ind w:left="4320" w:hanging="360"/>
+      </w:pPr>
+      <w:rPr>
+        <w:rFonts w:ascii="Wingdings" w:hAnsi="Wingdings" w:hint="default"/>
+      </w:rPr>
+    </w:lvl>
+    <w:lvl w:ilvl="6" w:tplc="04090001" w:tentative="1">
+      <w:start w:val="1"/>
+      <w:numFmt w:val="bullet"/>
+      <w:lvlText w:val=""/>
+      <w:lvlJc w:val="left"/>
+      <w:pPr>
+        <w:ind w:left="5040" w:hanging="360"/>
+      </w:pPr>
+      <w:rPr>
+        <w:rFonts w:ascii="Symbol" w:hAnsi="Symbol" w:hint="default"/>
+      </w:rPr>
+    </w:lvl>
+    <w:lvl w:ilvl="7" w:tplc="04090003" w:tentative="1">
+      <w:start w:val="1"/>
+      <w:numFmt w:val="bullet"/>
+      <w:lvlText w:val="o"/>
+      <w:lvlJc w:val="left"/>
+      <w:pPr>
+        <w:ind w:left="5760" w:hanging="360"/>
+      </w:pPr>
+      <w:rPr>
+        <w:rFonts w:ascii="Courier New" w:hAnsi="Courier New" w:cs="Courier New" w:hint="default"/>
+      </w:rPr>
+    </w:lvl>
+    <w:lvl w:ilvl="8" w:tplc="04090005" w:tentative="1">
+      <w:start w:val="1"/>
+      <w:numFmt w:val="bullet"/>
+      <w:lvlText w:val=""/>
+      <w:lvlJc w:val="left"/>
+      <w:pPr>
+        <w:ind w:left="6480" w:hanging="360"/>
+      </w:pPr>
+      <w:rPr>
+        <w:rFonts w:ascii="Wingdings" w:hAnsi="Wingdings" w:hint="default"/>
+      </w:rPr>
+    </w:lvl>
+  </w:abstractNum>
+  <w:abstractNum w:abstractNumId="1" w15:restartNumberingAfterBreak="0">
     <w:nsid w:val="06AC12D5"/>
     <w:multiLevelType w:val="hybridMultilevel"/>
     <w:tmpl w:val="6D9C7486"/>
@@ -915,7 +1783,120 @@
       </w:rPr>
     </w:lvl>
   </w:abstractNum>
-  <w:abstractNum w:abstractNumId="1" w15:restartNumberingAfterBreak="0">
+  <w:abstractNum w:abstractNumId="2" w15:restartNumberingAfterBreak="0">
+    <w:nsid w:val="085B2B86"/>
+    <w:multiLevelType w:val="hybridMultilevel"/>
+    <w:tmpl w:val="CA329314"/>
+    <w:lvl w:ilvl="0" w:tplc="04090001">
+      <w:start w:val="1"/>
+      <w:numFmt w:val="bullet"/>
+      <w:lvlText w:val=""/>
+      <w:lvlJc w:val="left"/>
+      <w:pPr>
+        <w:ind w:left="720" w:hanging="360"/>
+      </w:pPr>
+      <w:rPr>
+        <w:rFonts w:ascii="Symbol" w:hAnsi="Symbol" w:hint="default"/>
+      </w:rPr>
+    </w:lvl>
+    <w:lvl w:ilvl="1" w:tplc="04090003">
+      <w:start w:val="1"/>
+      <w:numFmt w:val="bullet"/>
+      <w:lvlText w:val="o"/>
+      <w:lvlJc w:val="left"/>
+      <w:pPr>
+        <w:ind w:left="1440" w:hanging="360"/>
+      </w:pPr>
+      <w:rPr>
+        <w:rFonts w:ascii="Courier New" w:hAnsi="Courier New" w:cs="Courier New" w:hint="default"/>
+      </w:rPr>
+    </w:lvl>
+    <w:lvl w:ilvl="2" w:tplc="04090005" w:tentative="1">
+      <w:start w:val="1"/>
+      <w:numFmt w:val="bullet"/>
+      <w:lvlText w:val=""/>
+      <w:lvlJc w:val="left"/>
+      <w:pPr>
+        <w:ind w:left="2160" w:hanging="360"/>
+      </w:pPr>
+      <w:rPr>
+        <w:rFonts w:ascii="Wingdings" w:hAnsi="Wingdings" w:hint="default"/>
+      </w:rPr>
+    </w:lvl>
+    <w:lvl w:ilvl="3" w:tplc="04090001" w:tentative="1">
+      <w:start w:val="1"/>
+      <w:numFmt w:val="bullet"/>
+      <w:lvlText w:val=""/>
+      <w:lvlJc w:val="left"/>
+      <w:pPr>
+        <w:ind w:left="2880" w:hanging="360"/>
+      </w:pPr>
+      <w:rPr>
+        <w:rFonts w:ascii="Symbol" w:hAnsi="Symbol" w:hint="default"/>
+      </w:rPr>
+    </w:lvl>
+    <w:lvl w:ilvl="4" w:tplc="04090003" w:tentative="1">
+      <w:start w:val="1"/>
+      <w:numFmt w:val="bullet"/>
+      <w:lvlText w:val="o"/>
+      <w:lvlJc w:val="left"/>
+      <w:pPr>
+        <w:ind w:left="3600" w:hanging="360"/>
+      </w:pPr>
+      <w:rPr>
+        <w:rFonts w:ascii="Courier New" w:hAnsi="Courier New" w:cs="Courier New" w:hint="default"/>
+      </w:rPr>
+    </w:lvl>
+    <w:lvl w:ilvl="5" w:tplc="04090005" w:tentative="1">
+      <w:start w:val="1"/>
+      <w:numFmt w:val="bullet"/>
+      <w:lvlText w:val=""/>
+      <w:lvlJc w:val="left"/>
+      <w:pPr>
+        <w:ind w:left="4320" w:hanging="360"/>
+      </w:pPr>
+      <w:rPr>
+        <w:rFonts w:ascii="Wingdings" w:hAnsi="Wingdings" w:hint="default"/>
+      </w:rPr>
+    </w:lvl>
+    <w:lvl w:ilvl="6" w:tplc="04090001" w:tentative="1">
+      <w:start w:val="1"/>
+      <w:numFmt w:val="bullet"/>
+      <w:lvlText w:val=""/>
+      <w:lvlJc w:val="left"/>
+      <w:pPr>
+        <w:ind w:left="5040" w:hanging="360"/>
+      </w:pPr>
+      <w:rPr>
+        <w:rFonts w:ascii="Symbol" w:hAnsi="Symbol" w:hint="default"/>
+      </w:rPr>
+    </w:lvl>
+    <w:lvl w:ilvl="7" w:tplc="04090003" w:tentative="1">
+      <w:start w:val="1"/>
+      <w:numFmt w:val="bullet"/>
+      <w:lvlText w:val="o"/>
+      <w:lvlJc w:val="left"/>
+      <w:pPr>
+        <w:ind w:left="5760" w:hanging="360"/>
+      </w:pPr>
+      <w:rPr>
+        <w:rFonts w:ascii="Courier New" w:hAnsi="Courier New" w:cs="Courier New" w:hint="default"/>
+      </w:rPr>
+    </w:lvl>
+    <w:lvl w:ilvl="8" w:tplc="04090005" w:tentative="1">
+      <w:start w:val="1"/>
+      <w:numFmt w:val="bullet"/>
+      <w:lvlText w:val=""/>
+      <w:lvlJc w:val="left"/>
+      <w:pPr>
+        <w:ind w:left="6480" w:hanging="360"/>
+      </w:pPr>
+      <w:rPr>
+        <w:rFonts w:ascii="Wingdings" w:hAnsi="Wingdings" w:hint="default"/>
+      </w:rPr>
+    </w:lvl>
+  </w:abstractNum>
+  <w:abstractNum w:abstractNumId="3" w15:restartNumberingAfterBreak="0">
     <w:nsid w:val="0C1402C2"/>
     <w:multiLevelType w:val="hybridMultilevel"/>
     <w:tmpl w:val="6D90BFC2"/>
@@ -1028,7 +2009,7 @@
       </w:rPr>
     </w:lvl>
   </w:abstractNum>
-  <w:abstractNum w:abstractNumId="2" w15:restartNumberingAfterBreak="0">
+  <w:abstractNum w:abstractNumId="4" w15:restartNumberingAfterBreak="0">
     <w:nsid w:val="111626E4"/>
     <w:multiLevelType w:val="hybridMultilevel"/>
     <w:tmpl w:val="528E7F20"/>
@@ -1141,7 +2122,7 @@
       </w:rPr>
     </w:lvl>
   </w:abstractNum>
-  <w:abstractNum w:abstractNumId="3" w15:restartNumberingAfterBreak="0">
+  <w:abstractNum w:abstractNumId="5" w15:restartNumberingAfterBreak="0">
     <w:nsid w:val="209107BC"/>
     <w:multiLevelType w:val="hybridMultilevel"/>
     <w:tmpl w:val="D0A85F56"/>
@@ -1227,7 +2208,7 @@
       </w:pPr>
     </w:lvl>
   </w:abstractNum>
-  <w:abstractNum w:abstractNumId="4" w15:restartNumberingAfterBreak="0">
+  <w:abstractNum w:abstractNumId="6" w15:restartNumberingAfterBreak="0">
     <w:nsid w:val="21700A81"/>
     <w:multiLevelType w:val="hybridMultilevel"/>
     <w:tmpl w:val="2C04EEF8"/>
@@ -1340,7 +2321,120 @@
       </w:rPr>
     </w:lvl>
   </w:abstractNum>
-  <w:abstractNum w:abstractNumId="5" w15:restartNumberingAfterBreak="0">
+  <w:abstractNum w:abstractNumId="7" w15:restartNumberingAfterBreak="0">
+    <w:nsid w:val="22012E29"/>
+    <w:multiLevelType w:val="hybridMultilevel"/>
+    <w:tmpl w:val="2B4679B0"/>
+    <w:lvl w:ilvl="0" w:tplc="04090001">
+      <w:start w:val="1"/>
+      <w:numFmt w:val="bullet"/>
+      <w:lvlText w:val=""/>
+      <w:lvlJc w:val="left"/>
+      <w:pPr>
+        <w:ind w:left="720" w:hanging="360"/>
+      </w:pPr>
+      <w:rPr>
+        <w:rFonts w:ascii="Symbol" w:hAnsi="Symbol" w:hint="default"/>
+      </w:rPr>
+    </w:lvl>
+    <w:lvl w:ilvl="1" w:tplc="04090003" w:tentative="1">
+      <w:start w:val="1"/>
+      <w:numFmt w:val="bullet"/>
+      <w:lvlText w:val="o"/>
+      <w:lvlJc w:val="left"/>
+      <w:pPr>
+        <w:ind w:left="1440" w:hanging="360"/>
+      </w:pPr>
+      <w:rPr>
+        <w:rFonts w:ascii="Courier New" w:hAnsi="Courier New" w:cs="Courier New" w:hint="default"/>
+      </w:rPr>
+    </w:lvl>
+    <w:lvl w:ilvl="2" w:tplc="04090005" w:tentative="1">
+      <w:start w:val="1"/>
+      <w:numFmt w:val="bullet"/>
+      <w:lvlText w:val=""/>
+      <w:lvlJc w:val="left"/>
+      <w:pPr>
+        <w:ind w:left="2160" w:hanging="360"/>
+      </w:pPr>
+      <w:rPr>
+        <w:rFonts w:ascii="Wingdings" w:hAnsi="Wingdings" w:hint="default"/>
+      </w:rPr>
+    </w:lvl>
+    <w:lvl w:ilvl="3" w:tplc="04090001" w:tentative="1">
+      <w:start w:val="1"/>
+      <w:numFmt w:val="bullet"/>
+      <w:lvlText w:val=""/>
+      <w:lvlJc w:val="left"/>
+      <w:pPr>
+        <w:ind w:left="2880" w:hanging="360"/>
+      </w:pPr>
+      <w:rPr>
+        <w:rFonts w:ascii="Symbol" w:hAnsi="Symbol" w:hint="default"/>
+      </w:rPr>
+    </w:lvl>
+    <w:lvl w:ilvl="4" w:tplc="04090003" w:tentative="1">
+      <w:start w:val="1"/>
+      <w:numFmt w:val="bullet"/>
+      <w:lvlText w:val="o"/>
+      <w:lvlJc w:val="left"/>
+      <w:pPr>
+        <w:ind w:left="3600" w:hanging="360"/>
+      </w:pPr>
+      <w:rPr>
+        <w:rFonts w:ascii="Courier New" w:hAnsi="Courier New" w:cs="Courier New" w:hint="default"/>
+      </w:rPr>
+    </w:lvl>
+    <w:lvl w:ilvl="5" w:tplc="04090005" w:tentative="1">
+      <w:start w:val="1"/>
+      <w:numFmt w:val="bullet"/>
+      <w:lvlText w:val=""/>
+      <w:lvlJc w:val="left"/>
+      <w:pPr>
+        <w:ind w:left="4320" w:hanging="360"/>
+      </w:pPr>
+      <w:rPr>
+        <w:rFonts w:ascii="Wingdings" w:hAnsi="Wingdings" w:hint="default"/>
+      </w:rPr>
+    </w:lvl>
+    <w:lvl w:ilvl="6" w:tplc="04090001" w:tentative="1">
+      <w:start w:val="1"/>
+      <w:numFmt w:val="bullet"/>
+      <w:lvlText w:val=""/>
+      <w:lvlJc w:val="left"/>
+      <w:pPr>
+        <w:ind w:left="5040" w:hanging="360"/>
+      </w:pPr>
+      <w:rPr>
+        <w:rFonts w:ascii="Symbol" w:hAnsi="Symbol" w:hint="default"/>
+      </w:rPr>
+    </w:lvl>
+    <w:lvl w:ilvl="7" w:tplc="04090003" w:tentative="1">
+      <w:start w:val="1"/>
+      <w:numFmt w:val="bullet"/>
+      <w:lvlText w:val="o"/>
+      <w:lvlJc w:val="left"/>
+      <w:pPr>
+        <w:ind w:left="5760" w:hanging="360"/>
+      </w:pPr>
+      <w:rPr>
+        <w:rFonts w:ascii="Courier New" w:hAnsi="Courier New" w:cs="Courier New" w:hint="default"/>
+      </w:rPr>
+    </w:lvl>
+    <w:lvl w:ilvl="8" w:tplc="04090005" w:tentative="1">
+      <w:start w:val="1"/>
+      <w:numFmt w:val="bullet"/>
+      <w:lvlText w:val=""/>
+      <w:lvlJc w:val="left"/>
+      <w:pPr>
+        <w:ind w:left="6480" w:hanging="360"/>
+      </w:pPr>
+      <w:rPr>
+        <w:rFonts w:ascii="Wingdings" w:hAnsi="Wingdings" w:hint="default"/>
+      </w:rPr>
+    </w:lvl>
+  </w:abstractNum>
+  <w:abstractNum w:abstractNumId="8" w15:restartNumberingAfterBreak="0">
     <w:nsid w:val="25F5502D"/>
     <w:multiLevelType w:val="hybridMultilevel"/>
     <w:tmpl w:val="29FE7108"/>
@@ -1453,7 +2547,120 @@
       </w:rPr>
     </w:lvl>
   </w:abstractNum>
-  <w:abstractNum w:abstractNumId="6" w15:restartNumberingAfterBreak="0">
+  <w:abstractNum w:abstractNumId="9" w15:restartNumberingAfterBreak="0">
+    <w:nsid w:val="28FE4E16"/>
+    <w:multiLevelType w:val="hybridMultilevel"/>
+    <w:tmpl w:val="98FEEAE0"/>
+    <w:lvl w:ilvl="0" w:tplc="04090001">
+      <w:start w:val="1"/>
+      <w:numFmt w:val="bullet"/>
+      <w:lvlText w:val=""/>
+      <w:lvlJc w:val="left"/>
+      <w:pPr>
+        <w:ind w:left="720" w:hanging="360"/>
+      </w:pPr>
+      <w:rPr>
+        <w:rFonts w:ascii="Symbol" w:hAnsi="Symbol" w:hint="default"/>
+      </w:rPr>
+    </w:lvl>
+    <w:lvl w:ilvl="1" w:tplc="04090003" w:tentative="1">
+      <w:start w:val="1"/>
+      <w:numFmt w:val="bullet"/>
+      <w:lvlText w:val="o"/>
+      <w:lvlJc w:val="left"/>
+      <w:pPr>
+        <w:ind w:left="1440" w:hanging="360"/>
+      </w:pPr>
+      <w:rPr>
+        <w:rFonts w:ascii="Courier New" w:hAnsi="Courier New" w:cs="Courier New" w:hint="default"/>
+      </w:rPr>
+    </w:lvl>
+    <w:lvl w:ilvl="2" w:tplc="04090005" w:tentative="1">
+      <w:start w:val="1"/>
+      <w:numFmt w:val="bullet"/>
+      <w:lvlText w:val=""/>
+      <w:lvlJc w:val="left"/>
+      <w:pPr>
+        <w:ind w:left="2160" w:hanging="360"/>
+      </w:pPr>
+      <w:rPr>
+        <w:rFonts w:ascii="Wingdings" w:hAnsi="Wingdings" w:hint="default"/>
+      </w:rPr>
+    </w:lvl>
+    <w:lvl w:ilvl="3" w:tplc="04090001" w:tentative="1">
+      <w:start w:val="1"/>
+      <w:numFmt w:val="bullet"/>
+      <w:lvlText w:val=""/>
+      <w:lvlJc w:val="left"/>
+      <w:pPr>
+        <w:ind w:left="2880" w:hanging="360"/>
+      </w:pPr>
+      <w:rPr>
+        <w:rFonts w:ascii="Symbol" w:hAnsi="Symbol" w:hint="default"/>
+      </w:rPr>
+    </w:lvl>
+    <w:lvl w:ilvl="4" w:tplc="04090003" w:tentative="1">
+      <w:start w:val="1"/>
+      <w:numFmt w:val="bullet"/>
+      <w:lvlText w:val="o"/>
+      <w:lvlJc w:val="left"/>
+      <w:pPr>
+        <w:ind w:left="3600" w:hanging="360"/>
+      </w:pPr>
+      <w:rPr>
+        <w:rFonts w:ascii="Courier New" w:hAnsi="Courier New" w:cs="Courier New" w:hint="default"/>
+      </w:rPr>
+    </w:lvl>
+    <w:lvl w:ilvl="5" w:tplc="04090005" w:tentative="1">
+      <w:start w:val="1"/>
+      <w:numFmt w:val="bullet"/>
+      <w:lvlText w:val=""/>
+      <w:lvlJc w:val="left"/>
+      <w:pPr>
+        <w:ind w:left="4320" w:hanging="360"/>
+      </w:pPr>
+      <w:rPr>
+        <w:rFonts w:ascii="Wingdings" w:hAnsi="Wingdings" w:hint="default"/>
+      </w:rPr>
+    </w:lvl>
+    <w:lvl w:ilvl="6" w:tplc="04090001" w:tentative="1">
+      <w:start w:val="1"/>
+      <w:numFmt w:val="bullet"/>
+      <w:lvlText w:val=""/>
+      <w:lvlJc w:val="left"/>
+      <w:pPr>
+        <w:ind w:left="5040" w:hanging="360"/>
+      </w:pPr>
+      <w:rPr>
+        <w:rFonts w:ascii="Symbol" w:hAnsi="Symbol" w:hint="default"/>
+      </w:rPr>
+    </w:lvl>
+    <w:lvl w:ilvl="7" w:tplc="04090003" w:tentative="1">
+      <w:start w:val="1"/>
+      <w:numFmt w:val="bullet"/>
+      <w:lvlText w:val="o"/>
+      <w:lvlJc w:val="left"/>
+      <w:pPr>
+        <w:ind w:left="5760" w:hanging="360"/>
+      </w:pPr>
+      <w:rPr>
+        <w:rFonts w:ascii="Courier New" w:hAnsi="Courier New" w:cs="Courier New" w:hint="default"/>
+      </w:rPr>
+    </w:lvl>
+    <w:lvl w:ilvl="8" w:tplc="04090005" w:tentative="1">
+      <w:start w:val="1"/>
+      <w:numFmt w:val="bullet"/>
+      <w:lvlText w:val=""/>
+      <w:lvlJc w:val="left"/>
+      <w:pPr>
+        <w:ind w:left="6480" w:hanging="360"/>
+      </w:pPr>
+      <w:rPr>
+        <w:rFonts w:ascii="Wingdings" w:hAnsi="Wingdings" w:hint="default"/>
+      </w:rPr>
+    </w:lvl>
+  </w:abstractNum>
+  <w:abstractNum w:abstractNumId="10" w15:restartNumberingAfterBreak="0">
     <w:nsid w:val="2AB76DDF"/>
     <w:multiLevelType w:val="hybridMultilevel"/>
     <w:tmpl w:val="0862D728"/>
@@ -1566,7 +2773,7 @@
       </w:rPr>
     </w:lvl>
   </w:abstractNum>
-  <w:abstractNum w:abstractNumId="7" w15:restartNumberingAfterBreak="0">
+  <w:abstractNum w:abstractNumId="11" w15:restartNumberingAfterBreak="0">
     <w:nsid w:val="2D7A644F"/>
     <w:multiLevelType w:val="hybridMultilevel"/>
     <w:tmpl w:val="ED823082"/>
@@ -1679,7 +2886,906 @@
       </w:rPr>
     </w:lvl>
   </w:abstractNum>
-  <w:abstractNum w:abstractNumId="8" w15:restartNumberingAfterBreak="0">
+  <w:abstractNum w:abstractNumId="12" w15:restartNumberingAfterBreak="0">
+    <w:nsid w:val="351F30DE"/>
+    <w:multiLevelType w:val="multilevel"/>
+    <w:tmpl w:val="E97497C2"/>
+    <w:lvl w:ilvl="0">
+      <w:start w:val="1"/>
+      <w:numFmt w:val="bullet"/>
+      <w:lvlText w:val=""/>
+      <w:lvlJc w:val="left"/>
+      <w:pPr>
+        <w:tabs>
+          <w:tab w:val="num" w:pos="720"/>
+        </w:tabs>
+        <w:ind w:left="720" w:hanging="360"/>
+      </w:pPr>
+      <w:rPr>
+        <w:rFonts w:ascii="Symbol" w:hAnsi="Symbol" w:hint="default"/>
+        <w:sz w:val="20"/>
+      </w:rPr>
+    </w:lvl>
+    <w:lvl w:ilvl="1" w:tentative="1">
+      <w:start w:val="1"/>
+      <w:numFmt w:val="bullet"/>
+      <w:lvlText w:val="o"/>
+      <w:lvlJc w:val="left"/>
+      <w:pPr>
+        <w:tabs>
+          <w:tab w:val="num" w:pos="1440"/>
+        </w:tabs>
+        <w:ind w:left="1440" w:hanging="360"/>
+      </w:pPr>
+      <w:rPr>
+        <w:rFonts w:ascii="Courier New" w:hAnsi="Courier New" w:hint="default"/>
+        <w:sz w:val="20"/>
+      </w:rPr>
+    </w:lvl>
+    <w:lvl w:ilvl="2" w:tentative="1">
+      <w:start w:val="1"/>
+      <w:numFmt w:val="bullet"/>
+      <w:lvlText w:val=""/>
+      <w:lvlJc w:val="left"/>
+      <w:pPr>
+        <w:tabs>
+          <w:tab w:val="num" w:pos="2160"/>
+        </w:tabs>
+        <w:ind w:left="2160" w:hanging="360"/>
+      </w:pPr>
+      <w:rPr>
+        <w:rFonts w:ascii="Wingdings" w:hAnsi="Wingdings" w:hint="default"/>
+        <w:sz w:val="20"/>
+      </w:rPr>
+    </w:lvl>
+    <w:lvl w:ilvl="3" w:tentative="1">
+      <w:start w:val="1"/>
+      <w:numFmt w:val="bullet"/>
+      <w:lvlText w:val=""/>
+      <w:lvlJc w:val="left"/>
+      <w:pPr>
+        <w:tabs>
+          <w:tab w:val="num" w:pos="2880"/>
+        </w:tabs>
+        <w:ind w:left="2880" w:hanging="360"/>
+      </w:pPr>
+      <w:rPr>
+        <w:rFonts w:ascii="Wingdings" w:hAnsi="Wingdings" w:hint="default"/>
+        <w:sz w:val="20"/>
+      </w:rPr>
+    </w:lvl>
+    <w:lvl w:ilvl="4" w:tentative="1">
+      <w:start w:val="1"/>
+      <w:numFmt w:val="bullet"/>
+      <w:lvlText w:val=""/>
+      <w:lvlJc w:val="left"/>
+      <w:pPr>
+        <w:tabs>
+          <w:tab w:val="num" w:pos="3600"/>
+        </w:tabs>
+        <w:ind w:left="3600" w:hanging="360"/>
+      </w:pPr>
+      <w:rPr>
+        <w:rFonts w:ascii="Wingdings" w:hAnsi="Wingdings" w:hint="default"/>
+        <w:sz w:val="20"/>
+      </w:rPr>
+    </w:lvl>
+    <w:lvl w:ilvl="5" w:tentative="1">
+      <w:start w:val="1"/>
+      <w:numFmt w:val="bullet"/>
+      <w:lvlText w:val=""/>
+      <w:lvlJc w:val="left"/>
+      <w:pPr>
+        <w:tabs>
+          <w:tab w:val="num" w:pos="4320"/>
+        </w:tabs>
+        <w:ind w:left="4320" w:hanging="360"/>
+      </w:pPr>
+      <w:rPr>
+        <w:rFonts w:ascii="Wingdings" w:hAnsi="Wingdings" w:hint="default"/>
+        <w:sz w:val="20"/>
+      </w:rPr>
+    </w:lvl>
+    <w:lvl w:ilvl="6" w:tentative="1">
+      <w:start w:val="1"/>
+      <w:numFmt w:val="bullet"/>
+      <w:lvlText w:val=""/>
+      <w:lvlJc w:val="left"/>
+      <w:pPr>
+        <w:tabs>
+          <w:tab w:val="num" w:pos="5040"/>
+        </w:tabs>
+        <w:ind w:left="5040" w:hanging="360"/>
+      </w:pPr>
+      <w:rPr>
+        <w:rFonts w:ascii="Wingdings" w:hAnsi="Wingdings" w:hint="default"/>
+        <w:sz w:val="20"/>
+      </w:rPr>
+    </w:lvl>
+    <w:lvl w:ilvl="7" w:tentative="1">
+      <w:start w:val="1"/>
+      <w:numFmt w:val="bullet"/>
+      <w:lvlText w:val=""/>
+      <w:lvlJc w:val="left"/>
+      <w:pPr>
+        <w:tabs>
+          <w:tab w:val="num" w:pos="5760"/>
+        </w:tabs>
+        <w:ind w:left="5760" w:hanging="360"/>
+      </w:pPr>
+      <w:rPr>
+        <w:rFonts w:ascii="Wingdings" w:hAnsi="Wingdings" w:hint="default"/>
+        <w:sz w:val="20"/>
+      </w:rPr>
+    </w:lvl>
+    <w:lvl w:ilvl="8" w:tentative="1">
+      <w:start w:val="1"/>
+      <w:numFmt w:val="bullet"/>
+      <w:lvlText w:val=""/>
+      <w:lvlJc w:val="left"/>
+      <w:pPr>
+        <w:tabs>
+          <w:tab w:val="num" w:pos="6480"/>
+        </w:tabs>
+        <w:ind w:left="6480" w:hanging="360"/>
+      </w:pPr>
+      <w:rPr>
+        <w:rFonts w:ascii="Wingdings" w:hAnsi="Wingdings" w:hint="default"/>
+        <w:sz w:val="20"/>
+      </w:rPr>
+    </w:lvl>
+  </w:abstractNum>
+  <w:abstractNum w:abstractNumId="13" w15:restartNumberingAfterBreak="0">
+    <w:nsid w:val="39790356"/>
+    <w:multiLevelType w:val="hybridMultilevel"/>
+    <w:tmpl w:val="6876E31A"/>
+    <w:lvl w:ilvl="0" w:tplc="04090003">
+      <w:start w:val="1"/>
+      <w:numFmt w:val="bullet"/>
+      <w:lvlText w:val="o"/>
+      <w:lvlJc w:val="left"/>
+      <w:pPr>
+        <w:ind w:left="360" w:hanging="360"/>
+      </w:pPr>
+      <w:rPr>
+        <w:rFonts w:ascii="Courier New" w:hAnsi="Courier New" w:cs="Courier New" w:hint="default"/>
+      </w:rPr>
+    </w:lvl>
+    <w:lvl w:ilvl="1" w:tplc="04090003" w:tentative="1">
+      <w:start w:val="1"/>
+      <w:numFmt w:val="bullet"/>
+      <w:lvlText w:val="o"/>
+      <w:lvlJc w:val="left"/>
+      <w:pPr>
+        <w:ind w:left="1080" w:hanging="360"/>
+      </w:pPr>
+      <w:rPr>
+        <w:rFonts w:ascii="Courier New" w:hAnsi="Courier New" w:cs="Courier New" w:hint="default"/>
+      </w:rPr>
+    </w:lvl>
+    <w:lvl w:ilvl="2" w:tplc="04090005" w:tentative="1">
+      <w:start w:val="1"/>
+      <w:numFmt w:val="bullet"/>
+      <w:lvlText w:val=""/>
+      <w:lvlJc w:val="left"/>
+      <w:pPr>
+        <w:ind w:left="1800" w:hanging="360"/>
+      </w:pPr>
+      <w:rPr>
+        <w:rFonts w:ascii="Wingdings" w:hAnsi="Wingdings" w:hint="default"/>
+      </w:rPr>
+    </w:lvl>
+    <w:lvl w:ilvl="3" w:tplc="04090001" w:tentative="1">
+      <w:start w:val="1"/>
+      <w:numFmt w:val="bullet"/>
+      <w:lvlText w:val=""/>
+      <w:lvlJc w:val="left"/>
+      <w:pPr>
+        <w:ind w:left="2520" w:hanging="360"/>
+      </w:pPr>
+      <w:rPr>
+        <w:rFonts w:ascii="Symbol" w:hAnsi="Symbol" w:hint="default"/>
+      </w:rPr>
+    </w:lvl>
+    <w:lvl w:ilvl="4" w:tplc="04090003" w:tentative="1">
+      <w:start w:val="1"/>
+      <w:numFmt w:val="bullet"/>
+      <w:lvlText w:val="o"/>
+      <w:lvlJc w:val="left"/>
+      <w:pPr>
+        <w:ind w:left="3240" w:hanging="360"/>
+      </w:pPr>
+      <w:rPr>
+        <w:rFonts w:ascii="Courier New" w:hAnsi="Courier New" w:cs="Courier New" w:hint="default"/>
+      </w:rPr>
+    </w:lvl>
+    <w:lvl w:ilvl="5" w:tplc="04090005" w:tentative="1">
+      <w:start w:val="1"/>
+      <w:numFmt w:val="bullet"/>
+      <w:lvlText w:val=""/>
+      <w:lvlJc w:val="left"/>
+      <w:pPr>
+        <w:ind w:left="3960" w:hanging="360"/>
+      </w:pPr>
+      <w:rPr>
+        <w:rFonts w:ascii="Wingdings" w:hAnsi="Wingdings" w:hint="default"/>
+      </w:rPr>
+    </w:lvl>
+    <w:lvl w:ilvl="6" w:tplc="04090001" w:tentative="1">
+      <w:start w:val="1"/>
+      <w:numFmt w:val="bullet"/>
+      <w:lvlText w:val=""/>
+      <w:lvlJc w:val="left"/>
+      <w:pPr>
+        <w:ind w:left="4680" w:hanging="360"/>
+      </w:pPr>
+      <w:rPr>
+        <w:rFonts w:ascii="Symbol" w:hAnsi="Symbol" w:hint="default"/>
+      </w:rPr>
+    </w:lvl>
+    <w:lvl w:ilvl="7" w:tplc="04090003" w:tentative="1">
+      <w:start w:val="1"/>
+      <w:numFmt w:val="bullet"/>
+      <w:lvlText w:val="o"/>
+      <w:lvlJc w:val="left"/>
+      <w:pPr>
+        <w:ind w:left="5400" w:hanging="360"/>
+      </w:pPr>
+      <w:rPr>
+        <w:rFonts w:ascii="Courier New" w:hAnsi="Courier New" w:cs="Courier New" w:hint="default"/>
+      </w:rPr>
+    </w:lvl>
+    <w:lvl w:ilvl="8" w:tplc="04090005" w:tentative="1">
+      <w:start w:val="1"/>
+      <w:numFmt w:val="bullet"/>
+      <w:lvlText w:val=""/>
+      <w:lvlJc w:val="left"/>
+      <w:pPr>
+        <w:ind w:left="6120" w:hanging="360"/>
+      </w:pPr>
+      <w:rPr>
+        <w:rFonts w:ascii="Wingdings" w:hAnsi="Wingdings" w:hint="default"/>
+      </w:rPr>
+    </w:lvl>
+  </w:abstractNum>
+  <w:abstractNum w:abstractNumId="14" w15:restartNumberingAfterBreak="0">
+    <w:nsid w:val="40221F44"/>
+    <w:multiLevelType w:val="multilevel"/>
+    <w:tmpl w:val="77F67A40"/>
+    <w:lvl w:ilvl="0">
+      <w:start w:val="1"/>
+      <w:numFmt w:val="bullet"/>
+      <w:lvlText w:val=""/>
+      <w:lvlJc w:val="left"/>
+      <w:pPr>
+        <w:tabs>
+          <w:tab w:val="num" w:pos="720"/>
+        </w:tabs>
+        <w:ind w:left="720" w:hanging="360"/>
+      </w:pPr>
+      <w:rPr>
+        <w:rFonts w:ascii="Symbol" w:hAnsi="Symbol" w:hint="default"/>
+        <w:sz w:val="20"/>
+      </w:rPr>
+    </w:lvl>
+    <w:lvl w:ilvl="1" w:tentative="1">
+      <w:start w:val="1"/>
+      <w:numFmt w:val="bullet"/>
+      <w:lvlText w:val="o"/>
+      <w:lvlJc w:val="left"/>
+      <w:pPr>
+        <w:tabs>
+          <w:tab w:val="num" w:pos="1440"/>
+        </w:tabs>
+        <w:ind w:left="1440" w:hanging="360"/>
+      </w:pPr>
+      <w:rPr>
+        <w:rFonts w:ascii="Courier New" w:hAnsi="Courier New" w:hint="default"/>
+        <w:sz w:val="20"/>
+      </w:rPr>
+    </w:lvl>
+    <w:lvl w:ilvl="2" w:tentative="1">
+      <w:start w:val="1"/>
+      <w:numFmt w:val="bullet"/>
+      <w:lvlText w:val=""/>
+      <w:lvlJc w:val="left"/>
+      <w:pPr>
+        <w:tabs>
+          <w:tab w:val="num" w:pos="2160"/>
+        </w:tabs>
+        <w:ind w:left="2160" w:hanging="360"/>
+      </w:pPr>
+      <w:rPr>
+        <w:rFonts w:ascii="Wingdings" w:hAnsi="Wingdings" w:hint="default"/>
+        <w:sz w:val="20"/>
+      </w:rPr>
+    </w:lvl>
+    <w:lvl w:ilvl="3" w:tentative="1">
+      <w:start w:val="1"/>
+      <w:numFmt w:val="bullet"/>
+      <w:lvlText w:val=""/>
+      <w:lvlJc w:val="left"/>
+      <w:pPr>
+        <w:tabs>
+          <w:tab w:val="num" w:pos="2880"/>
+        </w:tabs>
+        <w:ind w:left="2880" w:hanging="360"/>
+      </w:pPr>
+      <w:rPr>
+        <w:rFonts w:ascii="Wingdings" w:hAnsi="Wingdings" w:hint="default"/>
+        <w:sz w:val="20"/>
+      </w:rPr>
+    </w:lvl>
+    <w:lvl w:ilvl="4" w:tentative="1">
+      <w:start w:val="1"/>
+      <w:numFmt w:val="bullet"/>
+      <w:lvlText w:val=""/>
+      <w:lvlJc w:val="left"/>
+      <w:pPr>
+        <w:tabs>
+          <w:tab w:val="num" w:pos="3600"/>
+        </w:tabs>
+        <w:ind w:left="3600" w:hanging="360"/>
+      </w:pPr>
+      <w:rPr>
+        <w:rFonts w:ascii="Wingdings" w:hAnsi="Wingdings" w:hint="default"/>
+        <w:sz w:val="20"/>
+      </w:rPr>
+    </w:lvl>
+    <w:lvl w:ilvl="5" w:tentative="1">
+      <w:start w:val="1"/>
+      <w:numFmt w:val="bullet"/>
+      <w:lvlText w:val=""/>
+      <w:lvlJc w:val="left"/>
+      <w:pPr>
+        <w:tabs>
+          <w:tab w:val="num" w:pos="4320"/>
+        </w:tabs>
+        <w:ind w:left="4320" w:hanging="360"/>
+      </w:pPr>
+      <w:rPr>
+        <w:rFonts w:ascii="Wingdings" w:hAnsi="Wingdings" w:hint="default"/>
+        <w:sz w:val="20"/>
+      </w:rPr>
+    </w:lvl>
+    <w:lvl w:ilvl="6" w:tentative="1">
+      <w:start w:val="1"/>
+      <w:numFmt w:val="bullet"/>
+      <w:lvlText w:val=""/>
+      <w:lvlJc w:val="left"/>
+      <w:pPr>
+        <w:tabs>
+          <w:tab w:val="num" w:pos="5040"/>
+        </w:tabs>
+        <w:ind w:left="5040" w:hanging="360"/>
+      </w:pPr>
+      <w:rPr>
+        <w:rFonts w:ascii="Wingdings" w:hAnsi="Wingdings" w:hint="default"/>
+        <w:sz w:val="20"/>
+      </w:rPr>
+    </w:lvl>
+    <w:lvl w:ilvl="7" w:tentative="1">
+      <w:start w:val="1"/>
+      <w:numFmt w:val="bullet"/>
+      <w:lvlText w:val=""/>
+      <w:lvlJc w:val="left"/>
+      <w:pPr>
+        <w:tabs>
+          <w:tab w:val="num" w:pos="5760"/>
+        </w:tabs>
+        <w:ind w:left="5760" w:hanging="360"/>
+      </w:pPr>
+      <w:rPr>
+        <w:rFonts w:ascii="Wingdings" w:hAnsi="Wingdings" w:hint="default"/>
+        <w:sz w:val="20"/>
+      </w:rPr>
+    </w:lvl>
+    <w:lvl w:ilvl="8" w:tentative="1">
+      <w:start w:val="1"/>
+      <w:numFmt w:val="bullet"/>
+      <w:lvlText w:val=""/>
+      <w:lvlJc w:val="left"/>
+      <w:pPr>
+        <w:tabs>
+          <w:tab w:val="num" w:pos="6480"/>
+        </w:tabs>
+        <w:ind w:left="6480" w:hanging="360"/>
+      </w:pPr>
+      <w:rPr>
+        <w:rFonts w:ascii="Wingdings" w:hAnsi="Wingdings" w:hint="default"/>
+        <w:sz w:val="20"/>
+      </w:rPr>
+    </w:lvl>
+  </w:abstractNum>
+  <w:abstractNum w:abstractNumId="15" w15:restartNumberingAfterBreak="0">
+    <w:nsid w:val="489A6FFD"/>
+    <w:multiLevelType w:val="hybridMultilevel"/>
+    <w:tmpl w:val="2E7A624A"/>
+    <w:lvl w:ilvl="0" w:tplc="04090001">
+      <w:start w:val="1"/>
+      <w:numFmt w:val="bullet"/>
+      <w:lvlText w:val=""/>
+      <w:lvlJc w:val="left"/>
+      <w:pPr>
+        <w:ind w:left="720" w:hanging="360"/>
+      </w:pPr>
+      <w:rPr>
+        <w:rFonts w:ascii="Symbol" w:hAnsi="Symbol" w:hint="default"/>
+      </w:rPr>
+    </w:lvl>
+    <w:lvl w:ilvl="1" w:tplc="04090003" w:tentative="1">
+      <w:start w:val="1"/>
+      <w:numFmt w:val="bullet"/>
+      <w:lvlText w:val="o"/>
+      <w:lvlJc w:val="left"/>
+      <w:pPr>
+        <w:ind w:left="1440" w:hanging="360"/>
+      </w:pPr>
+      <w:rPr>
+        <w:rFonts w:ascii="Courier New" w:hAnsi="Courier New" w:cs="Courier New" w:hint="default"/>
+      </w:rPr>
+    </w:lvl>
+    <w:lvl w:ilvl="2" w:tplc="04090005" w:tentative="1">
+      <w:start w:val="1"/>
+      <w:numFmt w:val="bullet"/>
+      <w:lvlText w:val=""/>
+      <w:lvlJc w:val="left"/>
+      <w:pPr>
+        <w:ind w:left="2160" w:hanging="360"/>
+      </w:pPr>
+      <w:rPr>
+        <w:rFonts w:ascii="Wingdings" w:hAnsi="Wingdings" w:hint="default"/>
+      </w:rPr>
+    </w:lvl>
+    <w:lvl w:ilvl="3" w:tplc="04090001" w:tentative="1">
+      <w:start w:val="1"/>
+      <w:numFmt w:val="bullet"/>
+      <w:lvlText w:val=""/>
+      <w:lvlJc w:val="left"/>
+      <w:pPr>
+        <w:ind w:left="2880" w:hanging="360"/>
+      </w:pPr>
+      <w:rPr>
+        <w:rFonts w:ascii="Symbol" w:hAnsi="Symbol" w:hint="default"/>
+      </w:rPr>
+    </w:lvl>
+    <w:lvl w:ilvl="4" w:tplc="04090003" w:tentative="1">
+      <w:start w:val="1"/>
+      <w:numFmt w:val="bullet"/>
+      <w:lvlText w:val="o"/>
+      <w:lvlJc w:val="left"/>
+      <w:pPr>
+        <w:ind w:left="3600" w:hanging="360"/>
+      </w:pPr>
+      <w:rPr>
+        <w:rFonts w:ascii="Courier New" w:hAnsi="Courier New" w:cs="Courier New" w:hint="default"/>
+      </w:rPr>
+    </w:lvl>
+    <w:lvl w:ilvl="5" w:tplc="04090005" w:tentative="1">
+      <w:start w:val="1"/>
+      <w:numFmt w:val="bullet"/>
+      <w:lvlText w:val=""/>
+      <w:lvlJc w:val="left"/>
+      <w:pPr>
+        <w:ind w:left="4320" w:hanging="360"/>
+      </w:pPr>
+      <w:rPr>
+        <w:rFonts w:ascii="Wingdings" w:hAnsi="Wingdings" w:hint="default"/>
+      </w:rPr>
+    </w:lvl>
+    <w:lvl w:ilvl="6" w:tplc="04090001" w:tentative="1">
+      <w:start w:val="1"/>
+      <w:numFmt w:val="bullet"/>
+      <w:lvlText w:val=""/>
+      <w:lvlJc w:val="left"/>
+      <w:pPr>
+        <w:ind w:left="5040" w:hanging="360"/>
+      </w:pPr>
+      <w:rPr>
+        <w:rFonts w:ascii="Symbol" w:hAnsi="Symbol" w:hint="default"/>
+      </w:rPr>
+    </w:lvl>
+    <w:lvl w:ilvl="7" w:tplc="04090003" w:tentative="1">
+      <w:start w:val="1"/>
+      <w:numFmt w:val="bullet"/>
+      <w:lvlText w:val="o"/>
+      <w:lvlJc w:val="left"/>
+      <w:pPr>
+        <w:ind w:left="5760" w:hanging="360"/>
+      </w:pPr>
+      <w:rPr>
+        <w:rFonts w:ascii="Courier New" w:hAnsi="Courier New" w:cs="Courier New" w:hint="default"/>
+      </w:rPr>
+    </w:lvl>
+    <w:lvl w:ilvl="8" w:tplc="04090005" w:tentative="1">
+      <w:start w:val="1"/>
+      <w:numFmt w:val="bullet"/>
+      <w:lvlText w:val=""/>
+      <w:lvlJc w:val="left"/>
+      <w:pPr>
+        <w:ind w:left="6480" w:hanging="360"/>
+      </w:pPr>
+      <w:rPr>
+        <w:rFonts w:ascii="Wingdings" w:hAnsi="Wingdings" w:hint="default"/>
+      </w:rPr>
+    </w:lvl>
+  </w:abstractNum>
+  <w:abstractNum w:abstractNumId="16" w15:restartNumberingAfterBreak="0">
+    <w:nsid w:val="4B220CCD"/>
+    <w:multiLevelType w:val="hybridMultilevel"/>
+    <w:tmpl w:val="085854AA"/>
+    <w:lvl w:ilvl="0" w:tplc="04090001">
+      <w:start w:val="1"/>
+      <w:numFmt w:val="bullet"/>
+      <w:lvlText w:val=""/>
+      <w:lvlJc w:val="left"/>
+      <w:pPr>
+        <w:ind w:left="720" w:hanging="360"/>
+      </w:pPr>
+      <w:rPr>
+        <w:rFonts w:ascii="Symbol" w:hAnsi="Symbol" w:hint="default"/>
+      </w:rPr>
+    </w:lvl>
+    <w:lvl w:ilvl="1" w:tplc="04090003">
+      <w:start w:val="1"/>
+      <w:numFmt w:val="bullet"/>
+      <w:lvlText w:val="o"/>
+      <w:lvlJc w:val="left"/>
+      <w:pPr>
+        <w:ind w:left="1440" w:hanging="360"/>
+      </w:pPr>
+      <w:rPr>
+        <w:rFonts w:ascii="Courier New" w:hAnsi="Courier New" w:cs="Courier New" w:hint="default"/>
+      </w:rPr>
+    </w:lvl>
+    <w:lvl w:ilvl="2" w:tplc="04090005" w:tentative="1">
+      <w:start w:val="1"/>
+      <w:numFmt w:val="bullet"/>
+      <w:lvlText w:val=""/>
+      <w:lvlJc w:val="left"/>
+      <w:pPr>
+        <w:ind w:left="2160" w:hanging="360"/>
+      </w:pPr>
+      <w:rPr>
+        <w:rFonts w:ascii="Wingdings" w:hAnsi="Wingdings" w:hint="default"/>
+      </w:rPr>
+    </w:lvl>
+    <w:lvl w:ilvl="3" w:tplc="04090001" w:tentative="1">
+      <w:start w:val="1"/>
+      <w:numFmt w:val="bullet"/>
+      <w:lvlText w:val=""/>
+      <w:lvlJc w:val="left"/>
+      <w:pPr>
+        <w:ind w:left="2880" w:hanging="360"/>
+      </w:pPr>
+      <w:rPr>
+        <w:rFonts w:ascii="Symbol" w:hAnsi="Symbol" w:hint="default"/>
+      </w:rPr>
+    </w:lvl>
+    <w:lvl w:ilvl="4" w:tplc="04090003" w:tentative="1">
+      <w:start w:val="1"/>
+      <w:numFmt w:val="bullet"/>
+      <w:lvlText w:val="o"/>
+      <w:lvlJc w:val="left"/>
+      <w:pPr>
+        <w:ind w:left="3600" w:hanging="360"/>
+      </w:pPr>
+      <w:rPr>
+        <w:rFonts w:ascii="Courier New" w:hAnsi="Courier New" w:cs="Courier New" w:hint="default"/>
+      </w:rPr>
+    </w:lvl>
+    <w:lvl w:ilvl="5" w:tplc="04090005" w:tentative="1">
+      <w:start w:val="1"/>
+      <w:numFmt w:val="bullet"/>
+      <w:lvlText w:val=""/>
+      <w:lvlJc w:val="left"/>
+      <w:pPr>
+        <w:ind w:left="4320" w:hanging="360"/>
+      </w:pPr>
+      <w:rPr>
+        <w:rFonts w:ascii="Wingdings" w:hAnsi="Wingdings" w:hint="default"/>
+      </w:rPr>
+    </w:lvl>
+    <w:lvl w:ilvl="6" w:tplc="04090001" w:tentative="1">
+      <w:start w:val="1"/>
+      <w:numFmt w:val="bullet"/>
+      <w:lvlText w:val=""/>
+      <w:lvlJc w:val="left"/>
+      <w:pPr>
+        <w:ind w:left="5040" w:hanging="360"/>
+      </w:pPr>
+      <w:rPr>
+        <w:rFonts w:ascii="Symbol" w:hAnsi="Symbol" w:hint="default"/>
+      </w:rPr>
+    </w:lvl>
+    <w:lvl w:ilvl="7" w:tplc="04090003" w:tentative="1">
+      <w:start w:val="1"/>
+      <w:numFmt w:val="bullet"/>
+      <w:lvlText w:val="o"/>
+      <w:lvlJc w:val="left"/>
+      <w:pPr>
+        <w:ind w:left="5760" w:hanging="360"/>
+      </w:pPr>
+      <w:rPr>
+        <w:rFonts w:ascii="Courier New" w:hAnsi="Courier New" w:cs="Courier New" w:hint="default"/>
+      </w:rPr>
+    </w:lvl>
+    <w:lvl w:ilvl="8" w:tplc="04090005" w:tentative="1">
+      <w:start w:val="1"/>
+      <w:numFmt w:val="bullet"/>
+      <w:lvlText w:val=""/>
+      <w:lvlJc w:val="left"/>
+      <w:pPr>
+        <w:ind w:left="6480" w:hanging="360"/>
+      </w:pPr>
+      <w:rPr>
+        <w:rFonts w:ascii="Wingdings" w:hAnsi="Wingdings" w:hint="default"/>
+      </w:rPr>
+    </w:lvl>
+  </w:abstractNum>
+  <w:abstractNum w:abstractNumId="17" w15:restartNumberingAfterBreak="0">
+    <w:nsid w:val="520841AF"/>
+    <w:multiLevelType w:val="hybridMultilevel"/>
+    <w:tmpl w:val="CA140926"/>
+    <w:lvl w:ilvl="0" w:tplc="04090001">
+      <w:start w:val="1"/>
+      <w:numFmt w:val="bullet"/>
+      <w:lvlText w:val=""/>
+      <w:lvlJc w:val="left"/>
+      <w:pPr>
+        <w:ind w:left="766" w:hanging="360"/>
+      </w:pPr>
+      <w:rPr>
+        <w:rFonts w:ascii="Symbol" w:hAnsi="Symbol" w:hint="default"/>
+      </w:rPr>
+    </w:lvl>
+    <w:lvl w:ilvl="1" w:tplc="04090003">
+      <w:start w:val="1"/>
+      <w:numFmt w:val="bullet"/>
+      <w:lvlText w:val="o"/>
+      <w:lvlJc w:val="left"/>
+      <w:pPr>
+        <w:ind w:left="1486" w:hanging="360"/>
+      </w:pPr>
+      <w:rPr>
+        <w:rFonts w:ascii="Courier New" w:hAnsi="Courier New" w:cs="Courier New" w:hint="default"/>
+      </w:rPr>
+    </w:lvl>
+    <w:lvl w:ilvl="2" w:tplc="04090005" w:tentative="1">
+      <w:start w:val="1"/>
+      <w:numFmt w:val="bullet"/>
+      <w:lvlText w:val=""/>
+      <w:lvlJc w:val="left"/>
+      <w:pPr>
+        <w:ind w:left="2206" w:hanging="360"/>
+      </w:pPr>
+      <w:rPr>
+        <w:rFonts w:ascii="Wingdings" w:hAnsi="Wingdings" w:hint="default"/>
+      </w:rPr>
+    </w:lvl>
+    <w:lvl w:ilvl="3" w:tplc="04090001" w:tentative="1">
+      <w:start w:val="1"/>
+      <w:numFmt w:val="bullet"/>
+      <w:lvlText w:val=""/>
+      <w:lvlJc w:val="left"/>
+      <w:pPr>
+        <w:ind w:left="2926" w:hanging="360"/>
+      </w:pPr>
+      <w:rPr>
+        <w:rFonts w:ascii="Symbol" w:hAnsi="Symbol" w:hint="default"/>
+      </w:rPr>
+    </w:lvl>
+    <w:lvl w:ilvl="4" w:tplc="04090003" w:tentative="1">
+      <w:start w:val="1"/>
+      <w:numFmt w:val="bullet"/>
+      <w:lvlText w:val="o"/>
+      <w:lvlJc w:val="left"/>
+      <w:pPr>
+        <w:ind w:left="3646" w:hanging="360"/>
+      </w:pPr>
+      <w:rPr>
+        <w:rFonts w:ascii="Courier New" w:hAnsi="Courier New" w:cs="Courier New" w:hint="default"/>
+      </w:rPr>
+    </w:lvl>
+    <w:lvl w:ilvl="5" w:tplc="04090005" w:tentative="1">
+      <w:start w:val="1"/>
+      <w:numFmt w:val="bullet"/>
+      <w:lvlText w:val=""/>
+      <w:lvlJc w:val="left"/>
+      <w:pPr>
+        <w:ind w:left="4366" w:hanging="360"/>
+      </w:pPr>
+      <w:rPr>
+        <w:rFonts w:ascii="Wingdings" w:hAnsi="Wingdings" w:hint="default"/>
+      </w:rPr>
+    </w:lvl>
+    <w:lvl w:ilvl="6" w:tplc="04090001" w:tentative="1">
+      <w:start w:val="1"/>
+      <w:numFmt w:val="bullet"/>
+      <w:lvlText w:val=""/>
+      <w:lvlJc w:val="left"/>
+      <w:pPr>
+        <w:ind w:left="5086" w:hanging="360"/>
+      </w:pPr>
+      <w:rPr>
+        <w:rFonts w:ascii="Symbol" w:hAnsi="Symbol" w:hint="default"/>
+      </w:rPr>
+    </w:lvl>
+    <w:lvl w:ilvl="7" w:tplc="04090003" w:tentative="1">
+      <w:start w:val="1"/>
+      <w:numFmt w:val="bullet"/>
+      <w:lvlText w:val="o"/>
+      <w:lvlJc w:val="left"/>
+      <w:pPr>
+        <w:ind w:left="5806" w:hanging="360"/>
+      </w:pPr>
+      <w:rPr>
+        <w:rFonts w:ascii="Courier New" w:hAnsi="Courier New" w:cs="Courier New" w:hint="default"/>
+      </w:rPr>
+    </w:lvl>
+    <w:lvl w:ilvl="8" w:tplc="04090005" w:tentative="1">
+      <w:start w:val="1"/>
+      <w:numFmt w:val="bullet"/>
+      <w:lvlText w:val=""/>
+      <w:lvlJc w:val="left"/>
+      <w:pPr>
+        <w:ind w:left="6526" w:hanging="360"/>
+      </w:pPr>
+      <w:rPr>
+        <w:rFonts w:ascii="Wingdings" w:hAnsi="Wingdings" w:hint="default"/>
+      </w:rPr>
+    </w:lvl>
+  </w:abstractNum>
+  <w:abstractNum w:abstractNumId="18" w15:restartNumberingAfterBreak="0">
+    <w:nsid w:val="54CC6CED"/>
+    <w:multiLevelType w:val="multilevel"/>
+    <w:tmpl w:val="5C0812D4"/>
+    <w:lvl w:ilvl="0">
+      <w:start w:val="1"/>
+      <w:numFmt w:val="bullet"/>
+      <w:lvlText w:val=""/>
+      <w:lvlJc w:val="left"/>
+      <w:pPr>
+        <w:tabs>
+          <w:tab w:val="num" w:pos="720"/>
+        </w:tabs>
+        <w:ind w:left="720" w:hanging="360"/>
+      </w:pPr>
+      <w:rPr>
+        <w:rFonts w:ascii="Symbol" w:hAnsi="Symbol" w:hint="default"/>
+        <w:sz w:val="20"/>
+      </w:rPr>
+    </w:lvl>
+    <w:lvl w:ilvl="1" w:tentative="1">
+      <w:start w:val="1"/>
+      <w:numFmt w:val="bullet"/>
+      <w:lvlText w:val="o"/>
+      <w:lvlJc w:val="left"/>
+      <w:pPr>
+        <w:tabs>
+          <w:tab w:val="num" w:pos="1440"/>
+        </w:tabs>
+        <w:ind w:left="1440" w:hanging="360"/>
+      </w:pPr>
+      <w:rPr>
+        <w:rFonts w:ascii="Courier New" w:hAnsi="Courier New" w:hint="default"/>
+        <w:sz w:val="20"/>
+      </w:rPr>
+    </w:lvl>
+    <w:lvl w:ilvl="2" w:tentative="1">
+      <w:start w:val="1"/>
+      <w:numFmt w:val="bullet"/>
+      <w:lvlText w:val=""/>
+      <w:lvlJc w:val="left"/>
+      <w:pPr>
+        <w:tabs>
+          <w:tab w:val="num" w:pos="2160"/>
+        </w:tabs>
+        <w:ind w:left="2160" w:hanging="360"/>
+      </w:pPr>
+      <w:rPr>
+        <w:rFonts w:ascii="Wingdings" w:hAnsi="Wingdings" w:hint="default"/>
+        <w:sz w:val="20"/>
+      </w:rPr>
+    </w:lvl>
+    <w:lvl w:ilvl="3" w:tentative="1">
+      <w:start w:val="1"/>
+      <w:numFmt w:val="bullet"/>
+      <w:lvlText w:val=""/>
+      <w:lvlJc w:val="left"/>
+      <w:pPr>
+        <w:tabs>
+          <w:tab w:val="num" w:pos="2880"/>
+        </w:tabs>
+        <w:ind w:left="2880" w:hanging="360"/>
+      </w:pPr>
+      <w:rPr>
+        <w:rFonts w:ascii="Wingdings" w:hAnsi="Wingdings" w:hint="default"/>
+        <w:sz w:val="20"/>
+      </w:rPr>
+    </w:lvl>
+    <w:lvl w:ilvl="4" w:tentative="1">
+      <w:start w:val="1"/>
+      <w:numFmt w:val="bullet"/>
+      <w:lvlText w:val=""/>
+      <w:lvlJc w:val="left"/>
+      <w:pPr>
+        <w:tabs>
+          <w:tab w:val="num" w:pos="3600"/>
+        </w:tabs>
+        <w:ind w:left="3600" w:hanging="360"/>
+      </w:pPr>
+      <w:rPr>
+        <w:rFonts w:ascii="Wingdings" w:hAnsi="Wingdings" w:hint="default"/>
+        <w:sz w:val="20"/>
+      </w:rPr>
+    </w:lvl>
+    <w:lvl w:ilvl="5" w:tentative="1">
+      <w:start w:val="1"/>
+      <w:numFmt w:val="bullet"/>
+      <w:lvlText w:val=""/>
+      <w:lvlJc w:val="left"/>
+      <w:pPr>
+        <w:tabs>
+          <w:tab w:val="num" w:pos="4320"/>
+        </w:tabs>
+        <w:ind w:left="4320" w:hanging="360"/>
+      </w:pPr>
+      <w:rPr>
+        <w:rFonts w:ascii="Wingdings" w:hAnsi="Wingdings" w:hint="default"/>
+        <w:sz w:val="20"/>
+      </w:rPr>
+    </w:lvl>
+    <w:lvl w:ilvl="6" w:tentative="1">
+      <w:start w:val="1"/>
+      <w:numFmt w:val="bullet"/>
+      <w:lvlText w:val=""/>
+      <w:lvlJc w:val="left"/>
+      <w:pPr>
+        <w:tabs>
+          <w:tab w:val="num" w:pos="5040"/>
+        </w:tabs>
+        <w:ind w:left="5040" w:hanging="360"/>
+      </w:pPr>
+      <w:rPr>
+        <w:rFonts w:ascii="Wingdings" w:hAnsi="Wingdings" w:hint="default"/>
+        <w:sz w:val="20"/>
+      </w:rPr>
+    </w:lvl>
+    <w:lvl w:ilvl="7" w:tentative="1">
+      <w:start w:val="1"/>
+      <w:numFmt w:val="bullet"/>
+      <w:lvlText w:val=""/>
+      <w:lvlJc w:val="left"/>
+      <w:pPr>
+        <w:tabs>
+          <w:tab w:val="num" w:pos="5760"/>
+        </w:tabs>
+        <w:ind w:left="5760" w:hanging="360"/>
+      </w:pPr>
+      <w:rPr>
+        <w:rFonts w:ascii="Wingdings" w:hAnsi="Wingdings" w:hint="default"/>
+        <w:sz w:val="20"/>
+      </w:rPr>
+    </w:lvl>
+    <w:lvl w:ilvl="8" w:tentative="1">
+      <w:start w:val="1"/>
+      <w:numFmt w:val="bullet"/>
+      <w:lvlText w:val=""/>
+      <w:lvlJc w:val="left"/>
+      <w:pPr>
+        <w:tabs>
+          <w:tab w:val="num" w:pos="6480"/>
+        </w:tabs>
+        <w:ind w:left="6480" w:hanging="360"/>
+      </w:pPr>
+      <w:rPr>
+        <w:rFonts w:ascii="Wingdings" w:hAnsi="Wingdings" w:hint="default"/>
+        <w:sz w:val="20"/>
+      </w:rPr>
+    </w:lvl>
+  </w:abstractNum>
+  <w:abstractNum w:abstractNumId="19" w15:restartNumberingAfterBreak="0">
     <w:nsid w:val="647224A8"/>
     <w:multiLevelType w:val="hybridMultilevel"/>
     <w:tmpl w:val="12047954"/>
@@ -1792,7 +3898,156 @@
       </w:rPr>
     </w:lvl>
   </w:abstractNum>
-  <w:abstractNum w:abstractNumId="9" w15:restartNumberingAfterBreak="0">
+  <w:abstractNum w:abstractNumId="20" w15:restartNumberingAfterBreak="0">
+    <w:nsid w:val="6A83636C"/>
+    <w:multiLevelType w:val="multilevel"/>
+    <w:tmpl w:val="5C0812D4"/>
+    <w:lvl w:ilvl="0">
+      <w:start w:val="1"/>
+      <w:numFmt w:val="bullet"/>
+      <w:lvlText w:val=""/>
+      <w:lvlJc w:val="left"/>
+      <w:pPr>
+        <w:tabs>
+          <w:tab w:val="num" w:pos="720"/>
+        </w:tabs>
+        <w:ind w:left="720" w:hanging="360"/>
+      </w:pPr>
+      <w:rPr>
+        <w:rFonts w:ascii="Symbol" w:hAnsi="Symbol" w:hint="default"/>
+        <w:sz w:val="20"/>
+      </w:rPr>
+    </w:lvl>
+    <w:lvl w:ilvl="1" w:tentative="1">
+      <w:start w:val="1"/>
+      <w:numFmt w:val="bullet"/>
+      <w:lvlText w:val="o"/>
+      <w:lvlJc w:val="left"/>
+      <w:pPr>
+        <w:tabs>
+          <w:tab w:val="num" w:pos="1440"/>
+        </w:tabs>
+        <w:ind w:left="1440" w:hanging="360"/>
+      </w:pPr>
+      <w:rPr>
+        <w:rFonts w:ascii="Courier New" w:hAnsi="Courier New" w:hint="default"/>
+        <w:sz w:val="20"/>
+      </w:rPr>
+    </w:lvl>
+    <w:lvl w:ilvl="2" w:tentative="1">
+      <w:start w:val="1"/>
+      <w:numFmt w:val="bullet"/>
+      <w:lvlText w:val=""/>
+      <w:lvlJc w:val="left"/>
+      <w:pPr>
+        <w:tabs>
+          <w:tab w:val="num" w:pos="2160"/>
+        </w:tabs>
+        <w:ind w:left="2160" w:hanging="360"/>
+      </w:pPr>
+      <w:rPr>
+        <w:rFonts w:ascii="Wingdings" w:hAnsi="Wingdings" w:hint="default"/>
+        <w:sz w:val="20"/>
+      </w:rPr>
+    </w:lvl>
+    <w:lvl w:ilvl="3" w:tentative="1">
+      <w:start w:val="1"/>
+      <w:numFmt w:val="bullet"/>
+      <w:lvlText w:val=""/>
+      <w:lvlJc w:val="left"/>
+      <w:pPr>
+        <w:tabs>
+          <w:tab w:val="num" w:pos="2880"/>
+        </w:tabs>
+        <w:ind w:left="2880" w:hanging="360"/>
+      </w:pPr>
+      <w:rPr>
+        <w:rFonts w:ascii="Wingdings" w:hAnsi="Wingdings" w:hint="default"/>
+        <w:sz w:val="20"/>
+      </w:rPr>
+    </w:lvl>
+    <w:lvl w:ilvl="4" w:tentative="1">
+      <w:start w:val="1"/>
+      <w:numFmt w:val="bullet"/>
+      <w:lvlText w:val=""/>
+      <w:lvlJc w:val="left"/>
+      <w:pPr>
+        <w:tabs>
+          <w:tab w:val="num" w:pos="3600"/>
+        </w:tabs>
+        <w:ind w:left="3600" w:hanging="360"/>
+      </w:pPr>
+      <w:rPr>
+        <w:rFonts w:ascii="Wingdings" w:hAnsi="Wingdings" w:hint="default"/>
+        <w:sz w:val="20"/>
+      </w:rPr>
+    </w:lvl>
+    <w:lvl w:ilvl="5" w:tentative="1">
+      <w:start w:val="1"/>
+      <w:numFmt w:val="bullet"/>
+      <w:lvlText w:val=""/>
+      <w:lvlJc w:val="left"/>
+      <w:pPr>
+        <w:tabs>
+          <w:tab w:val="num" w:pos="4320"/>
+        </w:tabs>
+        <w:ind w:left="4320" w:hanging="360"/>
+      </w:pPr>
+      <w:rPr>
+        <w:rFonts w:ascii="Wingdings" w:hAnsi="Wingdings" w:hint="default"/>
+        <w:sz w:val="20"/>
+      </w:rPr>
+    </w:lvl>
+    <w:lvl w:ilvl="6" w:tentative="1">
+      <w:start w:val="1"/>
+      <w:numFmt w:val="bullet"/>
+      <w:lvlText w:val=""/>
+      <w:lvlJc w:val="left"/>
+      <w:pPr>
+        <w:tabs>
+          <w:tab w:val="num" w:pos="5040"/>
+        </w:tabs>
+        <w:ind w:left="5040" w:hanging="360"/>
+      </w:pPr>
+      <w:rPr>
+        <w:rFonts w:ascii="Wingdings" w:hAnsi="Wingdings" w:hint="default"/>
+        <w:sz w:val="20"/>
+      </w:rPr>
+    </w:lvl>
+    <w:lvl w:ilvl="7" w:tentative="1">
+      <w:start w:val="1"/>
+      <w:numFmt w:val="bullet"/>
+      <w:lvlText w:val=""/>
+      <w:lvlJc w:val="left"/>
+      <w:pPr>
+        <w:tabs>
+          <w:tab w:val="num" w:pos="5760"/>
+        </w:tabs>
+        <w:ind w:left="5760" w:hanging="360"/>
+      </w:pPr>
+      <w:rPr>
+        <w:rFonts w:ascii="Wingdings" w:hAnsi="Wingdings" w:hint="default"/>
+        <w:sz w:val="20"/>
+      </w:rPr>
+    </w:lvl>
+    <w:lvl w:ilvl="8" w:tentative="1">
+      <w:start w:val="1"/>
+      <w:numFmt w:val="bullet"/>
+      <w:lvlText w:val=""/>
+      <w:lvlJc w:val="left"/>
+      <w:pPr>
+        <w:tabs>
+          <w:tab w:val="num" w:pos="6480"/>
+        </w:tabs>
+        <w:ind w:left="6480" w:hanging="360"/>
+      </w:pPr>
+      <w:rPr>
+        <w:rFonts w:ascii="Wingdings" w:hAnsi="Wingdings" w:hint="default"/>
+        <w:sz w:val="20"/>
+      </w:rPr>
+    </w:lvl>
+  </w:abstractNum>
+  <w:abstractNum w:abstractNumId="21" w15:restartNumberingAfterBreak="0">
     <w:nsid w:val="71A338A2"/>
     <w:multiLevelType w:val="hybridMultilevel"/>
     <w:tmpl w:val="CEAE8B44"/>
@@ -1905,7 +4160,120 @@
       </w:rPr>
     </w:lvl>
   </w:abstractNum>
-  <w:abstractNum w:abstractNumId="10" w15:restartNumberingAfterBreak="0">
+  <w:abstractNum w:abstractNumId="22" w15:restartNumberingAfterBreak="0">
+    <w:nsid w:val="734A28A5"/>
+    <w:multiLevelType w:val="hybridMultilevel"/>
+    <w:tmpl w:val="5422361A"/>
+    <w:lvl w:ilvl="0" w:tplc="04090001">
+      <w:start w:val="1"/>
+      <w:numFmt w:val="bullet"/>
+      <w:lvlText w:val=""/>
+      <w:lvlJc w:val="left"/>
+      <w:pPr>
+        <w:ind w:left="720" w:hanging="360"/>
+      </w:pPr>
+      <w:rPr>
+        <w:rFonts w:ascii="Symbol" w:hAnsi="Symbol" w:hint="default"/>
+      </w:rPr>
+    </w:lvl>
+    <w:lvl w:ilvl="1" w:tplc="04090003">
+      <w:start w:val="1"/>
+      <w:numFmt w:val="bullet"/>
+      <w:lvlText w:val="o"/>
+      <w:lvlJc w:val="left"/>
+      <w:pPr>
+        <w:ind w:left="1440" w:hanging="360"/>
+      </w:pPr>
+      <w:rPr>
+        <w:rFonts w:ascii="Courier New" w:hAnsi="Courier New" w:cs="Courier New" w:hint="default"/>
+      </w:rPr>
+    </w:lvl>
+    <w:lvl w:ilvl="2" w:tplc="04090005">
+      <w:start w:val="1"/>
+      <w:numFmt w:val="bullet"/>
+      <w:lvlText w:val=""/>
+      <w:lvlJc w:val="left"/>
+      <w:pPr>
+        <w:ind w:left="2160" w:hanging="360"/>
+      </w:pPr>
+      <w:rPr>
+        <w:rFonts w:ascii="Wingdings" w:hAnsi="Wingdings" w:hint="default"/>
+      </w:rPr>
+    </w:lvl>
+    <w:lvl w:ilvl="3" w:tplc="04090001" w:tentative="1">
+      <w:start w:val="1"/>
+      <w:numFmt w:val="bullet"/>
+      <w:lvlText w:val=""/>
+      <w:lvlJc w:val="left"/>
+      <w:pPr>
+        <w:ind w:left="2880" w:hanging="360"/>
+      </w:pPr>
+      <w:rPr>
+        <w:rFonts w:ascii="Symbol" w:hAnsi="Symbol" w:hint="default"/>
+      </w:rPr>
+    </w:lvl>
+    <w:lvl w:ilvl="4" w:tplc="04090003" w:tentative="1">
+      <w:start w:val="1"/>
+      <w:numFmt w:val="bullet"/>
+      <w:lvlText w:val="o"/>
+      <w:lvlJc w:val="left"/>
+      <w:pPr>
+        <w:ind w:left="3600" w:hanging="360"/>
+      </w:pPr>
+      <w:rPr>
+        <w:rFonts w:ascii="Courier New" w:hAnsi="Courier New" w:cs="Courier New" w:hint="default"/>
+      </w:rPr>
+    </w:lvl>
+    <w:lvl w:ilvl="5" w:tplc="04090005" w:tentative="1">
+      <w:start w:val="1"/>
+      <w:numFmt w:val="bullet"/>
+      <w:lvlText w:val=""/>
+      <w:lvlJc w:val="left"/>
+      <w:pPr>
+        <w:ind w:left="4320" w:hanging="360"/>
+      </w:pPr>
+      <w:rPr>
+        <w:rFonts w:ascii="Wingdings" w:hAnsi="Wingdings" w:hint="default"/>
+      </w:rPr>
+    </w:lvl>
+    <w:lvl w:ilvl="6" w:tplc="04090001" w:tentative="1">
+      <w:start w:val="1"/>
+      <w:numFmt w:val="bullet"/>
+      <w:lvlText w:val=""/>
+      <w:lvlJc w:val="left"/>
+      <w:pPr>
+        <w:ind w:left="5040" w:hanging="360"/>
+      </w:pPr>
+      <w:rPr>
+        <w:rFonts w:ascii="Symbol" w:hAnsi="Symbol" w:hint="default"/>
+      </w:rPr>
+    </w:lvl>
+    <w:lvl w:ilvl="7" w:tplc="04090003" w:tentative="1">
+      <w:start w:val="1"/>
+      <w:numFmt w:val="bullet"/>
+      <w:lvlText w:val="o"/>
+      <w:lvlJc w:val="left"/>
+      <w:pPr>
+        <w:ind w:left="5760" w:hanging="360"/>
+      </w:pPr>
+      <w:rPr>
+        <w:rFonts w:ascii="Courier New" w:hAnsi="Courier New" w:cs="Courier New" w:hint="default"/>
+      </w:rPr>
+    </w:lvl>
+    <w:lvl w:ilvl="8" w:tplc="04090005" w:tentative="1">
+      <w:start w:val="1"/>
+      <w:numFmt w:val="bullet"/>
+      <w:lvlText w:val=""/>
+      <w:lvlJc w:val="left"/>
+      <w:pPr>
+        <w:ind w:left="6480" w:hanging="360"/>
+      </w:pPr>
+      <w:rPr>
+        <w:rFonts w:ascii="Wingdings" w:hAnsi="Wingdings" w:hint="default"/>
+      </w:rPr>
+    </w:lvl>
+  </w:abstractNum>
+  <w:abstractNum w:abstractNumId="23" w15:restartNumberingAfterBreak="0">
     <w:nsid w:val="7B76382A"/>
     <w:multiLevelType w:val="hybridMultilevel"/>
     <w:tmpl w:val="25547D42"/>
@@ -2018,38 +4386,193 @@
       </w:rPr>
     </w:lvl>
   </w:abstractNum>
+  <w:abstractNum w:abstractNumId="24" w15:restartNumberingAfterBreak="0">
+    <w:nsid w:val="7C1C1943"/>
+    <w:multiLevelType w:val="hybridMultilevel"/>
+    <w:tmpl w:val="ABD4695A"/>
+    <w:lvl w:ilvl="0" w:tplc="04090001">
+      <w:start w:val="1"/>
+      <w:numFmt w:val="bullet"/>
+      <w:lvlText w:val=""/>
+      <w:lvlJc w:val="left"/>
+      <w:pPr>
+        <w:ind w:left="720" w:hanging="360"/>
+      </w:pPr>
+      <w:rPr>
+        <w:rFonts w:ascii="Symbol" w:hAnsi="Symbol" w:hint="default"/>
+      </w:rPr>
+    </w:lvl>
+    <w:lvl w:ilvl="1" w:tplc="04090003">
+      <w:start w:val="1"/>
+      <w:numFmt w:val="bullet"/>
+      <w:lvlText w:val="o"/>
+      <w:lvlJc w:val="left"/>
+      <w:pPr>
+        <w:ind w:left="1440" w:hanging="360"/>
+      </w:pPr>
+      <w:rPr>
+        <w:rFonts w:ascii="Courier New" w:hAnsi="Courier New" w:cs="Courier New" w:hint="default"/>
+      </w:rPr>
+    </w:lvl>
+    <w:lvl w:ilvl="2" w:tplc="04090005" w:tentative="1">
+      <w:start w:val="1"/>
+      <w:numFmt w:val="bullet"/>
+      <w:lvlText w:val=""/>
+      <w:lvlJc w:val="left"/>
+      <w:pPr>
+        <w:ind w:left="2160" w:hanging="360"/>
+      </w:pPr>
+      <w:rPr>
+        <w:rFonts w:ascii="Wingdings" w:hAnsi="Wingdings" w:hint="default"/>
+      </w:rPr>
+    </w:lvl>
+    <w:lvl w:ilvl="3" w:tplc="04090001" w:tentative="1">
+      <w:start w:val="1"/>
+      <w:numFmt w:val="bullet"/>
+      <w:lvlText w:val=""/>
+      <w:lvlJc w:val="left"/>
+      <w:pPr>
+        <w:ind w:left="2880" w:hanging="360"/>
+      </w:pPr>
+      <w:rPr>
+        <w:rFonts w:ascii="Symbol" w:hAnsi="Symbol" w:hint="default"/>
+      </w:rPr>
+    </w:lvl>
+    <w:lvl w:ilvl="4" w:tplc="04090003" w:tentative="1">
+      <w:start w:val="1"/>
+      <w:numFmt w:val="bullet"/>
+      <w:lvlText w:val="o"/>
+      <w:lvlJc w:val="left"/>
+      <w:pPr>
+        <w:ind w:left="3600" w:hanging="360"/>
+      </w:pPr>
+      <w:rPr>
+        <w:rFonts w:ascii="Courier New" w:hAnsi="Courier New" w:cs="Courier New" w:hint="default"/>
+      </w:rPr>
+    </w:lvl>
+    <w:lvl w:ilvl="5" w:tplc="04090005" w:tentative="1">
+      <w:start w:val="1"/>
+      <w:numFmt w:val="bullet"/>
+      <w:lvlText w:val=""/>
+      <w:lvlJc w:val="left"/>
+      <w:pPr>
+        <w:ind w:left="4320" w:hanging="360"/>
+      </w:pPr>
+      <w:rPr>
+        <w:rFonts w:ascii="Wingdings" w:hAnsi="Wingdings" w:hint="default"/>
+      </w:rPr>
+    </w:lvl>
+    <w:lvl w:ilvl="6" w:tplc="04090001" w:tentative="1">
+      <w:start w:val="1"/>
+      <w:numFmt w:val="bullet"/>
+      <w:lvlText w:val=""/>
+      <w:lvlJc w:val="left"/>
+      <w:pPr>
+        <w:ind w:left="5040" w:hanging="360"/>
+      </w:pPr>
+      <w:rPr>
+        <w:rFonts w:ascii="Symbol" w:hAnsi="Symbol" w:hint="default"/>
+      </w:rPr>
+    </w:lvl>
+    <w:lvl w:ilvl="7" w:tplc="04090003" w:tentative="1">
+      <w:start w:val="1"/>
+      <w:numFmt w:val="bullet"/>
+      <w:lvlText w:val="o"/>
+      <w:lvlJc w:val="left"/>
+      <w:pPr>
+        <w:ind w:left="5760" w:hanging="360"/>
+      </w:pPr>
+      <w:rPr>
+        <w:rFonts w:ascii="Courier New" w:hAnsi="Courier New" w:cs="Courier New" w:hint="default"/>
+      </w:rPr>
+    </w:lvl>
+    <w:lvl w:ilvl="8" w:tplc="04090005" w:tentative="1">
+      <w:start w:val="1"/>
+      <w:numFmt w:val="bullet"/>
+      <w:lvlText w:val=""/>
+      <w:lvlJc w:val="left"/>
+      <w:pPr>
+        <w:ind w:left="6480" w:hanging="360"/>
+      </w:pPr>
+      <w:rPr>
+        <w:rFonts w:ascii="Wingdings" w:hAnsi="Wingdings" w:hint="default"/>
+      </w:rPr>
+    </w:lvl>
+  </w:abstractNum>
   <w:num w:numId="1" w16cid:durableId="39788198">
+    <w:abstractNumId w:val="23"/>
+  </w:num>
+  <w:num w:numId="2" w16cid:durableId="62602937">
+    <w:abstractNumId w:val="3"/>
+  </w:num>
+  <w:num w:numId="3" w16cid:durableId="234315326">
+    <w:abstractNumId w:val="11"/>
+  </w:num>
+  <w:num w:numId="4" w16cid:durableId="532575303">
+    <w:abstractNumId w:val="4"/>
+  </w:num>
+  <w:num w:numId="5" w16cid:durableId="1765689573">
     <w:abstractNumId w:val="10"/>
   </w:num>
-  <w:num w:numId="2" w16cid:durableId="62602937">
+  <w:num w:numId="6" w16cid:durableId="1780418235">
+    <w:abstractNumId w:val="19"/>
+  </w:num>
+  <w:num w:numId="7" w16cid:durableId="722405972">
+    <w:abstractNumId w:val="21"/>
+  </w:num>
+  <w:num w:numId="8" w16cid:durableId="1809200041">
+    <w:abstractNumId w:val="8"/>
+  </w:num>
+  <w:num w:numId="9" w16cid:durableId="1416895897">
+    <w:abstractNumId w:val="6"/>
+  </w:num>
+  <w:num w:numId="10" w16cid:durableId="1219324285">
+    <w:abstractNumId w:val="5"/>
+  </w:num>
+  <w:num w:numId="11" w16cid:durableId="191772675">
     <w:abstractNumId w:val="1"/>
   </w:num>
-  <w:num w:numId="3" w16cid:durableId="234315326">
+  <w:num w:numId="12" w16cid:durableId="1089935369">
+    <w:abstractNumId w:val="16"/>
+  </w:num>
+  <w:num w:numId="13" w16cid:durableId="1659994007">
+    <w:abstractNumId w:val="2"/>
+  </w:num>
+  <w:num w:numId="14" w16cid:durableId="1387415966">
+    <w:abstractNumId w:val="24"/>
+  </w:num>
+  <w:num w:numId="15" w16cid:durableId="1601332778">
     <w:abstractNumId w:val="7"/>
   </w:num>
-  <w:num w:numId="4" w16cid:durableId="532575303">
-    <w:abstractNumId w:val="2"/>
+  <w:num w:numId="16" w16cid:durableId="877283471">
+    <w:abstractNumId w:val="15"/>
   </w:num>
-  <w:num w:numId="5" w16cid:durableId="1765689573">
-    <w:abstractNumId w:val="6"/>
+  <w:num w:numId="17" w16cid:durableId="1492410206">
+    <w:abstractNumId w:val="22"/>
   </w:num>
-  <w:num w:numId="6" w16cid:durableId="1780418235">
-    <w:abstractNumId w:val="8"/>
+  <w:num w:numId="18" w16cid:durableId="111752634">
+    <w:abstractNumId w:val="17"/>
   </w:num>
-  <w:num w:numId="7" w16cid:durableId="722405972">
+  <w:num w:numId="19" w16cid:durableId="224683155">
+    <w:abstractNumId w:val="13"/>
+  </w:num>
+  <w:num w:numId="20" w16cid:durableId="488906807">
     <w:abstractNumId w:val="9"/>
   </w:num>
-  <w:num w:numId="8" w16cid:durableId="1809200041">
-    <w:abstractNumId w:val="5"/>
+  <w:num w:numId="21" w16cid:durableId="926766078">
+    <w:abstractNumId w:val="0"/>
   </w:num>
-  <w:num w:numId="9" w16cid:durableId="1416895897">
-    <w:abstractNumId w:val="4"/>
+  <w:num w:numId="22" w16cid:durableId="936864683">
+    <w:abstractNumId w:val="12"/>
   </w:num>
-  <w:num w:numId="10" w16cid:durableId="1219324285">
-    <w:abstractNumId w:val="3"/>
+  <w:num w:numId="23" w16cid:durableId="848904931">
+    <w:abstractNumId w:val="14"/>
   </w:num>
-  <w:num w:numId="11" w16cid:durableId="191772675">
-    <w:abstractNumId w:val="0"/>
+  <w:num w:numId="24" w16cid:durableId="1881894356">
+    <w:abstractNumId w:val="20"/>
+  </w:num>
+  <w:num w:numId="25" w16cid:durableId="2113278825">
+    <w:abstractNumId w:val="18"/>
   </w:num>
 </w:numbering>
 </file>
@@ -2527,7 +5050,6 @@
     <w:next w:val="Normal"/>
     <w:link w:val="Heading4Char"/>
     <w:uiPriority w:val="9"/>
-    <w:semiHidden/>
     <w:unhideWhenUsed/>
     <w:qFormat/>
     <w:rsid w:val="00D10252"/>
@@ -2656,7 +5178,6 @@
   <w:style w:type="character" w:default="1" w:styleId="DefaultParagraphFont">
     <w:name w:val="Default Paragraph Font"/>
     <w:uiPriority w:val="1"/>
-    <w:semiHidden/>
     <w:unhideWhenUsed/>
   </w:style>
   <w:style w:type="table" w:default="1" w:styleId="TableNormal">
@@ -2724,7 +5245,6 @@
     <w:basedOn w:val="DefaultParagraphFont"/>
     <w:link w:val="Heading4"/>
     <w:uiPriority w:val="9"/>
-    <w:semiHidden/>
     <w:rsid w:val="00D10252"/>
     <w:rPr>
       <w:rFonts w:eastAsiaTheme="majorEastAsia" w:cstheme="majorBidi"/>
@@ -3001,6 +5521,17 @@
     <w:rPr>
       <w:color w:val="605E5C"/>
       <w:shd w:val="clear" w:color="auto" w:fill="E1DFDD"/>
+    </w:rPr>
+  </w:style>
+  <w:style w:type="paragraph" w:styleId="NormalWeb">
+    <w:name w:val="Normal (Web)"/>
+    <w:basedOn w:val="Normal"/>
+    <w:uiPriority w:val="99"/>
+    <w:semiHidden/>
+    <w:unhideWhenUsed/>
+    <w:rsid w:val="00880937"/>
+    <w:rPr>
+      <w:rFonts w:ascii="Times New Roman" w:hAnsi="Times New Roman" w:cs="Times New Roman"/>
     </w:rPr>
   </w:style>
 </w:styles>

--- a/spark/Spark notes.docx
+++ b/spark/Spark notes.docx
@@ -348,13 +348,7 @@
     </w:p>
     <w:p>
       <w:r>
-        <w:t xml:space="preserve">It initializes the </w:t>
-      </w:r>
-      <w:r>
-        <w:t>Spark application</w:t>
-      </w:r>
-      <w:r>
-        <w:t xml:space="preserve"> and connects it to the cluster </w:t>
+        <w:t xml:space="preserve">It initializes the Spark application and connects it to the cluster </w:t>
       </w:r>
       <w:r>
         <w:t xml:space="preserve">resource </w:t>
@@ -434,6 +428,9 @@
     </w:p>
     <w:p>
       <w:r>
+        <w:rPr>
+          <w:noProof/>
+        </w:rPr>
         <w:drawing>
           <wp:inline distT="0" distB="0" distL="0" distR="0" wp14:anchorId="6AE42BD2" wp14:editId="6AEE8CA7">
             <wp:extent cx="3752698" cy="1633787"/>
@@ -486,7 +483,30 @@
     </w:p>
     <w:p>
       <w:r>
-        <w:t xml:space="preserve">Each job is broken down into stages. Each stage is a set of tasks that can be executed in parallel. </w:t>
+        <w:t>Each job is broken down into stages. Each stage is a set of tasks that can be executed in parallel</w:t>
+      </w:r>
+      <w:r>
+        <w:t xml:space="preserve"> without requring any shuffle between them (more about shuffling later</w:t>
+      </w:r>
+      <w:r>
+        <w:t xml:space="preserve"> on</w:t>
+      </w:r>
+      <w:r>
+        <w:t xml:space="preserve"> in the ‘Shuffling’ section)</w:t>
+      </w:r>
+      <w:r>
+        <w:t>.</w:t>
+      </w:r>
+    </w:p>
+    <w:p>
+      <w:r>
+        <w:t>A stage ends before a shuffle is needed and a new stage begins after the shuffle.</w:t>
+      </w:r>
+    </w:p>
+    <w:p>
+      <w:r>
+        <w:lastRenderedPageBreak/>
+        <w:t>An example of how stages look like is in the ‘Wide transformation example – aggregateByKey() function’ section later on.</w:t>
       </w:r>
     </w:p>
     <w:p>
@@ -505,17 +525,13 @@
         <w:pStyle w:val="Heading2"/>
       </w:pPr>
       <w:r>
-        <w:lastRenderedPageBreak/>
         <w:t>Input and output partitions</w:t>
       </w:r>
       <w:r>
         <w:t>,</w:t>
       </w:r>
       <w:r>
-        <w:t xml:space="preserve"> </w:t>
-      </w:r>
-      <w:r>
-        <w:t>and final output</w:t>
+        <w:t xml:space="preserve"> and final output</w:t>
       </w:r>
     </w:p>
     <w:p>
@@ -593,13 +609,7 @@
         <w:t>E</w:t>
       </w:r>
       <w:r>
-        <w:t xml:space="preserve">ach task takes as input a single data partition and </w:t>
-      </w:r>
-      <w:r>
-        <w:t>produces</w:t>
-      </w:r>
-      <w:r>
-        <w:t xml:space="preserve"> a single output partition</w:t>
+        <w:t>ach task takes as input a single data partition and produces a single output partition</w:t>
       </w:r>
     </w:p>
     <w:p>
@@ -638,31 +648,7 @@
     </w:p>
     <w:p>
       <w:r>
-        <w:t xml:space="preserve">We talk about </w:t>
-      </w:r>
-      <w:r>
-        <w:t>wide</w:t>
-      </w:r>
-      <w:r>
-        <w:t xml:space="preserve"> transformations if every output partition </w:t>
-      </w:r>
-      <w:r>
-        <w:t xml:space="preserve">can </w:t>
-      </w:r>
-      <w:r>
-        <w:t xml:space="preserve">depend on </w:t>
-      </w:r>
-      <w:r>
-        <w:t xml:space="preserve">multiple </w:t>
-      </w:r>
-      <w:r>
-        <w:t>input partition</w:t>
-      </w:r>
-      <w:r>
-        <w:t>s</w:t>
-      </w:r>
-      <w:r>
-        <w:t>.</w:t>
+        <w:t>We talk about wide transformations if every output partition can depend on multiple input partitions.</w:t>
       </w:r>
     </w:p>
     <w:p>
@@ -691,6 +677,9 @@
     </w:p>
     <w:p>
       <w:r>
+        <w:rPr>
+          <w:noProof/>
+        </w:rPr>
         <w:drawing>
           <wp:inline distT="0" distB="0" distL="0" distR="0" wp14:anchorId="7FDFA273" wp14:editId="6DDCDDCB">
             <wp:extent cx="3422675" cy="1492301"/>
@@ -735,6 +724,7 @@
     </w:p>
     <w:p>
       <w:r>
+        <w:lastRenderedPageBreak/>
         <w:t xml:space="preserve">If we filter for ‘Alice’, then it will produce </w:t>
       </w:r>
       <w:r>
@@ -746,7 +736,9 @@
     </w:p>
     <w:p>
       <w:r>
-        <w:lastRenderedPageBreak/>
+        <w:rPr>
+          <w:noProof/>
+        </w:rPr>
         <w:drawing>
           <wp:inline distT="0" distB="0" distL="0" distR="0" wp14:anchorId="303849C0" wp14:editId="06EC93CA">
             <wp:extent cx="936346" cy="1219714"/>
@@ -805,6 +797,9 @@
     </w:p>
     <w:p>
       <w:r>
+        <w:rPr>
+          <w:noProof/>
+        </w:rPr>
         <w:drawing>
           <wp:inline distT="0" distB="0" distL="0" distR="0" wp14:anchorId="71022A15" wp14:editId="00CD84A7">
             <wp:extent cx="900331" cy="702259"/>
@@ -852,13 +847,7 @@
     </w:p>
     <w:p>
       <w:r>
-        <w:t>If we take the same input partitions as in the previous example and use the aggregateByKey() function</w:t>
-      </w:r>
-      <w:r>
-        <w:t xml:space="preserve"> in order to calculate a sum for each key (a client name)</w:t>
-      </w:r>
-      <w:r>
-        <w:t xml:space="preserve"> then it will perform the following actions:</w:t>
+        <w:t>If we take the same input partitions as in the previous example and use the aggregateByKey() function in order to calculate a sum for each key (a client name) then it will perform the following actions:</w:t>
       </w:r>
     </w:p>
     <w:p>
@@ -866,11 +855,120 @@
         <w:pStyle w:val="ListParagraph"/>
         <w:numPr>
           <w:ilvl w:val="0"/>
-          <w:numId w:val="18"/>
+          <w:numId w:val="20"/>
         </w:numPr>
       </w:pPr>
       <w:r>
-        <w:t>Local aggregations (inside of each partition):</w:t>
+        <w:t xml:space="preserve">Stage 1 – Local aggregation + </w:t>
+      </w:r>
+      <w:r>
+        <w:t>S</w:t>
+      </w:r>
+      <w:r>
+        <w:t>huffle write</w:t>
+      </w:r>
+    </w:p>
+    <w:p>
+      <w:pPr>
+        <w:pStyle w:val="ListParagraph"/>
+        <w:numPr>
+          <w:ilvl w:val="0"/>
+          <w:numId w:val="20"/>
+        </w:numPr>
+      </w:pPr>
+      <w:r>
+        <w:t>Stage 2 - Shuffle read + grouping + final aggregation</w:t>
+      </w:r>
+    </w:p>
+    <w:p>
+      <w:r>
+        <w:t>More information about shuffling can be found in the next section ‘Shuffling’.</w:t>
+      </w:r>
+    </w:p>
+    <w:p>
+      <w:r>
+        <w:t>Here is detailed explanation of performed stages and tasks:</w:t>
+      </w:r>
+    </w:p>
+    <w:p>
+      <w:pPr>
+        <w:pStyle w:val="ListParagraph"/>
+        <w:numPr>
+          <w:ilvl w:val="0"/>
+          <w:numId w:val="20"/>
+        </w:numPr>
+      </w:pPr>
+      <w:r>
+        <w:t xml:space="preserve">Stage 1 – Local aggregation + </w:t>
+      </w:r>
+      <w:r>
+        <w:t>S</w:t>
+      </w:r>
+      <w:r>
+        <w:t>huffle write</w:t>
+      </w:r>
+    </w:p>
+    <w:p>
+      <w:pPr>
+        <w:pStyle w:val="ListParagraph"/>
+        <w:numPr>
+          <w:ilvl w:val="1"/>
+          <w:numId w:val="20"/>
+        </w:numPr>
+      </w:pPr>
+      <w:r>
+        <w:t>One map task per input partition</w:t>
+      </w:r>
+    </w:p>
+    <w:p>
+      <w:pPr>
+        <w:pStyle w:val="ListParagraph"/>
+        <w:numPr>
+          <w:ilvl w:val="1"/>
+          <w:numId w:val="20"/>
+        </w:numPr>
+      </w:pPr>
+      <w:r>
+        <w:t>Each task does:</w:t>
+      </w:r>
+    </w:p>
+    <w:p>
+      <w:pPr>
+        <w:pStyle w:val="ListParagraph"/>
+        <w:numPr>
+          <w:ilvl w:val="2"/>
+          <w:numId w:val="20"/>
+        </w:numPr>
+      </w:pPr>
+      <w:r>
+        <w:t>Local aggregation by key (e.g., sum values for Alice, John)</w:t>
+      </w:r>
+    </w:p>
+    <w:p>
+      <w:pPr>
+        <w:pStyle w:val="ListParagraph"/>
+        <w:numPr>
+          <w:ilvl w:val="2"/>
+          <w:numId w:val="20"/>
+        </w:numPr>
+      </w:pPr>
+      <w:r>
+        <w:t xml:space="preserve">Writes records </w:t>
+      </w:r>
+      <w:r>
+        <w:t xml:space="preserve">for each key </w:t>
+      </w:r>
+      <w:r>
+        <w:t>to</w:t>
+      </w:r>
+      <w:r>
+        <w:t xml:space="preserve"> separate</w:t>
+      </w:r>
+      <w:r>
+        <w:t xml:space="preserve"> </w:t>
+      </w:r>
+      <w:r>
+        <w:t>shuffle files</w:t>
       </w:r>
     </w:p>
     <w:p>
@@ -879,11 +977,14 @@
         <w:ind w:left="766"/>
       </w:pPr>
       <w:r>
+        <w:rPr>
+          <w:noProof/>
+        </w:rPr>
         <w:drawing>
-          <wp:inline distT="0" distB="0" distL="0" distR="0" wp14:anchorId="7B06BE62" wp14:editId="33F8D347">
-            <wp:extent cx="855879" cy="1242783"/>
-            <wp:effectExtent l="0" t="0" r="1905" b="0"/>
-            <wp:docPr id="158950950" name="Picture 1" descr="A screen shot of a computer&#10;&#10;AI-generated content may be incorrect."/>
+          <wp:inline distT="0" distB="0" distL="0" distR="0" wp14:anchorId="683A42A1" wp14:editId="15E5485B">
+            <wp:extent cx="2852928" cy="1380744"/>
+            <wp:effectExtent l="0" t="0" r="5080" b="0"/>
+            <wp:docPr id="1521605262" name="Picture 1" descr="A computer screen shot of a black background with white text&#10;&#10;AI-generated content may be incorrect."/>
             <wp:cNvGraphicFramePr>
               <a:graphicFrameLocks xmlns:a="http://schemas.openxmlformats.org/drawingml/2006/main" noChangeAspect="1"/>
             </wp:cNvGraphicFramePr>
@@ -891,7 +992,7 @@
               <a:graphicData uri="http://schemas.openxmlformats.org/drawingml/2006/picture">
                 <pic:pic xmlns:pic="http://schemas.openxmlformats.org/drawingml/2006/picture">
                   <pic:nvPicPr>
-                    <pic:cNvPr id="158950950" name="Picture 1" descr="A screen shot of a computer&#10;&#10;AI-generated content may be incorrect."/>
+                    <pic:cNvPr id="1521605262" name="Picture 1" descr="A computer screen shot of a black background with white text&#10;&#10;AI-generated content may be incorrect."/>
                     <pic:cNvPicPr/>
                   </pic:nvPicPr>
                   <pic:blipFill>
@@ -903,7 +1004,7 @@
                   <pic:spPr>
                     <a:xfrm>
                       <a:off x="0" y="0"/>
-                      <a:ext cx="864041" cy="1254635"/>
+                      <a:ext cx="2881315" cy="1394483"/>
                     </a:xfrm>
                     <a:prstGeom prst="rect">
                       <a:avLst/>
@@ -925,16 +1026,19 @@
         </w:numPr>
       </w:pPr>
       <w:r>
-        <w:t>Shuffle data</w:t>
-      </w:r>
-      <w:r>
-        <w:t xml:space="preserve"> (more info in the next section ‘Shuffling’)</w:t>
-      </w:r>
-      <w:r>
-        <w:t>, that is</w:t>
-      </w:r>
-      <w:r>
-        <w:t>:</w:t>
+        <w:t>S</w:t>
+      </w:r>
+      <w:r>
+        <w:t>tage 2</w:t>
+      </w:r>
+      <w:r>
+        <w:t xml:space="preserve"> -</w:t>
+      </w:r>
+      <w:r>
+        <w:t xml:space="preserve"> Shuffle read</w:t>
+      </w:r>
+      <w:r>
+        <w:t xml:space="preserve"> + grouping + final aggregation</w:t>
       </w:r>
     </w:p>
     <w:p>
@@ -946,43 +1050,24 @@
         </w:numPr>
       </w:pPr>
       <w:r>
-        <w:t>M</w:t>
-      </w:r>
-      <w:r>
-        <w:t xml:space="preserve">ove records from one partition to another in order </w:t>
-      </w:r>
-      <w:r>
-        <w:t>to bring all data for each key</w:t>
-      </w:r>
-      <w:r>
-        <w:t xml:space="preserve"> (client name)</w:t>
-      </w:r>
-      <w:r>
-        <w:t xml:space="preserve"> to the same parition</w:t>
+        <w:lastRenderedPageBreak/>
+        <w:t>Read all data for each key (from shuffle files)</w:t>
       </w:r>
     </w:p>
     <w:p>
       <w:pPr>
         <w:pStyle w:val="ListParagraph"/>
-        <w:numPr>
-          <w:ilvl w:val="1"/>
-          <w:numId w:val="17"/>
-        </w:numPr>
-      </w:pPr>
-      <w:r>
-        <w:t>Group values for each key</w:t>
-      </w:r>
-    </w:p>
-    <w:p>
-      <w:pPr>
-        <w:pStyle w:val="ListParagraph"/>
-      </w:pPr>
-      <w:r>
+        <w:ind w:left="1440"/>
+      </w:pPr>
+      <w:r>
+        <w:rPr>
+          <w:noProof/>
+        </w:rPr>
         <w:drawing>
-          <wp:inline distT="0" distB="0" distL="0" distR="0" wp14:anchorId="22A75D5C" wp14:editId="42912502">
-            <wp:extent cx="1063295" cy="1016813"/>
-            <wp:effectExtent l="0" t="0" r="3810" b="0"/>
-            <wp:docPr id="1427637860" name="Picture 1" descr="A screen shot of a computer&#10;&#10;AI-generated content may be incorrect."/>
+          <wp:inline distT="0" distB="0" distL="0" distR="0" wp14:anchorId="6F8562B7" wp14:editId="7539114F">
+            <wp:extent cx="1880006" cy="325670"/>
+            <wp:effectExtent l="0" t="0" r="6350" b="0"/>
+            <wp:docPr id="1591507651" name="Picture 1" descr="A group of green and white text&#10;&#10;AI-generated content may be incorrect."/>
             <wp:cNvGraphicFramePr>
               <a:graphicFrameLocks xmlns:a="http://schemas.openxmlformats.org/drawingml/2006/main" noChangeAspect="1"/>
             </wp:cNvGraphicFramePr>
@@ -990,7 +1075,7 @@
               <a:graphicData uri="http://schemas.openxmlformats.org/drawingml/2006/picture">
                 <pic:pic xmlns:pic="http://schemas.openxmlformats.org/drawingml/2006/picture">
                   <pic:nvPicPr>
-                    <pic:cNvPr id="1427637860" name="Picture 1" descr="A screen shot of a computer&#10;&#10;AI-generated content may be incorrect."/>
+                    <pic:cNvPr id="1591507651" name="Picture 1" descr="A group of green and white text&#10;&#10;AI-generated content may be incorrect."/>
                     <pic:cNvPicPr/>
                   </pic:nvPicPr>
                   <pic:blipFill>
@@ -1002,7 +1087,7 @@
                   <pic:spPr>
                     <a:xfrm>
                       <a:off x="0" y="0"/>
-                      <a:ext cx="1072708" cy="1025814"/>
+                      <a:ext cx="1950101" cy="337813"/>
                     </a:xfrm>
                     <a:prstGeom prst="rect">
                       <a:avLst/>
@@ -1019,25 +1104,86 @@
       <w:pPr>
         <w:pStyle w:val="ListParagraph"/>
         <w:numPr>
-          <w:ilvl w:val="0"/>
-          <w:numId w:val="20"/>
+          <w:ilvl w:val="1"/>
+          <w:numId w:val="17"/>
         </w:numPr>
       </w:pPr>
       <w:r>
-        <w:t>Local aggregation again (that creates an output partitions):</w:t>
+        <w:t>Group values for each key</w:t>
       </w:r>
     </w:p>
     <w:p>
       <w:pPr>
         <w:pStyle w:val="ListParagraph"/>
-      </w:pPr>
-      <w:r>
-        <w:lastRenderedPageBreak/>
+        <w:ind w:left="1440"/>
+      </w:pPr>
+      <w:r>
+        <w:rPr>
+          <w:noProof/>
+        </w:rPr>
         <w:drawing>
-          <wp:inline distT="0" distB="0" distL="0" distR="0" wp14:anchorId="304B8991" wp14:editId="22F6C6F8">
+          <wp:inline distT="0" distB="0" distL="0" distR="0" wp14:anchorId="71E05B04" wp14:editId="3A92C494">
+            <wp:extent cx="1682496" cy="1144971"/>
+            <wp:effectExtent l="0" t="0" r="0" b="0"/>
+            <wp:docPr id="1161540034" name="Picture 1" descr="A screenshot of a computer&#10;&#10;AI-generated content may be incorrect."/>
+            <wp:cNvGraphicFramePr>
+              <a:graphicFrameLocks xmlns:a="http://schemas.openxmlformats.org/drawingml/2006/main" noChangeAspect="1"/>
+            </wp:cNvGraphicFramePr>
+            <a:graphic xmlns:a="http://schemas.openxmlformats.org/drawingml/2006/main">
+              <a:graphicData uri="http://schemas.openxmlformats.org/drawingml/2006/picture">
+                <pic:pic xmlns:pic="http://schemas.openxmlformats.org/drawingml/2006/picture">
+                  <pic:nvPicPr>
+                    <pic:cNvPr id="1161540034" name="Picture 1" descr="A screenshot of a computer&#10;&#10;AI-generated content may be incorrect."/>
+                    <pic:cNvPicPr/>
+                  </pic:nvPicPr>
+                  <pic:blipFill>
+                    <a:blip r:embed="rId21"/>
+                    <a:stretch>
+                      <a:fillRect/>
+                    </a:stretch>
+                  </pic:blipFill>
+                  <pic:spPr>
+                    <a:xfrm>
+                      <a:off x="0" y="0"/>
+                      <a:ext cx="1699601" cy="1156611"/>
+                    </a:xfrm>
+                    <a:prstGeom prst="rect">
+                      <a:avLst/>
+                    </a:prstGeom>
+                  </pic:spPr>
+                </pic:pic>
+              </a:graphicData>
+            </a:graphic>
+          </wp:inline>
+        </w:drawing>
+      </w:r>
+    </w:p>
+    <w:p>
+      <w:pPr>
+        <w:pStyle w:val="ListParagraph"/>
+        <w:numPr>
+          <w:ilvl w:val="1"/>
+          <w:numId w:val="17"/>
+        </w:numPr>
+      </w:pPr>
+      <w:r>
+        <w:t>Aggregate data in each partition (that creates an output partitions)</w:t>
+      </w:r>
+    </w:p>
+    <w:p>
+      <w:pPr>
+        <w:pStyle w:val="ListParagraph"/>
+        <w:ind w:left="1440"/>
+      </w:pPr>
+      <w:r>
+        <w:rPr>
+          <w:noProof/>
+        </w:rPr>
+        <w:drawing>
+          <wp:inline distT="0" distB="0" distL="0" distR="0" wp14:anchorId="0E0D16AE" wp14:editId="272BDAF1">
             <wp:extent cx="936345" cy="1179795"/>
             <wp:effectExtent l="0" t="0" r="0" b="1905"/>
-            <wp:docPr id="897504933" name="Picture 1" descr="A screenshot of a computer screen&#10;&#10;AI-generated content may be incorrect."/>
+            <wp:docPr id="2053299039" name="Picture 1" descr="A screenshot of a computer screen&#10;&#10;AI-generated content may be incorrect."/>
             <wp:cNvGraphicFramePr>
               <a:graphicFrameLocks xmlns:a="http://schemas.openxmlformats.org/drawingml/2006/main" noChangeAspect="1"/>
             </wp:cNvGraphicFramePr>
@@ -1049,7 +1195,7 @@
                     <pic:cNvPicPr/>
                   </pic:nvPicPr>
                   <pic:blipFill>
-                    <a:blip r:embed="rId21"/>
+                    <a:blip r:embed="rId22"/>
                     <a:stretch>
                       <a:fillRect/>
                     </a:stretch>
@@ -1071,17 +1217,20 @@
       </w:r>
     </w:p>
     <w:p>
-      <w:r>
-        <w:t>So in this case values in each output partition depends on values from both input partitions</w:t>
-      </w:r>
-      <w:r>
-        <w:t xml:space="preserve"> and that’s why it is a wide transformation</w:t>
-      </w:r>
-      <w:r>
-        <w:t xml:space="preserve"> and we need to use shuffling</w:t>
-      </w:r>
-      <w:r>
-        <w:t>.</w:t>
+      <w:pPr>
+        <w:pStyle w:val="ListParagraph"/>
+        <w:numPr>
+          <w:ilvl w:val="1"/>
+          <w:numId w:val="17"/>
+        </w:numPr>
+      </w:pPr>
+      <w:r>
+        <w:t>All the 3 above operations are the same task (reduce)</w:t>
+      </w:r>
+    </w:p>
+    <w:p>
+      <w:r>
+        <w:t>So in this case values in each output partition depends on values from both input partitions and that’s why it is a wide transformation and we need to use shuffling.</w:t>
       </w:r>
     </w:p>
     <w:p>
@@ -1138,15 +1287,17 @@
         <w:pStyle w:val="ListParagraph"/>
         <w:numPr>
           <w:ilvl w:val="0"/>
-          <w:numId w:val="25"/>
+          <w:numId w:val="17"/>
         </w:numPr>
-        <w:spacing w:after="0"/>
-      </w:pPr>
-      <w:r>
-        <w:t>Moving records between partitions so that all records with the same key end up in the same partition</w:t>
-      </w:r>
-      <w:r>
-        <w:t>.</w:t>
+      </w:pPr>
+      <w:r>
+        <w:t>Shuffle write – saving records for each key</w:t>
+      </w:r>
+      <w:r>
+        <w:t xml:space="preserve"> and partition</w:t>
+      </w:r>
+      <w:r>
+        <w:t xml:space="preserve"> to a separate shuffle file</w:t>
       </w:r>
     </w:p>
     <w:p>
@@ -1154,25 +1305,529 @@
         <w:pStyle w:val="ListParagraph"/>
         <w:numPr>
           <w:ilvl w:val="0"/>
-          <w:numId w:val="25"/>
+          <w:numId w:val="17"/>
         </w:numPr>
       </w:pPr>
       <w:r>
-        <w:t>Grouping values for each key within that partition, so each key maps to a list of its values.</w:t>
-      </w:r>
-    </w:p>
-    <w:p>
-      <w:r>
-        <w:t>For example if we have partitions like this:</w:t>
+        <w:t>Shuffle read – reading records from shuffle files such that records for each key goes into the same partition</w:t>
+      </w:r>
+    </w:p>
+    <w:p>
+      <w:r>
+        <w:t>Example of shuffling is shown in the previous section</w:t>
+      </w:r>
+      <w:r>
+        <w:t xml:space="preserve"> ‘Wide transformation example’</w:t>
+      </w:r>
+      <w:r>
+        <w:t>.</w:t>
+      </w:r>
+    </w:p>
+    <w:p>
+      <w:pPr>
+        <w:pStyle w:val="Heading2"/>
+      </w:pPr>
+      <w:r>
+        <w:t>Calculations performance</w:t>
+      </w:r>
+    </w:p>
+    <w:p>
+      <w:r>
+        <w:t>Generaly in order to improve performance we want to avoid moving records between partitions (shuffling).</w:t>
+      </w:r>
+    </w:p>
+    <w:p>
+      <w:r>
+        <w:lastRenderedPageBreak/>
+        <w:t>There are different strategies for efficient data partitioning which can increase performance.</w:t>
+      </w:r>
+    </w:p>
+    <w:p>
+      <w:r>
+        <w:t>For now this documentation doesn’t cover it in more detail.</w:t>
+      </w:r>
+    </w:p>
+    <w:p>
+      <w:pPr>
+        <w:pStyle w:val="Heading2"/>
+      </w:pPr>
+      <w:r>
+        <w:t>Saving data</w:t>
+      </w:r>
+    </w:p>
+    <w:p>
+      <w:r>
+        <w:t xml:space="preserve">When we save data using df.write, then Spark always saves this data as set of files in a folder. </w:t>
+      </w:r>
+    </w:p>
+    <w:p>
+      <w:r>
+        <w:t>So folder represents a table and each time we append data to that table using df.write, we create a new file in that folder.</w:t>
+      </w:r>
+    </w:p>
+    <w:p>
+      <w:pPr>
+        <w:pStyle w:val="Heading3"/>
+      </w:pPr>
+      <w:r>
+        <w:t>Data partitioning</w:t>
+      </w:r>
+    </w:p>
+    <w:p>
+      <w:r>
+        <w:t>When we want to save a big dataframe in a file using df.write, then Spark might split this table into multiple files.</w:t>
+      </w:r>
+    </w:p>
+    <w:p>
+      <w:pPr>
+        <w:pStyle w:val="Heading3"/>
+      </w:pPr>
+      <w:r>
+        <w:t>Data corruption</w:t>
+      </w:r>
+    </w:p>
+    <w:p>
+      <w:r>
+        <w:t xml:space="preserve">If we have already saved a table, that is a folder consisting of mutiple files, and then we try to add more that to that folder which have different columns and data types, it will work. </w:t>
+      </w:r>
+    </w:p>
+    <w:p>
+      <w:r>
+        <w:t>We will create a new file which have different columns and data types than other files in that folder creating a table and that will cause problems. If we want to read data from that table after that we might not be able to do that.</w:t>
+      </w:r>
+    </w:p>
+    <w:p>
+      <w:r>
+        <w:t>That’s why it is recommended to use additional tools which can prevent that, for example Delta lake.</w:t>
+      </w:r>
+    </w:p>
+    <w:p>
+      <w:pPr>
+        <w:pStyle w:val="Heading1"/>
+      </w:pPr>
+      <w:r>
+        <w:t>Submitting Spark jobs</w:t>
+      </w:r>
+    </w:p>
+    <w:p>
+      <w:r>
+        <w:t xml:space="preserve">We can </w:t>
+      </w:r>
+      <w:r>
+        <w:t>submit Spark jobs</w:t>
+      </w:r>
+      <w:r>
+        <w:t xml:space="preserve"> in two </w:t>
+      </w:r>
+      <w:r>
+        <w:t>primary deployment</w:t>
+      </w:r>
+      <w:r>
+        <w:t xml:space="preserve"> modes:</w:t>
+      </w:r>
+    </w:p>
+    <w:p>
+      <w:pPr>
+        <w:pStyle w:val="ListParagraph"/>
+        <w:numPr>
+          <w:ilvl w:val="0"/>
+          <w:numId w:val="27"/>
+        </w:numPr>
+      </w:pPr>
+      <w:r>
+        <w:t>Local mode</w:t>
+      </w:r>
+    </w:p>
+    <w:p>
+      <w:pPr>
+        <w:pStyle w:val="ListParagraph"/>
+        <w:numPr>
+          <w:ilvl w:val="0"/>
+          <w:numId w:val="27"/>
+        </w:numPr>
+      </w:pPr>
+      <w:r>
+        <w:t>Cluster mode</w:t>
+      </w:r>
+    </w:p>
+    <w:p>
+      <w:r>
+        <w:t>Depending on environment we can</w:t>
+      </w:r>
+      <w:r>
+        <w:t xml:space="preserve"> submit Spark job</w:t>
+      </w:r>
+      <w:r>
+        <w:t>s using different tools, for example</w:t>
+      </w:r>
+      <w:r>
+        <w:t>:</w:t>
+      </w:r>
+    </w:p>
+    <w:p>
+      <w:pPr>
+        <w:pStyle w:val="ListParagraph"/>
+        <w:numPr>
+          <w:ilvl w:val="0"/>
+          <w:numId w:val="28"/>
+        </w:numPr>
+      </w:pPr>
+      <w:r>
+        <w:t>Run</w:t>
+      </w:r>
+      <w:r>
+        <w:t>ning</w:t>
+      </w:r>
+      <w:r>
+        <w:t xml:space="preserve"> a Python script</w:t>
+      </w:r>
+    </w:p>
+    <w:p>
+      <w:pPr>
+        <w:pStyle w:val="ListParagraph"/>
+        <w:numPr>
+          <w:ilvl w:val="0"/>
+          <w:numId w:val="28"/>
+        </w:numPr>
+      </w:pPr>
+      <w:r>
+        <w:t>Us</w:t>
+      </w:r>
+      <w:r>
+        <w:t>ing</w:t>
+      </w:r>
+      <w:r>
+        <w:t xml:space="preserve"> spark-submit</w:t>
+      </w:r>
+      <w:r>
+        <w:t xml:space="preserve"> or pyspark</w:t>
+      </w:r>
+      <w:r>
+        <w:t xml:space="preserve"> CLI tool</w:t>
+      </w:r>
+    </w:p>
+    <w:p>
+      <w:pPr>
+        <w:pStyle w:val="ListParagraph"/>
+        <w:numPr>
+          <w:ilvl w:val="0"/>
+          <w:numId w:val="28"/>
+        </w:numPr>
+      </w:pPr>
+      <w:r>
+        <w:t>Us</w:t>
+      </w:r>
+      <w:r>
+        <w:t>ing</w:t>
+      </w:r>
+      <w:r>
+        <w:t xml:space="preserve"> Kubernetes Spark Operator and SparkApplication CRD.</w:t>
+      </w:r>
+    </w:p>
+    <w:p>
+      <w:pPr>
+        <w:pStyle w:val="Heading2"/>
+      </w:pPr>
+      <w:r>
+        <w:lastRenderedPageBreak/>
+        <w:t>Local mode</w:t>
+      </w:r>
+    </w:p>
+    <w:p>
+      <w:r>
+        <w:t>When we run Spark in a local mode, that means it is running on a single machine. Then we have only one JVM (Java virtual machine) process.</w:t>
+      </w:r>
+    </w:p>
+    <w:p>
+      <w:r>
+        <w:t>In order to run Spark in a local mode, we can use one of the following commands:</w:t>
+      </w:r>
+    </w:p>
+    <w:p>
+      <w:pPr>
+        <w:pStyle w:val="ListParagraph"/>
+        <w:numPr>
+          <w:ilvl w:val="0"/>
+          <w:numId w:val="30"/>
+        </w:numPr>
+      </w:pPr>
+      <w:r>
+        <w:t>Python script.py</w:t>
+      </w:r>
+    </w:p>
+    <w:p>
+      <w:pPr>
+        <w:pStyle w:val="ListParagraph"/>
+        <w:numPr>
+          <w:ilvl w:val="0"/>
+          <w:numId w:val="30"/>
+        </w:numPr>
+      </w:pPr>
+      <w:r>
+        <w:t xml:space="preserve">spark-submit --master </w:t>
+      </w:r>
+      <w:r>
+        <w:t>local[*]"</w:t>
+      </w:r>
+      <w:r>
+        <w:t xml:space="preserve"> </w:t>
+      </w:r>
+      <w:r>
+        <w:t>my_script.py</w:t>
+      </w:r>
+    </w:p>
+    <w:p>
+      <w:pPr>
+        <w:pStyle w:val="ListParagraph"/>
+        <w:numPr>
+          <w:ilvl w:val="0"/>
+          <w:numId w:val="30"/>
+        </w:numPr>
+      </w:pPr>
+      <w:r>
+        <w:t xml:space="preserve">pyspark </w:t>
+      </w:r>
+      <w:r>
+        <w:t xml:space="preserve">--master </w:t>
+      </w:r>
+      <w:r>
+        <w:t>local[*]"</w:t>
+      </w:r>
+      <w:r>
+        <w:t xml:space="preserve"> </w:t>
+      </w:r>
+      <w:r>
+        <w:t>my_script.py</w:t>
+      </w:r>
+    </w:p>
+    <w:p>
+      <w:r>
+        <w:t>Instead of specifying a master in the above commands we can do it in the script when creating a SparkSession:</w:t>
+      </w:r>
+    </w:p>
+    <w:p>
+      <w:pPr>
+        <w:pStyle w:val="ListParagraph"/>
+        <w:numPr>
+          <w:ilvl w:val="0"/>
+          <w:numId w:val="12"/>
+        </w:numPr>
+      </w:pPr>
+      <w:r>
+        <w:t>SparkSession.builder.master("local[*]").getOrCreate()</w:t>
+      </w:r>
+    </w:p>
+    <w:p>
+      <w:pPr>
+        <w:pStyle w:val="Heading2"/>
+      </w:pPr>
+      <w:r>
+        <w:t>Cluster mode</w:t>
+      </w:r>
+    </w:p>
+    <w:p>
+      <w:r>
+        <w:t>When we run Spark in a cluster mode, that means it is running on multiple machines in a distributed way. We have then multiple JVM porcesses (master and worker</w:t>
+      </w:r>
+      <w:r>
+        <w:t>s</w:t>
+      </w:r>
+      <w:r>
+        <w:t>) running on different machines.</w:t>
+      </w:r>
+    </w:p>
+    <w:p>
+      <w:r>
+        <w:t xml:space="preserve">Cluster mode requires to use a resource manager like </w:t>
+      </w:r>
+      <w:r>
+        <w:t>YARN, Kubernetes or Standalone Spark</w:t>
+      </w:r>
+      <w:r>
+        <w:t>.</w:t>
+      </w:r>
+    </w:p>
+    <w:p>
+      <w:r>
+        <w:t xml:space="preserve">How we submit Spark jobs depends on </w:t>
+      </w:r>
+      <w:r>
+        <w:t xml:space="preserve">which </w:t>
+      </w:r>
+      <w:r>
+        <w:t xml:space="preserve">resource manager </w:t>
+      </w:r>
+      <w:r>
+        <w:t>we are using</w:t>
+      </w:r>
+      <w:r>
+        <w:t>.</w:t>
+      </w:r>
+    </w:p>
+    <w:p>
+      <w:pPr>
+        <w:pStyle w:val="Heading3"/>
+      </w:pPr>
+      <w:r>
+        <w:t>Standalone Spark</w:t>
+      </w:r>
+    </w:p>
+    <w:p>
+      <w:r>
+        <w:t xml:space="preserve">In order to run Spark </w:t>
+      </w:r>
+      <w:r>
+        <w:t>using the Standalone Spark resource manager (i.e run it in the Standalone mode) we need to</w:t>
+      </w:r>
+      <w:r>
+        <w:t xml:space="preserve"> use </w:t>
+      </w:r>
+      <w:r>
+        <w:t>one of those</w:t>
+      </w:r>
+      <w:r>
+        <w:t xml:space="preserve"> command</w:t>
+      </w:r>
+      <w:r>
+        <w:t>s</w:t>
+      </w:r>
+      <w:r>
+        <w:t>:</w:t>
+      </w:r>
+    </w:p>
+    <w:p>
+      <w:pPr>
+        <w:pStyle w:val="ListParagraph"/>
+        <w:numPr>
+          <w:ilvl w:val="0"/>
+          <w:numId w:val="29"/>
+        </w:numPr>
+      </w:pPr>
+      <w:r>
+        <w:t>spark-submit --master spark://&lt;master-ip&gt;:7077 my_script.py</w:t>
+      </w:r>
+    </w:p>
+    <w:p>
+      <w:pPr>
+        <w:pStyle w:val="ListParagraph"/>
+        <w:numPr>
+          <w:ilvl w:val="0"/>
+          <w:numId w:val="29"/>
+        </w:numPr>
+      </w:pPr>
+      <w:r>
+        <w:t xml:space="preserve">pyspark </w:t>
+      </w:r>
+      <w:r>
+        <w:t>--master spark://&lt;master-ip&gt;:7077 my_script.py</w:t>
+      </w:r>
+    </w:p>
+    <w:p>
+      <w:r>
+        <w:t>Where master-ip is a IP address of the Spark Master node.</w:t>
+      </w:r>
+    </w:p>
+    <w:p>
+      <w:r>
+        <w:t>We can specify master in the command like shown above or we can specify it in the script when creating a SparkSession:</w:t>
+      </w:r>
+    </w:p>
+    <w:p>
+      <w:pPr>
+        <w:pStyle w:val="ListParagraph"/>
+        <w:numPr>
+          <w:ilvl w:val="0"/>
+          <w:numId w:val="12"/>
+        </w:numPr>
+      </w:pPr>
+      <w:r>
+        <w:t>SparkSession.builder.master("spark://&lt;master-</w:t>
+      </w:r>
+      <w:r>
+        <w:t>node-</w:t>
+      </w:r>
+      <w:r>
+        <w:t>ip</w:t>
+      </w:r>
+      <w:r>
+        <w:t>-address</w:t>
+      </w:r>
+      <w:r>
+        <w:t>&gt;:7077").getOrCreate()</w:t>
+      </w:r>
+    </w:p>
+    <w:p>
+      <w:pPr>
+        <w:pStyle w:val="Heading3"/>
+      </w:pPr>
+      <w:r>
+        <w:lastRenderedPageBreak/>
+        <w:t>YARN</w:t>
+      </w:r>
+    </w:p>
+    <w:p>
+      <w:r>
+        <w:t>In order to submit a Spark job using</w:t>
+      </w:r>
+      <w:r>
+        <w:t xml:space="preserve"> YARN</w:t>
+      </w:r>
+      <w:r>
+        <w:t xml:space="preserve"> </w:t>
+      </w:r>
+      <w:r>
+        <w:t>we use the same methods as in the Standalone Spark, that is we use either spark-submit or pyspark CLI tools.</w:t>
+      </w:r>
+      <w:r>
+        <w:t xml:space="preserve"> We just need to specify a different master:</w:t>
+      </w:r>
+    </w:p>
+    <w:p>
+      <w:pPr>
+        <w:pStyle w:val="ListParagraph"/>
+        <w:numPr>
+          <w:ilvl w:val="0"/>
+          <w:numId w:val="12"/>
+        </w:numPr>
+      </w:pPr>
+      <w:r>
+        <w:t xml:space="preserve">spark-submit --master </w:t>
+      </w:r>
+      <w:r>
+        <w:t>yarn</w:t>
+      </w:r>
+      <w:r>
+        <w:t xml:space="preserve"> my_script.py</w:t>
+      </w:r>
+    </w:p>
+    <w:p>
+      <w:r>
+        <w:t>More information about running Spark with YARN can be found in the ‘Spark on YARN’ document in the same folder as this one.</w:t>
+      </w:r>
+    </w:p>
+    <w:p>
+      <w:pPr>
+        <w:pStyle w:val="Heading3"/>
+      </w:pPr>
+      <w:r>
+        <w:t>Kubernetes</w:t>
+      </w:r>
+    </w:p>
+    <w:p>
+      <w:r>
+        <w:t>In order to submit a Spark job using</w:t>
+      </w:r>
+      <w:r>
+        <w:t xml:space="preserve"> Kubernetes we can use the spark-submit CLI tool like in case of YARN:</w:t>
       </w:r>
     </w:p>
     <w:p>
       <w:r>
         <w:drawing>
-          <wp:inline distT="0" distB="0" distL="0" distR="0" wp14:anchorId="14C9370E" wp14:editId="0651D08F">
-            <wp:extent cx="855879" cy="1242783"/>
-            <wp:effectExtent l="0" t="0" r="1905" b="0"/>
-            <wp:docPr id="254053479" name="Picture 1" descr="A screen shot of a computer&#10;&#10;AI-generated content may be incorrect."/>
+          <wp:inline distT="0" distB="0" distL="0" distR="0" wp14:anchorId="669641B1" wp14:editId="6F8DF992">
+            <wp:extent cx="3535139" cy="1310185"/>
+            <wp:effectExtent l="0" t="0" r="8255" b="4445"/>
+            <wp:docPr id="1355070533" name="Picture 1" descr="A computer screen with white text&#10;&#10;AI-generated content may be incorrect."/>
             <wp:cNvGraphicFramePr>
               <a:graphicFrameLocks xmlns:a="http://schemas.openxmlformats.org/drawingml/2006/main" noChangeAspect="1"/>
             </wp:cNvGraphicFramePr>
@@ -1180,11 +1835,11 @@
               <a:graphicData uri="http://schemas.openxmlformats.org/drawingml/2006/picture">
                 <pic:pic xmlns:pic="http://schemas.openxmlformats.org/drawingml/2006/picture">
                   <pic:nvPicPr>
-                    <pic:cNvPr id="158950950" name="Picture 1" descr="A screen shot of a computer&#10;&#10;AI-generated content may be incorrect."/>
+                    <pic:cNvPr id="1355070533" name="Picture 1" descr="A computer screen with white text&#10;&#10;AI-generated content may be incorrect."/>
                     <pic:cNvPicPr/>
                   </pic:nvPicPr>
                   <pic:blipFill>
-                    <a:blip r:embed="rId19"/>
+                    <a:blip r:embed="rId23"/>
                     <a:stretch>
                       <a:fillRect/>
                     </a:stretch>
@@ -1192,7 +1847,7 @@
                   <pic:spPr>
                     <a:xfrm>
                       <a:off x="0" y="0"/>
-                      <a:ext cx="864041" cy="1254635"/>
+                      <a:ext cx="3545313" cy="1313956"/>
                     </a:xfrm>
                     <a:prstGeom prst="rect">
                       <a:avLst/>
@@ -1207,288 +1862,59 @@
     </w:p>
     <w:p>
       <w:r>
-        <w:t>Then after shuffling we will have partitions like this:</w:t>
-      </w:r>
-    </w:p>
-    <w:p>
-      <w:r>
-        <w:drawing>
-          <wp:inline distT="0" distB="0" distL="0" distR="0" wp14:anchorId="2AC17EDA" wp14:editId="5C2C475D">
-            <wp:extent cx="1063295" cy="1016813"/>
-            <wp:effectExtent l="0" t="0" r="3810" b="0"/>
-            <wp:docPr id="1628219865" name="Picture 1" descr="A screen shot of a computer&#10;&#10;AI-generated content may be incorrect."/>
-            <wp:cNvGraphicFramePr>
-              <a:graphicFrameLocks xmlns:a="http://schemas.openxmlformats.org/drawingml/2006/main" noChangeAspect="1"/>
-            </wp:cNvGraphicFramePr>
-            <a:graphic xmlns:a="http://schemas.openxmlformats.org/drawingml/2006/main">
-              <a:graphicData uri="http://schemas.openxmlformats.org/drawingml/2006/picture">
-                <pic:pic xmlns:pic="http://schemas.openxmlformats.org/drawingml/2006/picture">
-                  <pic:nvPicPr>
-                    <pic:cNvPr id="1427637860" name="Picture 1" descr="A screen shot of a computer&#10;&#10;AI-generated content may be incorrect."/>
-                    <pic:cNvPicPr/>
-                  </pic:nvPicPr>
-                  <pic:blipFill>
-                    <a:blip r:embed="rId20"/>
-                    <a:stretch>
-                      <a:fillRect/>
-                    </a:stretch>
-                  </pic:blipFill>
-                  <pic:spPr>
-                    <a:xfrm>
-                      <a:off x="0" y="0"/>
-                      <a:ext cx="1072708" cy="1025814"/>
-                    </a:xfrm>
-                    <a:prstGeom prst="rect">
-                      <a:avLst/>
-                    </a:prstGeom>
-                  </pic:spPr>
-                </pic:pic>
-              </a:graphicData>
-            </a:graphic>
-          </wp:inline>
-        </w:drawing>
-      </w:r>
-    </w:p>
-    <w:p>
-      <w:r>
-        <w:t>Example of shuffling is shown in the previous section</w:t>
-      </w:r>
-      <w:r>
-        <w:t xml:space="preserve"> ‘Wide transformation example’</w:t>
-      </w:r>
-      <w:r>
-        <w:t>.</w:t>
-      </w:r>
-    </w:p>
-    <w:p>
-      <w:pPr>
-        <w:pStyle w:val="Heading2"/>
+        <w:t>Or we can also use the Spark Operator and SparkApplication CRD.</w:t>
+      </w:r>
+    </w:p>
+    <w:p>
+      <w:r>
+        <w:t>In that case we create a YAML file where we provide parameters specifying how the Spark job will be executed.</w:t>
+      </w:r>
+    </w:p>
+    <w:p>
+      <w:r>
+        <w:t xml:space="preserve">More information about running Spark with </w:t>
+      </w:r>
+      <w:r>
+        <w:t>Kubernetes</w:t>
+      </w:r>
+      <w:r>
+        <w:t xml:space="preserve"> can be found in the ‘Spark on Kubernetes document in the same folder as this one.</w:t>
+      </w:r>
+    </w:p>
+    <w:p>
+      <w:pPr>
+        <w:pStyle w:val="Heading1"/>
+      </w:pPr>
+      <w:r>
+        <w:t>Monitoring</w:t>
+      </w:r>
+    </w:p>
+    <w:p>
+      <w:r>
+        <w:t>We can use Prometheus, Grafana and Spark History Server to monitor our Spark jobs.</w:t>
+      </w:r>
+    </w:p>
+    <w:p>
+      <w:r>
+        <w:t>Prometheus will gather metrics about Spark Jobs.</w:t>
+      </w:r>
+    </w:p>
+    <w:p>
+      <w:r>
+        <w:t>Grafana will create visual dashboards using metrics gathered by Prometheus.</w:t>
+      </w:r>
+    </w:p>
+    <w:p>
+      <w:r>
+        <w:t>Spark History Server gives more detail about Spark jobs.</w:t>
+      </w:r>
+    </w:p>
+    <w:p>
+      <w:pPr>
+        <w:pStyle w:val="Heading1"/>
       </w:pPr>
       <w:r>
         <w:lastRenderedPageBreak/>
-        <w:t>Modes of running Spark</w:t>
-      </w:r>
-    </w:p>
-    <w:p>
-      <w:pPr>
-        <w:pStyle w:val="Heading3"/>
-      </w:pPr>
-      <w:r>
-        <w:t>Local mode</w:t>
-      </w:r>
-    </w:p>
-    <w:p>
-      <w:r>
-        <w:t>When we run Spark in a local mode, that means it is running on a single machine. Then we have only one JVM (Java virtual machine) process.</w:t>
-      </w:r>
-    </w:p>
-    <w:p>
-      <w:r>
-        <w:t>In order to run Spark in a local mode, when creating a Spark session we need to specify the master like that:</w:t>
-      </w:r>
-    </w:p>
-    <w:p>
-      <w:pPr>
-        <w:pStyle w:val="ListParagraph"/>
-        <w:numPr>
-          <w:ilvl w:val="0"/>
-          <w:numId w:val="12"/>
-        </w:numPr>
-      </w:pPr>
-      <w:r>
-        <w:t>SparkSession.builder.master("local[*]").getOrCreate()</w:t>
-      </w:r>
-    </w:p>
-    <w:p>
-      <w:pPr>
-        <w:pStyle w:val="Heading3"/>
-      </w:pPr>
-      <w:r>
-        <w:t>Cluster mode</w:t>
-      </w:r>
-    </w:p>
-    <w:p>
-      <w:r>
-        <w:t>When we run Spark in a cluster mode, that means it is running on multiple machines in a distributed way. We have then multiple JVM porcesses (master and worker) running on different machines.</w:t>
-      </w:r>
-    </w:p>
-    <w:p>
-      <w:r>
-        <w:t>In order to run Spark in a cluster mode, when creating a Spark session we need to specify the master like that:</w:t>
-      </w:r>
-    </w:p>
-    <w:p>
-      <w:pPr>
-        <w:pStyle w:val="ListParagraph"/>
-        <w:numPr>
-          <w:ilvl w:val="0"/>
-          <w:numId w:val="12"/>
-        </w:numPr>
-      </w:pPr>
-      <w:r>
-        <w:t>For Standalone Spark:</w:t>
-      </w:r>
-    </w:p>
-    <w:p>
-      <w:pPr>
-        <w:pStyle w:val="ListParagraph"/>
-        <w:numPr>
-          <w:ilvl w:val="1"/>
-          <w:numId w:val="12"/>
-        </w:numPr>
-      </w:pPr>
-      <w:r>
-        <w:t>SparkSession.builder.master("spark://&lt;master-</w:t>
-      </w:r>
-      <w:r>
-        <w:t>node-</w:t>
-      </w:r>
-      <w:r>
-        <w:t>ip</w:t>
-      </w:r>
-      <w:r>
-        <w:t>-address</w:t>
-      </w:r>
-      <w:r>
-        <w:t>&gt;:7077").getOrCreate()</w:t>
-      </w:r>
-    </w:p>
-    <w:p>
-      <w:pPr>
-        <w:pStyle w:val="ListParagraph"/>
-        <w:numPr>
-          <w:ilvl w:val="0"/>
-          <w:numId w:val="12"/>
-        </w:numPr>
-      </w:pPr>
-      <w:r>
-        <w:t>When using YARN:</w:t>
-      </w:r>
-    </w:p>
-    <w:p>
-      <w:pPr>
-        <w:pStyle w:val="ListParagraph"/>
-        <w:numPr>
-          <w:ilvl w:val="1"/>
-          <w:numId w:val="12"/>
-        </w:numPr>
-      </w:pPr>
-      <w:r>
-        <w:t>SparkSession.builder.master("</w:t>
-      </w:r>
-      <w:r>
-        <w:t>yarn</w:t>
-      </w:r>
-      <w:r>
-        <w:t>").getOrCreate()</w:t>
-      </w:r>
-    </w:p>
-    <w:p>
-      <w:pPr>
-        <w:pStyle w:val="Heading2"/>
-      </w:pPr>
-      <w:r>
-        <w:t>Saving data</w:t>
-      </w:r>
-    </w:p>
-    <w:p>
-      <w:r>
-        <w:t xml:space="preserve">When we save data using df.write, then Spark always saves this data as set of files in a folder. </w:t>
-      </w:r>
-    </w:p>
-    <w:p>
-      <w:r>
-        <w:t>So folder represents a table and each time we append data to that table using df.write, we create a new file in that folder.</w:t>
-      </w:r>
-    </w:p>
-    <w:p>
-      <w:pPr>
-        <w:pStyle w:val="Heading3"/>
-      </w:pPr>
-      <w:r>
-        <w:t>Data partitioning</w:t>
-      </w:r>
-    </w:p>
-    <w:p>
-      <w:r>
-        <w:t>When we want to save a big dataframe in a file using df.write, then Spark might split this table into multiple files.</w:t>
-      </w:r>
-    </w:p>
-    <w:p>
-      <w:pPr>
-        <w:pStyle w:val="Heading3"/>
-      </w:pPr>
-      <w:r>
-        <w:t>Data corruption</w:t>
-      </w:r>
-    </w:p>
-    <w:p>
-      <w:r>
-        <w:t xml:space="preserve">If we have already saved a table, that is a folder consisting of mutiple files, and then we try to add more that to that folder which have different columns and data types, it will work. </w:t>
-      </w:r>
-    </w:p>
-    <w:p>
-      <w:r>
-        <w:lastRenderedPageBreak/>
-        <w:t>We will create a new file which have different columns and data types than other files in that folder creating a table and that will cause problems. If we want to read data from that table after that we might not be able to do that.</w:t>
-      </w:r>
-    </w:p>
-    <w:p>
-      <w:r>
-        <w:t>That’s why it is recommended to use additional tools which can prevent that, for example Delta lake.</w:t>
-      </w:r>
-    </w:p>
-    <w:p>
-      <w:pPr>
-        <w:pStyle w:val="Heading2"/>
-      </w:pPr>
-      <w:r>
-        <w:t>Submitting Spark jobs</w:t>
-      </w:r>
-    </w:p>
-    <w:p>
-      <w:r>
-        <w:t>How we submit Spark jobs depends on what resource manager we are using (for example YARN or Kubernetes).</w:t>
-      </w:r>
-    </w:p>
-    <w:p>
-      <w:r>
-        <w:t>To learn more about that please refer to files ‘Spark on Kubernetes’ and ‘Spark on YARN’.</w:t>
-      </w:r>
-    </w:p>
-    <w:p>
-      <w:pPr>
-        <w:pStyle w:val="Heading1"/>
-      </w:pPr>
-      <w:r>
-        <w:t>Monitoring</w:t>
-      </w:r>
-    </w:p>
-    <w:p>
-      <w:r>
-        <w:t>We can use Prometheus, Grafana and Spark History Server to monitor our Spark jobs.</w:t>
-      </w:r>
-    </w:p>
-    <w:p>
-      <w:r>
-        <w:t>Prometheus will gather metrics about Spark Jobs.</w:t>
-      </w:r>
-    </w:p>
-    <w:p>
-      <w:r>
-        <w:t>Grafana will create visual dashboards using metrics gathered by Prometheus.</w:t>
-      </w:r>
-    </w:p>
-    <w:p>
-      <w:r>
-        <w:t>Spark History Server gives more detail about Spark jobs.</w:t>
-      </w:r>
-    </w:p>
-    <w:p>
-      <w:pPr>
-        <w:pStyle w:val="Heading1"/>
-      </w:pPr>
-      <w:r>
         <w:t>Code development</w:t>
       </w:r>
     </w:p>
@@ -2550,7 +2976,7 @@
   <w:abstractNum w:abstractNumId="9" w15:restartNumberingAfterBreak="0">
     <w:nsid w:val="28FE4E16"/>
     <w:multiLevelType w:val="hybridMultilevel"/>
-    <w:tmpl w:val="98FEEAE0"/>
+    <w:tmpl w:val="DC58ABD4"/>
     <w:lvl w:ilvl="0" w:tplc="04090001">
       <w:start w:val="1"/>
       <w:numFmt w:val="bullet"/>
@@ -2563,7 +2989,7 @@
         <w:rFonts w:ascii="Symbol" w:hAnsi="Symbol" w:hint="default"/>
       </w:rPr>
     </w:lvl>
-    <w:lvl w:ilvl="1" w:tplc="04090003" w:tentative="1">
+    <w:lvl w:ilvl="1" w:tplc="04090003">
       <w:start w:val="1"/>
       <w:numFmt w:val="bullet"/>
       <w:lvlText w:val="o"/>
@@ -2575,7 +3001,7 @@
         <w:rFonts w:ascii="Courier New" w:hAnsi="Courier New" w:cs="Courier New" w:hint="default"/>
       </w:rPr>
     </w:lvl>
-    <w:lvl w:ilvl="2" w:tplc="04090005" w:tentative="1">
+    <w:lvl w:ilvl="2" w:tplc="04090005">
       <w:start w:val="1"/>
       <w:numFmt w:val="bullet"/>
       <w:lvlText w:val=""/>
@@ -2887,6 +3313,155 @@
     </w:lvl>
   </w:abstractNum>
   <w:abstractNum w:abstractNumId="12" w15:restartNumberingAfterBreak="0">
+    <w:nsid w:val="2E965A02"/>
+    <w:multiLevelType w:val="multilevel"/>
+    <w:tmpl w:val="89365B9E"/>
+    <w:lvl w:ilvl="0">
+      <w:start w:val="1"/>
+      <w:numFmt w:val="bullet"/>
+      <w:lvlText w:val=""/>
+      <w:lvlJc w:val="left"/>
+      <w:pPr>
+        <w:tabs>
+          <w:tab w:val="num" w:pos="720"/>
+        </w:tabs>
+        <w:ind w:left="720" w:hanging="360"/>
+      </w:pPr>
+      <w:rPr>
+        <w:rFonts w:ascii="Symbol" w:hAnsi="Symbol" w:hint="default"/>
+        <w:sz w:val="20"/>
+      </w:rPr>
+    </w:lvl>
+    <w:lvl w:ilvl="1">
+      <w:start w:val="1"/>
+      <w:numFmt w:val="bullet"/>
+      <w:lvlText w:val="o"/>
+      <w:lvlJc w:val="left"/>
+      <w:pPr>
+        <w:tabs>
+          <w:tab w:val="num" w:pos="1440"/>
+        </w:tabs>
+        <w:ind w:left="1440" w:hanging="360"/>
+      </w:pPr>
+      <w:rPr>
+        <w:rFonts w:ascii="Courier New" w:hAnsi="Courier New" w:hint="default"/>
+        <w:sz w:val="20"/>
+      </w:rPr>
+    </w:lvl>
+    <w:lvl w:ilvl="2" w:tentative="1">
+      <w:start w:val="1"/>
+      <w:numFmt w:val="bullet"/>
+      <w:lvlText w:val=""/>
+      <w:lvlJc w:val="left"/>
+      <w:pPr>
+        <w:tabs>
+          <w:tab w:val="num" w:pos="2160"/>
+        </w:tabs>
+        <w:ind w:left="2160" w:hanging="360"/>
+      </w:pPr>
+      <w:rPr>
+        <w:rFonts w:ascii="Wingdings" w:hAnsi="Wingdings" w:hint="default"/>
+        <w:sz w:val="20"/>
+      </w:rPr>
+    </w:lvl>
+    <w:lvl w:ilvl="3" w:tentative="1">
+      <w:start w:val="1"/>
+      <w:numFmt w:val="bullet"/>
+      <w:lvlText w:val=""/>
+      <w:lvlJc w:val="left"/>
+      <w:pPr>
+        <w:tabs>
+          <w:tab w:val="num" w:pos="2880"/>
+        </w:tabs>
+        <w:ind w:left="2880" w:hanging="360"/>
+      </w:pPr>
+      <w:rPr>
+        <w:rFonts w:ascii="Wingdings" w:hAnsi="Wingdings" w:hint="default"/>
+        <w:sz w:val="20"/>
+      </w:rPr>
+    </w:lvl>
+    <w:lvl w:ilvl="4" w:tentative="1">
+      <w:start w:val="1"/>
+      <w:numFmt w:val="bullet"/>
+      <w:lvlText w:val=""/>
+      <w:lvlJc w:val="left"/>
+      <w:pPr>
+        <w:tabs>
+          <w:tab w:val="num" w:pos="3600"/>
+        </w:tabs>
+        <w:ind w:left="3600" w:hanging="360"/>
+      </w:pPr>
+      <w:rPr>
+        <w:rFonts w:ascii="Wingdings" w:hAnsi="Wingdings" w:hint="default"/>
+        <w:sz w:val="20"/>
+      </w:rPr>
+    </w:lvl>
+    <w:lvl w:ilvl="5" w:tentative="1">
+      <w:start w:val="1"/>
+      <w:numFmt w:val="bullet"/>
+      <w:lvlText w:val=""/>
+      <w:lvlJc w:val="left"/>
+      <w:pPr>
+        <w:tabs>
+          <w:tab w:val="num" w:pos="4320"/>
+        </w:tabs>
+        <w:ind w:left="4320" w:hanging="360"/>
+      </w:pPr>
+      <w:rPr>
+        <w:rFonts w:ascii="Wingdings" w:hAnsi="Wingdings" w:hint="default"/>
+        <w:sz w:val="20"/>
+      </w:rPr>
+    </w:lvl>
+    <w:lvl w:ilvl="6" w:tentative="1">
+      <w:start w:val="1"/>
+      <w:numFmt w:val="bullet"/>
+      <w:lvlText w:val=""/>
+      <w:lvlJc w:val="left"/>
+      <w:pPr>
+        <w:tabs>
+          <w:tab w:val="num" w:pos="5040"/>
+        </w:tabs>
+        <w:ind w:left="5040" w:hanging="360"/>
+      </w:pPr>
+      <w:rPr>
+        <w:rFonts w:ascii="Wingdings" w:hAnsi="Wingdings" w:hint="default"/>
+        <w:sz w:val="20"/>
+      </w:rPr>
+    </w:lvl>
+    <w:lvl w:ilvl="7" w:tentative="1">
+      <w:start w:val="1"/>
+      <w:numFmt w:val="bullet"/>
+      <w:lvlText w:val=""/>
+      <w:lvlJc w:val="left"/>
+      <w:pPr>
+        <w:tabs>
+          <w:tab w:val="num" w:pos="5760"/>
+        </w:tabs>
+        <w:ind w:left="5760" w:hanging="360"/>
+      </w:pPr>
+      <w:rPr>
+        <w:rFonts w:ascii="Wingdings" w:hAnsi="Wingdings" w:hint="default"/>
+        <w:sz w:val="20"/>
+      </w:rPr>
+    </w:lvl>
+    <w:lvl w:ilvl="8" w:tentative="1">
+      <w:start w:val="1"/>
+      <w:numFmt w:val="bullet"/>
+      <w:lvlText w:val=""/>
+      <w:lvlJc w:val="left"/>
+      <w:pPr>
+        <w:tabs>
+          <w:tab w:val="num" w:pos="6480"/>
+        </w:tabs>
+        <w:ind w:left="6480" w:hanging="360"/>
+      </w:pPr>
+      <w:rPr>
+        <w:rFonts w:ascii="Wingdings" w:hAnsi="Wingdings" w:hint="default"/>
+        <w:sz w:val="20"/>
+      </w:rPr>
+    </w:lvl>
+  </w:abstractNum>
+  <w:abstractNum w:abstractNumId="13" w15:restartNumberingAfterBreak="0">
     <w:nsid w:val="351F30DE"/>
     <w:multiLevelType w:val="multilevel"/>
     <w:tmpl w:val="E97497C2"/>
@@ -3035,7 +3610,120 @@
       </w:rPr>
     </w:lvl>
   </w:abstractNum>
-  <w:abstractNum w:abstractNumId="13" w15:restartNumberingAfterBreak="0">
+  <w:abstractNum w:abstractNumId="14" w15:restartNumberingAfterBreak="0">
+    <w:nsid w:val="384C0558"/>
+    <w:multiLevelType w:val="hybridMultilevel"/>
+    <w:tmpl w:val="4E78A38E"/>
+    <w:lvl w:ilvl="0" w:tplc="04090001">
+      <w:start w:val="1"/>
+      <w:numFmt w:val="bullet"/>
+      <w:lvlText w:val=""/>
+      <w:lvlJc w:val="left"/>
+      <w:pPr>
+        <w:ind w:left="720" w:hanging="360"/>
+      </w:pPr>
+      <w:rPr>
+        <w:rFonts w:ascii="Symbol" w:hAnsi="Symbol" w:hint="default"/>
+      </w:rPr>
+    </w:lvl>
+    <w:lvl w:ilvl="1" w:tplc="04090003" w:tentative="1">
+      <w:start w:val="1"/>
+      <w:numFmt w:val="bullet"/>
+      <w:lvlText w:val="o"/>
+      <w:lvlJc w:val="left"/>
+      <w:pPr>
+        <w:ind w:left="1440" w:hanging="360"/>
+      </w:pPr>
+      <w:rPr>
+        <w:rFonts w:ascii="Courier New" w:hAnsi="Courier New" w:cs="Courier New" w:hint="default"/>
+      </w:rPr>
+    </w:lvl>
+    <w:lvl w:ilvl="2" w:tplc="04090005" w:tentative="1">
+      <w:start w:val="1"/>
+      <w:numFmt w:val="bullet"/>
+      <w:lvlText w:val=""/>
+      <w:lvlJc w:val="left"/>
+      <w:pPr>
+        <w:ind w:left="2160" w:hanging="360"/>
+      </w:pPr>
+      <w:rPr>
+        <w:rFonts w:ascii="Wingdings" w:hAnsi="Wingdings" w:hint="default"/>
+      </w:rPr>
+    </w:lvl>
+    <w:lvl w:ilvl="3" w:tplc="04090001" w:tentative="1">
+      <w:start w:val="1"/>
+      <w:numFmt w:val="bullet"/>
+      <w:lvlText w:val=""/>
+      <w:lvlJc w:val="left"/>
+      <w:pPr>
+        <w:ind w:left="2880" w:hanging="360"/>
+      </w:pPr>
+      <w:rPr>
+        <w:rFonts w:ascii="Symbol" w:hAnsi="Symbol" w:hint="default"/>
+      </w:rPr>
+    </w:lvl>
+    <w:lvl w:ilvl="4" w:tplc="04090003" w:tentative="1">
+      <w:start w:val="1"/>
+      <w:numFmt w:val="bullet"/>
+      <w:lvlText w:val="o"/>
+      <w:lvlJc w:val="left"/>
+      <w:pPr>
+        <w:ind w:left="3600" w:hanging="360"/>
+      </w:pPr>
+      <w:rPr>
+        <w:rFonts w:ascii="Courier New" w:hAnsi="Courier New" w:cs="Courier New" w:hint="default"/>
+      </w:rPr>
+    </w:lvl>
+    <w:lvl w:ilvl="5" w:tplc="04090005" w:tentative="1">
+      <w:start w:val="1"/>
+      <w:numFmt w:val="bullet"/>
+      <w:lvlText w:val=""/>
+      <w:lvlJc w:val="left"/>
+      <w:pPr>
+        <w:ind w:left="4320" w:hanging="360"/>
+      </w:pPr>
+      <w:rPr>
+        <w:rFonts w:ascii="Wingdings" w:hAnsi="Wingdings" w:hint="default"/>
+      </w:rPr>
+    </w:lvl>
+    <w:lvl w:ilvl="6" w:tplc="04090001" w:tentative="1">
+      <w:start w:val="1"/>
+      <w:numFmt w:val="bullet"/>
+      <w:lvlText w:val=""/>
+      <w:lvlJc w:val="left"/>
+      <w:pPr>
+        <w:ind w:left="5040" w:hanging="360"/>
+      </w:pPr>
+      <w:rPr>
+        <w:rFonts w:ascii="Symbol" w:hAnsi="Symbol" w:hint="default"/>
+      </w:rPr>
+    </w:lvl>
+    <w:lvl w:ilvl="7" w:tplc="04090003" w:tentative="1">
+      <w:start w:val="1"/>
+      <w:numFmt w:val="bullet"/>
+      <w:lvlText w:val="o"/>
+      <w:lvlJc w:val="left"/>
+      <w:pPr>
+        <w:ind w:left="5760" w:hanging="360"/>
+      </w:pPr>
+      <w:rPr>
+        <w:rFonts w:ascii="Courier New" w:hAnsi="Courier New" w:cs="Courier New" w:hint="default"/>
+      </w:rPr>
+    </w:lvl>
+    <w:lvl w:ilvl="8" w:tplc="04090005" w:tentative="1">
+      <w:start w:val="1"/>
+      <w:numFmt w:val="bullet"/>
+      <w:lvlText w:val=""/>
+      <w:lvlJc w:val="left"/>
+      <w:pPr>
+        <w:ind w:left="6480" w:hanging="360"/>
+      </w:pPr>
+      <w:rPr>
+        <w:rFonts w:ascii="Wingdings" w:hAnsi="Wingdings" w:hint="default"/>
+      </w:rPr>
+    </w:lvl>
+  </w:abstractNum>
+  <w:abstractNum w:abstractNumId="15" w15:restartNumberingAfterBreak="0">
     <w:nsid w:val="39790356"/>
     <w:multiLevelType w:val="hybridMultilevel"/>
     <w:tmpl w:val="6876E31A"/>
@@ -3148,7 +3836,7 @@
       </w:rPr>
     </w:lvl>
   </w:abstractNum>
-  <w:abstractNum w:abstractNumId="14" w15:restartNumberingAfterBreak="0">
+  <w:abstractNum w:abstractNumId="16" w15:restartNumberingAfterBreak="0">
     <w:nsid w:val="40221F44"/>
     <w:multiLevelType w:val="multilevel"/>
     <w:tmpl w:val="77F67A40"/>
@@ -3297,7 +3985,120 @@
       </w:rPr>
     </w:lvl>
   </w:abstractNum>
-  <w:abstractNum w:abstractNumId="15" w15:restartNumberingAfterBreak="0">
+  <w:abstractNum w:abstractNumId="17" w15:restartNumberingAfterBreak="0">
+    <w:nsid w:val="41743A4F"/>
+    <w:multiLevelType w:val="hybridMultilevel"/>
+    <w:tmpl w:val="6BBC6F64"/>
+    <w:lvl w:ilvl="0" w:tplc="04090001">
+      <w:start w:val="1"/>
+      <w:numFmt w:val="bullet"/>
+      <w:lvlText w:val=""/>
+      <w:lvlJc w:val="left"/>
+      <w:pPr>
+        <w:ind w:left="720" w:hanging="360"/>
+      </w:pPr>
+      <w:rPr>
+        <w:rFonts w:ascii="Symbol" w:hAnsi="Symbol" w:hint="default"/>
+      </w:rPr>
+    </w:lvl>
+    <w:lvl w:ilvl="1" w:tplc="04090003" w:tentative="1">
+      <w:start w:val="1"/>
+      <w:numFmt w:val="bullet"/>
+      <w:lvlText w:val="o"/>
+      <w:lvlJc w:val="left"/>
+      <w:pPr>
+        <w:ind w:left="1440" w:hanging="360"/>
+      </w:pPr>
+      <w:rPr>
+        <w:rFonts w:ascii="Courier New" w:hAnsi="Courier New" w:cs="Courier New" w:hint="default"/>
+      </w:rPr>
+    </w:lvl>
+    <w:lvl w:ilvl="2" w:tplc="04090005" w:tentative="1">
+      <w:start w:val="1"/>
+      <w:numFmt w:val="bullet"/>
+      <w:lvlText w:val=""/>
+      <w:lvlJc w:val="left"/>
+      <w:pPr>
+        <w:ind w:left="2160" w:hanging="360"/>
+      </w:pPr>
+      <w:rPr>
+        <w:rFonts w:ascii="Wingdings" w:hAnsi="Wingdings" w:hint="default"/>
+      </w:rPr>
+    </w:lvl>
+    <w:lvl w:ilvl="3" w:tplc="04090001" w:tentative="1">
+      <w:start w:val="1"/>
+      <w:numFmt w:val="bullet"/>
+      <w:lvlText w:val=""/>
+      <w:lvlJc w:val="left"/>
+      <w:pPr>
+        <w:ind w:left="2880" w:hanging="360"/>
+      </w:pPr>
+      <w:rPr>
+        <w:rFonts w:ascii="Symbol" w:hAnsi="Symbol" w:hint="default"/>
+      </w:rPr>
+    </w:lvl>
+    <w:lvl w:ilvl="4" w:tplc="04090003" w:tentative="1">
+      <w:start w:val="1"/>
+      <w:numFmt w:val="bullet"/>
+      <w:lvlText w:val="o"/>
+      <w:lvlJc w:val="left"/>
+      <w:pPr>
+        <w:ind w:left="3600" w:hanging="360"/>
+      </w:pPr>
+      <w:rPr>
+        <w:rFonts w:ascii="Courier New" w:hAnsi="Courier New" w:cs="Courier New" w:hint="default"/>
+      </w:rPr>
+    </w:lvl>
+    <w:lvl w:ilvl="5" w:tplc="04090005" w:tentative="1">
+      <w:start w:val="1"/>
+      <w:numFmt w:val="bullet"/>
+      <w:lvlText w:val=""/>
+      <w:lvlJc w:val="left"/>
+      <w:pPr>
+        <w:ind w:left="4320" w:hanging="360"/>
+      </w:pPr>
+      <w:rPr>
+        <w:rFonts w:ascii="Wingdings" w:hAnsi="Wingdings" w:hint="default"/>
+      </w:rPr>
+    </w:lvl>
+    <w:lvl w:ilvl="6" w:tplc="04090001" w:tentative="1">
+      <w:start w:val="1"/>
+      <w:numFmt w:val="bullet"/>
+      <w:lvlText w:val=""/>
+      <w:lvlJc w:val="left"/>
+      <w:pPr>
+        <w:ind w:left="5040" w:hanging="360"/>
+      </w:pPr>
+      <w:rPr>
+        <w:rFonts w:ascii="Symbol" w:hAnsi="Symbol" w:hint="default"/>
+      </w:rPr>
+    </w:lvl>
+    <w:lvl w:ilvl="7" w:tplc="04090003" w:tentative="1">
+      <w:start w:val="1"/>
+      <w:numFmt w:val="bullet"/>
+      <w:lvlText w:val="o"/>
+      <w:lvlJc w:val="left"/>
+      <w:pPr>
+        <w:ind w:left="5760" w:hanging="360"/>
+      </w:pPr>
+      <w:rPr>
+        <w:rFonts w:ascii="Courier New" w:hAnsi="Courier New" w:cs="Courier New" w:hint="default"/>
+      </w:rPr>
+    </w:lvl>
+    <w:lvl w:ilvl="8" w:tplc="04090005" w:tentative="1">
+      <w:start w:val="1"/>
+      <w:numFmt w:val="bullet"/>
+      <w:lvlText w:val=""/>
+      <w:lvlJc w:val="left"/>
+      <w:pPr>
+        <w:ind w:left="6480" w:hanging="360"/>
+      </w:pPr>
+      <w:rPr>
+        <w:rFonts w:ascii="Wingdings" w:hAnsi="Wingdings" w:hint="default"/>
+      </w:rPr>
+    </w:lvl>
+  </w:abstractNum>
+  <w:abstractNum w:abstractNumId="18" w15:restartNumberingAfterBreak="0">
     <w:nsid w:val="489A6FFD"/>
     <w:multiLevelType w:val="hybridMultilevel"/>
     <w:tmpl w:val="2E7A624A"/>
@@ -3410,10 +4211,10 @@
       </w:rPr>
     </w:lvl>
   </w:abstractNum>
-  <w:abstractNum w:abstractNumId="16" w15:restartNumberingAfterBreak="0">
+  <w:abstractNum w:abstractNumId="19" w15:restartNumberingAfterBreak="0">
     <w:nsid w:val="4B220CCD"/>
     <w:multiLevelType w:val="hybridMultilevel"/>
-    <w:tmpl w:val="085854AA"/>
+    <w:tmpl w:val="93C4483A"/>
     <w:lvl w:ilvl="0" w:tplc="04090001">
       <w:start w:val="1"/>
       <w:numFmt w:val="bullet"/>
@@ -3523,7 +4324,7 @@
       </w:rPr>
     </w:lvl>
   </w:abstractNum>
-  <w:abstractNum w:abstractNumId="17" w15:restartNumberingAfterBreak="0">
+  <w:abstractNum w:abstractNumId="20" w15:restartNumberingAfterBreak="0">
     <w:nsid w:val="520841AF"/>
     <w:multiLevelType w:val="hybridMultilevel"/>
     <w:tmpl w:val="CA140926"/>
@@ -3636,7 +4437,7 @@
       </w:rPr>
     </w:lvl>
   </w:abstractNum>
-  <w:abstractNum w:abstractNumId="18" w15:restartNumberingAfterBreak="0">
+  <w:abstractNum w:abstractNumId="21" w15:restartNumberingAfterBreak="0">
     <w:nsid w:val="54CC6CED"/>
     <w:multiLevelType w:val="multilevel"/>
     <w:tmpl w:val="5C0812D4"/>
@@ -3785,7 +4586,120 @@
       </w:rPr>
     </w:lvl>
   </w:abstractNum>
-  <w:abstractNum w:abstractNumId="19" w15:restartNumberingAfterBreak="0">
+  <w:abstractNum w:abstractNumId="22" w15:restartNumberingAfterBreak="0">
+    <w:nsid w:val="56425915"/>
+    <w:multiLevelType w:val="hybridMultilevel"/>
+    <w:tmpl w:val="A7D4034A"/>
+    <w:lvl w:ilvl="0" w:tplc="04090001">
+      <w:start w:val="1"/>
+      <w:numFmt w:val="bullet"/>
+      <w:lvlText w:val=""/>
+      <w:lvlJc w:val="left"/>
+      <w:pPr>
+        <w:ind w:left="720" w:hanging="360"/>
+      </w:pPr>
+      <w:rPr>
+        <w:rFonts w:ascii="Symbol" w:hAnsi="Symbol" w:hint="default"/>
+      </w:rPr>
+    </w:lvl>
+    <w:lvl w:ilvl="1" w:tplc="04090003" w:tentative="1">
+      <w:start w:val="1"/>
+      <w:numFmt w:val="bullet"/>
+      <w:lvlText w:val="o"/>
+      <w:lvlJc w:val="left"/>
+      <w:pPr>
+        <w:ind w:left="1440" w:hanging="360"/>
+      </w:pPr>
+      <w:rPr>
+        <w:rFonts w:ascii="Courier New" w:hAnsi="Courier New" w:cs="Courier New" w:hint="default"/>
+      </w:rPr>
+    </w:lvl>
+    <w:lvl w:ilvl="2" w:tplc="04090005" w:tentative="1">
+      <w:start w:val="1"/>
+      <w:numFmt w:val="bullet"/>
+      <w:lvlText w:val=""/>
+      <w:lvlJc w:val="left"/>
+      <w:pPr>
+        <w:ind w:left="2160" w:hanging="360"/>
+      </w:pPr>
+      <w:rPr>
+        <w:rFonts w:ascii="Wingdings" w:hAnsi="Wingdings" w:hint="default"/>
+      </w:rPr>
+    </w:lvl>
+    <w:lvl w:ilvl="3" w:tplc="04090001" w:tentative="1">
+      <w:start w:val="1"/>
+      <w:numFmt w:val="bullet"/>
+      <w:lvlText w:val=""/>
+      <w:lvlJc w:val="left"/>
+      <w:pPr>
+        <w:ind w:left="2880" w:hanging="360"/>
+      </w:pPr>
+      <w:rPr>
+        <w:rFonts w:ascii="Symbol" w:hAnsi="Symbol" w:hint="default"/>
+      </w:rPr>
+    </w:lvl>
+    <w:lvl w:ilvl="4" w:tplc="04090003" w:tentative="1">
+      <w:start w:val="1"/>
+      <w:numFmt w:val="bullet"/>
+      <w:lvlText w:val="o"/>
+      <w:lvlJc w:val="left"/>
+      <w:pPr>
+        <w:ind w:left="3600" w:hanging="360"/>
+      </w:pPr>
+      <w:rPr>
+        <w:rFonts w:ascii="Courier New" w:hAnsi="Courier New" w:cs="Courier New" w:hint="default"/>
+      </w:rPr>
+    </w:lvl>
+    <w:lvl w:ilvl="5" w:tplc="04090005" w:tentative="1">
+      <w:start w:val="1"/>
+      <w:numFmt w:val="bullet"/>
+      <w:lvlText w:val=""/>
+      <w:lvlJc w:val="left"/>
+      <w:pPr>
+        <w:ind w:left="4320" w:hanging="360"/>
+      </w:pPr>
+      <w:rPr>
+        <w:rFonts w:ascii="Wingdings" w:hAnsi="Wingdings" w:hint="default"/>
+      </w:rPr>
+    </w:lvl>
+    <w:lvl w:ilvl="6" w:tplc="04090001" w:tentative="1">
+      <w:start w:val="1"/>
+      <w:numFmt w:val="bullet"/>
+      <w:lvlText w:val=""/>
+      <w:lvlJc w:val="left"/>
+      <w:pPr>
+        <w:ind w:left="5040" w:hanging="360"/>
+      </w:pPr>
+      <w:rPr>
+        <w:rFonts w:ascii="Symbol" w:hAnsi="Symbol" w:hint="default"/>
+      </w:rPr>
+    </w:lvl>
+    <w:lvl w:ilvl="7" w:tplc="04090003" w:tentative="1">
+      <w:start w:val="1"/>
+      <w:numFmt w:val="bullet"/>
+      <w:lvlText w:val="o"/>
+      <w:lvlJc w:val="left"/>
+      <w:pPr>
+        <w:ind w:left="5760" w:hanging="360"/>
+      </w:pPr>
+      <w:rPr>
+        <w:rFonts w:ascii="Courier New" w:hAnsi="Courier New" w:cs="Courier New" w:hint="default"/>
+      </w:rPr>
+    </w:lvl>
+    <w:lvl w:ilvl="8" w:tplc="04090005" w:tentative="1">
+      <w:start w:val="1"/>
+      <w:numFmt w:val="bullet"/>
+      <w:lvlText w:val=""/>
+      <w:lvlJc w:val="left"/>
+      <w:pPr>
+        <w:ind w:left="6480" w:hanging="360"/>
+      </w:pPr>
+      <w:rPr>
+        <w:rFonts w:ascii="Wingdings" w:hAnsi="Wingdings" w:hint="default"/>
+      </w:rPr>
+    </w:lvl>
+  </w:abstractNum>
+  <w:abstractNum w:abstractNumId="23" w15:restartNumberingAfterBreak="0">
     <w:nsid w:val="647224A8"/>
     <w:multiLevelType w:val="hybridMultilevel"/>
     <w:tmpl w:val="12047954"/>
@@ -3898,7 +4812,120 @@
       </w:rPr>
     </w:lvl>
   </w:abstractNum>
-  <w:abstractNum w:abstractNumId="20" w15:restartNumberingAfterBreak="0">
+  <w:abstractNum w:abstractNumId="24" w15:restartNumberingAfterBreak="0">
+    <w:nsid w:val="69007542"/>
+    <w:multiLevelType w:val="hybridMultilevel"/>
+    <w:tmpl w:val="8BB28D0E"/>
+    <w:lvl w:ilvl="0" w:tplc="04090001">
+      <w:start w:val="1"/>
+      <w:numFmt w:val="bullet"/>
+      <w:lvlText w:val=""/>
+      <w:lvlJc w:val="left"/>
+      <w:pPr>
+        <w:ind w:left="720" w:hanging="360"/>
+      </w:pPr>
+      <w:rPr>
+        <w:rFonts w:ascii="Symbol" w:hAnsi="Symbol" w:hint="default"/>
+      </w:rPr>
+    </w:lvl>
+    <w:lvl w:ilvl="1" w:tplc="04090003" w:tentative="1">
+      <w:start w:val="1"/>
+      <w:numFmt w:val="bullet"/>
+      <w:lvlText w:val="o"/>
+      <w:lvlJc w:val="left"/>
+      <w:pPr>
+        <w:ind w:left="1440" w:hanging="360"/>
+      </w:pPr>
+      <w:rPr>
+        <w:rFonts w:ascii="Courier New" w:hAnsi="Courier New" w:cs="Courier New" w:hint="default"/>
+      </w:rPr>
+    </w:lvl>
+    <w:lvl w:ilvl="2" w:tplc="04090005" w:tentative="1">
+      <w:start w:val="1"/>
+      <w:numFmt w:val="bullet"/>
+      <w:lvlText w:val=""/>
+      <w:lvlJc w:val="left"/>
+      <w:pPr>
+        <w:ind w:left="2160" w:hanging="360"/>
+      </w:pPr>
+      <w:rPr>
+        <w:rFonts w:ascii="Wingdings" w:hAnsi="Wingdings" w:hint="default"/>
+      </w:rPr>
+    </w:lvl>
+    <w:lvl w:ilvl="3" w:tplc="04090001" w:tentative="1">
+      <w:start w:val="1"/>
+      <w:numFmt w:val="bullet"/>
+      <w:lvlText w:val=""/>
+      <w:lvlJc w:val="left"/>
+      <w:pPr>
+        <w:ind w:left="2880" w:hanging="360"/>
+      </w:pPr>
+      <w:rPr>
+        <w:rFonts w:ascii="Symbol" w:hAnsi="Symbol" w:hint="default"/>
+      </w:rPr>
+    </w:lvl>
+    <w:lvl w:ilvl="4" w:tplc="04090003" w:tentative="1">
+      <w:start w:val="1"/>
+      <w:numFmt w:val="bullet"/>
+      <w:lvlText w:val="o"/>
+      <w:lvlJc w:val="left"/>
+      <w:pPr>
+        <w:ind w:left="3600" w:hanging="360"/>
+      </w:pPr>
+      <w:rPr>
+        <w:rFonts w:ascii="Courier New" w:hAnsi="Courier New" w:cs="Courier New" w:hint="default"/>
+      </w:rPr>
+    </w:lvl>
+    <w:lvl w:ilvl="5" w:tplc="04090005" w:tentative="1">
+      <w:start w:val="1"/>
+      <w:numFmt w:val="bullet"/>
+      <w:lvlText w:val=""/>
+      <w:lvlJc w:val="left"/>
+      <w:pPr>
+        <w:ind w:left="4320" w:hanging="360"/>
+      </w:pPr>
+      <w:rPr>
+        <w:rFonts w:ascii="Wingdings" w:hAnsi="Wingdings" w:hint="default"/>
+      </w:rPr>
+    </w:lvl>
+    <w:lvl w:ilvl="6" w:tplc="04090001" w:tentative="1">
+      <w:start w:val="1"/>
+      <w:numFmt w:val="bullet"/>
+      <w:lvlText w:val=""/>
+      <w:lvlJc w:val="left"/>
+      <w:pPr>
+        <w:ind w:left="5040" w:hanging="360"/>
+      </w:pPr>
+      <w:rPr>
+        <w:rFonts w:ascii="Symbol" w:hAnsi="Symbol" w:hint="default"/>
+      </w:rPr>
+    </w:lvl>
+    <w:lvl w:ilvl="7" w:tplc="04090003" w:tentative="1">
+      <w:start w:val="1"/>
+      <w:numFmt w:val="bullet"/>
+      <w:lvlText w:val="o"/>
+      <w:lvlJc w:val="left"/>
+      <w:pPr>
+        <w:ind w:left="5760" w:hanging="360"/>
+      </w:pPr>
+      <w:rPr>
+        <w:rFonts w:ascii="Courier New" w:hAnsi="Courier New" w:cs="Courier New" w:hint="default"/>
+      </w:rPr>
+    </w:lvl>
+    <w:lvl w:ilvl="8" w:tplc="04090005" w:tentative="1">
+      <w:start w:val="1"/>
+      <w:numFmt w:val="bullet"/>
+      <w:lvlText w:val=""/>
+      <w:lvlJc w:val="left"/>
+      <w:pPr>
+        <w:ind w:left="6480" w:hanging="360"/>
+      </w:pPr>
+      <w:rPr>
+        <w:rFonts w:ascii="Wingdings" w:hAnsi="Wingdings" w:hint="default"/>
+      </w:rPr>
+    </w:lvl>
+  </w:abstractNum>
+  <w:abstractNum w:abstractNumId="25" w15:restartNumberingAfterBreak="0">
     <w:nsid w:val="6A83636C"/>
     <w:multiLevelType w:val="multilevel"/>
     <w:tmpl w:val="5C0812D4"/>
@@ -4047,7 +5074,7 @@
       </w:rPr>
     </w:lvl>
   </w:abstractNum>
-  <w:abstractNum w:abstractNumId="21" w15:restartNumberingAfterBreak="0">
+  <w:abstractNum w:abstractNumId="26" w15:restartNumberingAfterBreak="0">
     <w:nsid w:val="71A338A2"/>
     <w:multiLevelType w:val="hybridMultilevel"/>
     <w:tmpl w:val="CEAE8B44"/>
@@ -4160,10 +5187,10 @@
       </w:rPr>
     </w:lvl>
   </w:abstractNum>
-  <w:abstractNum w:abstractNumId="22" w15:restartNumberingAfterBreak="0">
+  <w:abstractNum w:abstractNumId="27" w15:restartNumberingAfterBreak="0">
     <w:nsid w:val="734A28A5"/>
     <w:multiLevelType w:val="hybridMultilevel"/>
-    <w:tmpl w:val="5422361A"/>
+    <w:tmpl w:val="D742B0E0"/>
     <w:lvl w:ilvl="0" w:tplc="04090001">
       <w:start w:val="1"/>
       <w:numFmt w:val="bullet"/>
@@ -4273,7 +5300,7 @@
       </w:rPr>
     </w:lvl>
   </w:abstractNum>
-  <w:abstractNum w:abstractNumId="23" w15:restartNumberingAfterBreak="0">
+  <w:abstractNum w:abstractNumId="28" w15:restartNumberingAfterBreak="0">
     <w:nsid w:val="7B76382A"/>
     <w:multiLevelType w:val="hybridMultilevel"/>
     <w:tmpl w:val="25547D42"/>
@@ -4386,7 +5413,7 @@
       </w:rPr>
     </w:lvl>
   </w:abstractNum>
-  <w:abstractNum w:abstractNumId="24" w15:restartNumberingAfterBreak="0">
+  <w:abstractNum w:abstractNumId="29" w15:restartNumberingAfterBreak="0">
     <w:nsid w:val="7C1C1943"/>
     <w:multiLevelType w:val="hybridMultilevel"/>
     <w:tmpl w:val="ABD4695A"/>
@@ -4500,7 +5527,7 @@
     </w:lvl>
   </w:abstractNum>
   <w:num w:numId="1" w16cid:durableId="39788198">
-    <w:abstractNumId w:val="23"/>
+    <w:abstractNumId w:val="28"/>
   </w:num>
   <w:num w:numId="2" w16cid:durableId="62602937">
     <w:abstractNumId w:val="3"/>
@@ -4515,10 +5542,10 @@
     <w:abstractNumId w:val="10"/>
   </w:num>
   <w:num w:numId="6" w16cid:durableId="1780418235">
-    <w:abstractNumId w:val="19"/>
+    <w:abstractNumId w:val="23"/>
   </w:num>
   <w:num w:numId="7" w16cid:durableId="722405972">
-    <w:abstractNumId w:val="21"/>
+    <w:abstractNumId w:val="26"/>
   </w:num>
   <w:num w:numId="8" w16cid:durableId="1809200041">
     <w:abstractNumId w:val="8"/>
@@ -4533,28 +5560,28 @@
     <w:abstractNumId w:val="1"/>
   </w:num>
   <w:num w:numId="12" w16cid:durableId="1089935369">
-    <w:abstractNumId w:val="16"/>
+    <w:abstractNumId w:val="19"/>
   </w:num>
   <w:num w:numId="13" w16cid:durableId="1659994007">
     <w:abstractNumId w:val="2"/>
   </w:num>
   <w:num w:numId="14" w16cid:durableId="1387415966">
-    <w:abstractNumId w:val="24"/>
+    <w:abstractNumId w:val="29"/>
   </w:num>
   <w:num w:numId="15" w16cid:durableId="1601332778">
     <w:abstractNumId w:val="7"/>
   </w:num>
   <w:num w:numId="16" w16cid:durableId="877283471">
-    <w:abstractNumId w:val="15"/>
+    <w:abstractNumId w:val="18"/>
   </w:num>
   <w:num w:numId="17" w16cid:durableId="1492410206">
-    <w:abstractNumId w:val="22"/>
+    <w:abstractNumId w:val="27"/>
   </w:num>
   <w:num w:numId="18" w16cid:durableId="111752634">
-    <w:abstractNumId w:val="17"/>
+    <w:abstractNumId w:val="20"/>
   </w:num>
   <w:num w:numId="19" w16cid:durableId="224683155">
-    <w:abstractNumId w:val="13"/>
+    <w:abstractNumId w:val="15"/>
   </w:num>
   <w:num w:numId="20" w16cid:durableId="488906807">
     <w:abstractNumId w:val="9"/>
@@ -4563,16 +5590,31 @@
     <w:abstractNumId w:val="0"/>
   </w:num>
   <w:num w:numId="22" w16cid:durableId="936864683">
+    <w:abstractNumId w:val="13"/>
+  </w:num>
+  <w:num w:numId="23" w16cid:durableId="848904931">
+    <w:abstractNumId w:val="16"/>
+  </w:num>
+  <w:num w:numId="24" w16cid:durableId="1881894356">
+    <w:abstractNumId w:val="25"/>
+  </w:num>
+  <w:num w:numId="25" w16cid:durableId="2113278825">
+    <w:abstractNumId w:val="21"/>
+  </w:num>
+  <w:num w:numId="26" w16cid:durableId="472530585">
     <w:abstractNumId w:val="12"/>
   </w:num>
-  <w:num w:numId="23" w16cid:durableId="848904931">
+  <w:num w:numId="27" w16cid:durableId="748816885">
     <w:abstractNumId w:val="14"/>
   </w:num>
-  <w:num w:numId="24" w16cid:durableId="1881894356">
-    <w:abstractNumId w:val="20"/>
+  <w:num w:numId="28" w16cid:durableId="1472402724">
+    <w:abstractNumId w:val="17"/>
   </w:num>
-  <w:num w:numId="25" w16cid:durableId="2113278825">
-    <w:abstractNumId w:val="18"/>
+  <w:num w:numId="29" w16cid:durableId="1225801106">
+    <w:abstractNumId w:val="22"/>
+  </w:num>
+  <w:num w:numId="30" w16cid:durableId="693582520">
+    <w:abstractNumId w:val="24"/>
   </w:num>
 </w:numbering>
 </file>
